--- a/public/inf-06/Інструкційна картка.docx
+++ b/public/inf-06/Інструкційна картка.docx
@@ -39,7 +39,7 @@
           <w:sz w:val="28"/>
           <w:szCs w:val="28"/>
         </w:rPr>
-        <w:t>5</w:t>
+        <w:t>7</w:t>
       </w:r>
       <w:r>
         <w:rPr>
@@ -48,7 +48,7 @@
           <w:sz w:val="28"/>
           <w:szCs w:val="28"/>
         </w:rPr>
-        <w:t>-26</w:t>
+        <w:t>-28</w:t>
       </w:r>
       <w:r>
         <w:rPr>
@@ -70,6 +70,7 @@
         </w:rPr>
         <w:t xml:space="preserve"> </w:t>
       </w:r>
+      <w:bookmarkEnd w:id="2"/>
       <w:r>
         <w:rPr>
           <w:rFonts w:ascii="Times New Roman" w:hAnsi="Times New Roman" w:cs="Times New Roman"/>
@@ -77,36 +78,33 @@
           <w:sz w:val="28"/>
           <w:szCs w:val="28"/>
         </w:rPr>
-        <w:t>Інфографіка. Організаційні та числові діаграми, схеми, структури та карти знань. Створення схеми будови атмосфери. Схеми. Практична діяльність: створення діаграми «Підручні джерела світла», ілюстрована інструкція «Виготовлення ліхтарика»</w:t>
+        <w:t xml:space="preserve">Робота з таблицями в середовищі текстового процесора – створення, редагування та форматування тексту. Робота з таблицями в середовищі редактора презентацій. Аналіз даних таблиць. </w:t>
+      </w:r>
+      <w:proofErr w:type="spellStart"/>
+      <w:r>
+        <w:rPr>
+          <w:rFonts w:ascii="Times New Roman" w:hAnsi="Times New Roman" w:cs="Times New Roman"/>
+          <w:i/>
+          <w:sz w:val="28"/>
+          <w:szCs w:val="28"/>
+        </w:rPr>
+        <w:t>Проєктна</w:t>
+      </w:r>
+      <w:proofErr w:type="spellEnd"/>
+      <w:r>
+        <w:rPr>
+          <w:rFonts w:ascii="Times New Roman" w:hAnsi="Times New Roman" w:cs="Times New Roman"/>
+          <w:i/>
+          <w:sz w:val="28"/>
+          <w:szCs w:val="28"/>
+        </w:rPr>
+        <w:t xml:space="preserve"> робота «Опитування думки»</w:t>
       </w:r>
     </w:p>
-    <w:bookmarkEnd w:id="2"/>
     <w:p>
       <w:pPr>
         <w:spacing w:line="276" w:lineRule="auto"/>
         <w:jc w:val="both"/>
-      </w:pPr>
-      <w:r>
-        <w:rPr>
-          <w:rFonts w:ascii="Times New Roman" w:hAnsi="Times New Roman" w:cs="Times New Roman"/>
-          <w:i/>
-          <w:sz w:val="28"/>
-          <w:szCs w:val="28"/>
-        </w:rPr>
-        <w:t xml:space="preserve"> </w:t>
-      </w:r>
-      <w:r>
-        <w:rPr>
-          <w:rFonts w:ascii="Times New Roman" w:eastAsia="Times New Roman" w:hAnsi="Times New Roman" w:cs="Times New Roman"/>
-          <w:i/>
-          <w:color w:val="000000"/>
-          <w:sz w:val="28"/>
-          <w:szCs w:val="28"/>
-          <w:lang w:eastAsia="uk-UA"/>
-        </w:rPr>
-        <w:t xml:space="preserve">Увага! </w:t>
-      </w:r>
-      <w:r>
         <w:rPr>
           <w:rFonts w:ascii="Times New Roman" w:eastAsia="Times New Roman" w:hAnsi="Times New Roman" w:cs="Times New Roman"/>
           <w:i/>
@@ -116,7 +114,26 @@
           <w:szCs w:val="28"/>
           <w:lang w:eastAsia="uk-UA"/>
         </w:rPr>
-        <w:t>Під час роботи з комп’ютером дотримуйтеся правил без</w:t>
+      </w:pPr>
+      <w:r>
+        <w:rPr>
+          <w:rFonts w:ascii="Times New Roman" w:hAnsi="Times New Roman" w:cs="Times New Roman"/>
+          <w:i/>
+          <w:sz w:val="28"/>
+          <w:szCs w:val="28"/>
+        </w:rPr>
+        <w:t xml:space="preserve"> </w:t>
+      </w:r>
+      <w:r>
+        <w:rPr>
+          <w:rFonts w:ascii="Times New Roman" w:eastAsia="Times New Roman" w:hAnsi="Times New Roman" w:cs="Times New Roman"/>
+          <w:i/>
+          <w:color w:val="000000"/>
+          <w:sz w:val="28"/>
+          <w:szCs w:val="28"/>
+          <w:lang w:eastAsia="uk-UA"/>
+        </w:rPr>
+        <w:t xml:space="preserve">Увага! </w:t>
       </w:r>
       <w:r>
         <w:rPr>
@@ -128,123 +145,259 @@
           <w:szCs w:val="28"/>
           <w:lang w:eastAsia="uk-UA"/>
         </w:rPr>
-        <w:softHyphen/>
-        <w:t>пеки та санітарно-гігієнічних норм.</w:t>
-      </w:r>
-      <w:bookmarkEnd w:id="1"/>
-      <w:r>
-        <w:t xml:space="preserve"> </w:t>
-      </w:r>
-    </w:p>
-    <w:p>
-      <w:pPr>
-        <w:spacing w:line="276" w:lineRule="auto"/>
-        <w:jc w:val="center"/>
-        <w:rPr>
-          <w:rFonts w:ascii="Times New Roman" w:hAnsi="Times New Roman" w:cs="Times New Roman"/>
-          <w:sz w:val="28"/>
-          <w:szCs w:val="28"/>
-        </w:rPr>
-      </w:pPr>
-      <w:bookmarkStart w:id="3" w:name="_Hlk151234676"/>
-      <w:r>
-        <w:rPr>
-          <w:rFonts w:ascii="Times New Roman" w:hAnsi="Times New Roman" w:cs="Times New Roman"/>
-          <w:b/>
-          <w:bCs/>
-          <w:sz w:val="28"/>
-          <w:szCs w:val="28"/>
-        </w:rPr>
-        <w:t>Вправа</w:t>
-      </w:r>
-      <w:r>
-        <w:rPr>
-          <w:rFonts w:ascii="Times New Roman" w:hAnsi="Times New Roman" w:cs="Times New Roman"/>
-          <w:b/>
-          <w:bCs/>
-          <w:sz w:val="28"/>
-          <w:szCs w:val="28"/>
-        </w:rPr>
-        <w:t xml:space="preserve"> 1.</w:t>
-      </w:r>
-      <w:r>
-        <w:rPr>
-          <w:rFonts w:ascii="Times New Roman" w:hAnsi="Times New Roman" w:cs="Times New Roman"/>
-          <w:sz w:val="28"/>
-          <w:szCs w:val="28"/>
-        </w:rPr>
-        <w:t xml:space="preserve"> </w:t>
-      </w:r>
-      <w:r>
-        <w:rPr>
-          <w:rFonts w:ascii="Times New Roman" w:hAnsi="Times New Roman" w:cs="Times New Roman"/>
-          <w:b/>
-          <w:bCs/>
-          <w:sz w:val="28"/>
-          <w:szCs w:val="28"/>
-        </w:rPr>
-        <w:t>Будова атмосфери</w:t>
-      </w:r>
-    </w:p>
-    <w:p>
-      <w:pPr>
-        <w:spacing w:line="276" w:lineRule="auto"/>
-        <w:jc w:val="both"/>
-        <w:rPr>
-          <w:rFonts w:ascii="Times New Roman" w:hAnsi="Times New Roman" w:cs="Times New Roman"/>
-          <w:sz w:val="28"/>
-          <w:szCs w:val="28"/>
-        </w:rPr>
-      </w:pPr>
-      <w:r>
-        <w:rPr>
-          <w:rFonts w:ascii="Times New Roman" w:hAnsi="Times New Roman" w:cs="Times New Roman"/>
-          <w:b/>
-          <w:bCs/>
-          <w:sz w:val="28"/>
-          <w:szCs w:val="28"/>
-        </w:rPr>
-        <w:t>Завдання.</w:t>
-      </w:r>
-      <w:r>
-        <w:rPr>
-          <w:rFonts w:ascii="Times New Roman" w:hAnsi="Times New Roman" w:cs="Times New Roman"/>
-          <w:sz w:val="28"/>
-          <w:szCs w:val="28"/>
-        </w:rPr>
-        <w:t xml:space="preserve"> Склади схему будови атмосфери Землі. Використай малюнок</w:t>
-      </w:r>
-      <w:r>
-        <w:rPr>
-          <w:rFonts w:ascii="Times New Roman" w:hAnsi="Times New Roman" w:cs="Times New Roman"/>
-          <w:sz w:val="28"/>
-          <w:szCs w:val="28"/>
-        </w:rPr>
-        <w:t>.</w:t>
-      </w:r>
-    </w:p>
-    <w:p>
-      <w:pPr>
-        <w:spacing w:line="276" w:lineRule="auto"/>
-        <w:jc w:val="center"/>
+        <w:t>Під час роботи з комп’ютером дотримуйтеся правил без</w:t>
+      </w:r>
+      <w:r>
         <w:rPr>
           <w:rFonts w:ascii="Times New Roman" w:eastAsia="Times New Roman" w:hAnsi="Times New Roman" w:cs="Times New Roman"/>
           <w:i/>
           <w:iCs/>
           <w:color w:val="000000"/>
-          <w:sz w:val="36"/>
-          <w:szCs w:val="36"/>
+          <w:sz w:val="28"/>
+          <w:szCs w:val="28"/>
           <w:lang w:eastAsia="uk-UA"/>
         </w:rPr>
+        <w:softHyphen/>
+        <w:t>пеки та санітарно-гігієнічних норм.</w:t>
+      </w:r>
+      <w:bookmarkEnd w:id="1"/>
+    </w:p>
+    <w:p>
+      <w:pPr>
+        <w:spacing w:line="276" w:lineRule="auto"/>
+        <w:jc w:val="center"/>
+        <w:rPr>
+          <w:rFonts w:ascii="Times New Roman" w:hAnsi="Times New Roman" w:cs="Times New Roman"/>
+          <w:sz w:val="28"/>
+          <w:szCs w:val="28"/>
+        </w:rPr>
+      </w:pPr>
+      <w:bookmarkStart w:id="3" w:name="_Hlk151117546"/>
+      <w:r>
+        <w:rPr>
+          <w:rFonts w:ascii="Times New Roman" w:hAnsi="Times New Roman" w:cs="Times New Roman"/>
+          <w:b/>
+          <w:bCs/>
+          <w:sz w:val="28"/>
+          <w:szCs w:val="28"/>
+        </w:rPr>
+        <w:t>Вправа</w:t>
+      </w:r>
+      <w:r>
+        <w:rPr>
+          <w:rFonts w:ascii="Times New Roman" w:hAnsi="Times New Roman" w:cs="Times New Roman"/>
+          <w:b/>
+          <w:bCs/>
+          <w:sz w:val="28"/>
+          <w:szCs w:val="28"/>
+        </w:rPr>
+        <w:t xml:space="preserve"> 1.</w:t>
+      </w:r>
+      <w:r>
+        <w:rPr>
+          <w:rFonts w:ascii="Times New Roman" w:hAnsi="Times New Roman" w:cs="Times New Roman"/>
+          <w:sz w:val="28"/>
+          <w:szCs w:val="28"/>
+        </w:rPr>
+        <w:t xml:space="preserve"> </w:t>
+      </w:r>
+      <w:r>
+        <w:rPr>
+          <w:rFonts w:ascii="Times New Roman" w:hAnsi="Times New Roman" w:cs="Times New Roman"/>
+          <w:b/>
+          <w:bCs/>
+          <w:sz w:val="28"/>
+          <w:szCs w:val="28"/>
+        </w:rPr>
+        <w:t>Створення таблиці</w:t>
+      </w:r>
+    </w:p>
+    <w:p>
+      <w:pPr>
+        <w:spacing w:line="276" w:lineRule="auto"/>
+        <w:jc w:val="both"/>
+        <w:rPr>
+          <w:rFonts w:ascii="Times New Roman" w:hAnsi="Times New Roman" w:cs="Times New Roman"/>
+          <w:sz w:val="28"/>
+          <w:szCs w:val="28"/>
+        </w:rPr>
+      </w:pPr>
+      <w:r>
+        <w:rPr>
+          <w:rFonts w:ascii="Times New Roman" w:hAnsi="Times New Roman" w:cs="Times New Roman"/>
+          <w:b/>
+          <w:bCs/>
+          <w:sz w:val="28"/>
+          <w:szCs w:val="28"/>
+        </w:rPr>
+        <w:t>Завдання.</w:t>
+      </w:r>
+      <w:r>
+        <w:rPr>
+          <w:rFonts w:ascii="Times New Roman" w:hAnsi="Times New Roman" w:cs="Times New Roman"/>
+          <w:sz w:val="28"/>
+          <w:szCs w:val="28"/>
+        </w:rPr>
+        <w:t xml:space="preserve"> Створи документ із оголошенням про пошук господарів для цуценяти з використанням таблиці та зображення (</w:t>
+      </w:r>
+      <w:proofErr w:type="spellStart"/>
+      <w:r>
+        <w:rPr>
+          <w:rFonts w:ascii="Times New Roman" w:hAnsi="Times New Roman" w:cs="Times New Roman"/>
+          <w:sz w:val="28"/>
+          <w:szCs w:val="28"/>
+        </w:rPr>
+        <w:t>мал</w:t>
+      </w:r>
+      <w:proofErr w:type="spellEnd"/>
+      <w:r>
+        <w:rPr>
+          <w:rFonts w:ascii="Times New Roman" w:hAnsi="Times New Roman" w:cs="Times New Roman"/>
+          <w:sz w:val="28"/>
+          <w:szCs w:val="28"/>
+        </w:rPr>
+        <w:t xml:space="preserve">. 1). </w:t>
+      </w:r>
+    </w:p>
+    <w:p>
+      <w:pPr>
+        <w:pStyle w:val="a3"/>
+        <w:numPr>
+          <w:ilvl w:val="0"/>
+          <w:numId w:val="11"/>
+        </w:numPr>
+        <w:spacing w:line="276" w:lineRule="auto"/>
+        <w:jc w:val="both"/>
+        <w:rPr>
+          <w:rFonts w:ascii="Times New Roman" w:hAnsi="Times New Roman" w:cs="Times New Roman"/>
+          <w:sz w:val="28"/>
+          <w:szCs w:val="28"/>
+        </w:rPr>
       </w:pPr>
       <w:r>
         <w:rPr>
           <w:noProof/>
         </w:rPr>
+        <mc:AlternateContent>
+          <mc:Choice Requires="wps">
+            <w:drawing>
+              <wp:anchor distT="0" distB="0" distL="114300" distR="114300" simplePos="0" relativeHeight="251660288" behindDoc="0" locked="0" layoutInCell="1" allowOverlap="1" wp14:anchorId="4B0A81E7" wp14:editId="549A8219">
+                <wp:simplePos x="0" y="0"/>
+                <wp:positionH relativeFrom="column">
+                  <wp:posOffset>3953510</wp:posOffset>
+                </wp:positionH>
+                <wp:positionV relativeFrom="paragraph">
+                  <wp:posOffset>1799590</wp:posOffset>
+                </wp:positionV>
+                <wp:extent cx="2307590" cy="635"/>
+                <wp:effectExtent l="0" t="0" r="0" b="0"/>
+                <wp:wrapSquare wrapText="bothSides"/>
+                <wp:docPr id="2" name="Поле 2"/>
+                <wp:cNvGraphicFramePr/>
+                <a:graphic xmlns:a="http://schemas.openxmlformats.org/drawingml/2006/main">
+                  <a:graphicData uri="http://schemas.microsoft.com/office/word/2010/wordprocessingShape">
+                    <wps:wsp>
+                      <wps:cNvSpPr txBox="1"/>
+                      <wps:spPr>
+                        <a:xfrm>
+                          <a:off x="0" y="0"/>
+                          <a:ext cx="2307590" cy="635"/>
+                        </a:xfrm>
+                        <a:prstGeom prst="rect">
+                          <a:avLst/>
+                        </a:prstGeom>
+                        <a:solidFill>
+                          <a:prstClr val="white"/>
+                        </a:solidFill>
+                        <a:ln>
+                          <a:noFill/>
+                        </a:ln>
+                      </wps:spPr>
+                      <wps:txbx>
+                        <w:txbxContent>
+                          <w:p>
+                            <w:pPr>
+                              <w:pStyle w:val="a4"/>
+                              <w:jc w:val="center"/>
+                              <w:rPr>
+                                <w:b/>
+                                <w:bCs/>
+                                <w:noProof/>
+                              </w:rPr>
+                            </w:pPr>
+                            <w:r>
+                              <w:rPr>
+                                <w:b/>
+                                <w:bCs/>
+                              </w:rPr>
+                              <w:t>Мал. 1</w:t>
+                            </w:r>
+                          </w:p>
+                        </w:txbxContent>
+                      </wps:txbx>
+                      <wps:bodyPr rot="0" spcFirstLastPara="0" vertOverflow="overflow" horzOverflow="overflow" vert="horz" wrap="square" lIns="0" tIns="0" rIns="0" bIns="0" numCol="1" spcCol="0" rtlCol="0" fromWordArt="0" anchor="t" anchorCtr="0" forceAA="0" compatLnSpc="1">
+                        <a:prstTxWarp prst="textNoShape">
+                          <a:avLst/>
+                        </a:prstTxWarp>
+                        <a:spAutoFit/>
+                      </wps:bodyPr>
+                    </wps:wsp>
+                  </a:graphicData>
+                </a:graphic>
+              </wp:anchor>
+            </w:drawing>
+          </mc:Choice>
+          <mc:Fallback>
+            <w:pict>
+              <v:shapetype w14:anchorId="4B0A81E7" id="_x0000_t202" coordsize="21600,21600" o:spt="202" path="m,l,21600r21600,l21600,xe">
+                <v:stroke joinstyle="miter"/>
+                <v:path gradientshapeok="t" o:connecttype="rect"/>
+              </v:shapetype>
+              <v:shape id="Поле 2" o:spid="_x0000_s1026" type="#_x0000_t202" style="position:absolute;left:0;text-align:left;margin-left:311.3pt;margin-top:141.7pt;width:181.7pt;height:.05pt;z-index:251660288;visibility:visible;mso-wrap-style:square;mso-wrap-distance-left:9pt;mso-wrap-distance-top:0;mso-wrap-distance-right:9pt;mso-wrap-distance-bottom:0;mso-position-horizontal:absolute;mso-position-horizontal-relative:text;mso-position-vertical:absolute;mso-position-vertical-relative:text;v-text-anchor:top" o:gfxdata="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" stroked="f">
+                <v:textbox style="mso-fit-shape-to-text:t" inset="0,0,0,0">
+                  <w:txbxContent>
+                    <w:p>
+                      <w:pPr>
+                        <w:pStyle w:val="a4"/>
+                        <w:jc w:val="center"/>
+                        <w:rPr>
+                          <w:b/>
+                          <w:bCs/>
+                          <w:noProof/>
+                        </w:rPr>
+                      </w:pPr>
+                      <w:r>
+                        <w:rPr>
+                          <w:b/>
+                          <w:bCs/>
+                        </w:rPr>
+                        <w:t>Мал. 1</w:t>
+                      </w:r>
+                    </w:p>
+                  </w:txbxContent>
+                </v:textbox>
+                <w10:wrap type="square"/>
+              </v:shape>
+            </w:pict>
+          </mc:Fallback>
+        </mc:AlternateContent>
+      </w:r>
+      <w:r>
+        <w:rPr>
+          <w:noProof/>
+        </w:rPr>
         <w:drawing>
-          <wp:inline distT="0" distB="0" distL="0" distR="0" wp14:anchorId="014E8806" wp14:editId="2E128505">
-            <wp:extent cx="2042160" cy="2397319"/>
-            <wp:effectExtent l="0" t="0" r="0" b="3175"/>
+          <wp:anchor distT="0" distB="0" distL="114300" distR="114300" simplePos="0" relativeHeight="251658240" behindDoc="0" locked="0" layoutInCell="1" allowOverlap="1" wp14:anchorId="5867720A" wp14:editId="1131674B">
+            <wp:simplePos x="0" y="0"/>
+            <wp:positionH relativeFrom="column">
+              <wp:posOffset>3953510</wp:posOffset>
+            </wp:positionH>
+            <wp:positionV relativeFrom="paragraph">
+              <wp:posOffset>1270</wp:posOffset>
+            </wp:positionV>
+            <wp:extent cx="2307590" cy="1741170"/>
+            <wp:effectExtent l="19050" t="19050" r="16510" b="11430"/>
+            <wp:wrapSquare wrapText="bothSides"/>
             <wp:docPr id="1" name="Рисунок 1"/>
             <wp:cNvGraphicFramePr>
               <a:graphicFrameLocks xmlns:a="http://schemas.openxmlformats.org/drawingml/2006/main" noChangeAspect="1"/>
@@ -257,7 +410,13 @@
                     <pic:cNvPicPr/>
                   </pic:nvPicPr>
                   <pic:blipFill>
-                    <a:blip r:embed="rId5"/>
+                    <a:blip r:embed="rId5">
+                      <a:extLst>
+                        <a:ext uri="{28A0092B-C50C-407E-A947-70E740481C1C}">
+                          <a14:useLocalDpi xmlns:a14="http://schemas.microsoft.com/office/drawing/2010/main" val="0"/>
+                        </a:ext>
+                      </a:extLst>
+                    </a:blip>
                     <a:stretch>
                       <a:fillRect/>
                     </a:stretch>
@@ -265,7 +424,861 @@
                   <pic:spPr>
                     <a:xfrm>
                       <a:off x="0" y="0"/>
-                      <a:ext cx="2051827" cy="2408667"/>
+                      <a:ext cx="2307590" cy="1741170"/>
+                    </a:xfrm>
+                    <a:prstGeom prst="rect">
+                      <a:avLst/>
+                    </a:prstGeom>
+                    <a:ln>
+                      <a:solidFill>
+                        <a:schemeClr val="tx1"/>
+                      </a:solidFill>
+                    </a:ln>
+                  </pic:spPr>
+                </pic:pic>
+              </a:graphicData>
+            </a:graphic>
+            <wp14:sizeRelH relativeFrom="page">
+              <wp14:pctWidth>0</wp14:pctWidth>
+            </wp14:sizeRelH>
+            <wp14:sizeRelV relativeFrom="page">
+              <wp14:pctHeight>0</wp14:pctHeight>
+            </wp14:sizeRelV>
+          </wp:anchor>
+        </w:drawing>
+      </w:r>
+      <w:r>
+        <w:rPr>
+          <w:rFonts w:ascii="Times New Roman" w:hAnsi="Times New Roman" w:cs="Times New Roman"/>
+          <w:sz w:val="28"/>
+          <w:szCs w:val="28"/>
+        </w:rPr>
+        <w:t xml:space="preserve">У папці </w:t>
+      </w:r>
+      <w:r>
+        <w:rPr>
+          <w:rFonts w:ascii="Times New Roman" w:hAnsi="Times New Roman" w:cs="Times New Roman"/>
+          <w:b/>
+          <w:bCs/>
+          <w:sz w:val="28"/>
+          <w:szCs w:val="28"/>
+        </w:rPr>
+        <w:t>Тексти</w:t>
+      </w:r>
+      <w:r>
+        <w:rPr>
+          <w:rFonts w:ascii="Times New Roman" w:hAnsi="Times New Roman" w:cs="Times New Roman"/>
+          <w:sz w:val="28"/>
+          <w:szCs w:val="28"/>
+        </w:rPr>
+        <w:t xml:space="preserve"> своєї структури папок створи новий документ, вмістом якого буде оголошення про пошук гос</w:t>
+      </w:r>
+      <w:r>
+        <w:rPr>
+          <w:rFonts w:ascii="Times New Roman" w:hAnsi="Times New Roman" w:cs="Times New Roman"/>
+          <w:sz w:val="28"/>
+          <w:szCs w:val="28"/>
+        </w:rPr>
+        <w:softHyphen/>
+        <w:t>подарів для цуценяти.</w:t>
+      </w:r>
+    </w:p>
+    <w:p>
+      <w:pPr>
+        <w:pStyle w:val="a3"/>
+        <w:numPr>
+          <w:ilvl w:val="0"/>
+          <w:numId w:val="11"/>
+        </w:numPr>
+        <w:spacing w:line="276" w:lineRule="auto"/>
+        <w:jc w:val="both"/>
+        <w:rPr>
+          <w:rFonts w:ascii="Times New Roman" w:hAnsi="Times New Roman" w:cs="Times New Roman"/>
+          <w:sz w:val="28"/>
+          <w:szCs w:val="28"/>
+        </w:rPr>
+      </w:pPr>
+      <w:r>
+        <w:rPr>
+          <w:rFonts w:ascii="Times New Roman" w:hAnsi="Times New Roman" w:cs="Times New Roman"/>
+          <w:sz w:val="28"/>
+          <w:szCs w:val="28"/>
+        </w:rPr>
+        <w:t>У створеному документі встав таблицю розміром 2</w:t>
+      </w:r>
+      <w:r>
+        <w:rPr>
+          <w:rFonts w:ascii="Times New Roman" w:hAnsi="Times New Roman" w:cs="Times New Roman"/>
+          <w:sz w:val="28"/>
+          <w:szCs w:val="28"/>
+        </w:rPr>
+        <w:t>х</w:t>
+      </w:r>
+      <w:r>
+        <w:rPr>
+          <w:rFonts w:ascii="Times New Roman" w:hAnsi="Times New Roman" w:cs="Times New Roman"/>
+          <w:sz w:val="28"/>
+          <w:szCs w:val="28"/>
+        </w:rPr>
+        <w:t>5 одним із відомих тобі способів.</w:t>
+      </w:r>
+    </w:p>
+    <w:p>
+      <w:pPr>
+        <w:pStyle w:val="a3"/>
+        <w:spacing w:line="276" w:lineRule="auto"/>
+        <w:jc w:val="both"/>
+        <w:rPr>
+          <w:rFonts w:ascii="Times New Roman" w:hAnsi="Times New Roman" w:cs="Times New Roman"/>
+          <w:sz w:val="28"/>
+          <w:szCs w:val="28"/>
+        </w:rPr>
+      </w:pPr>
+    </w:p>
+    <w:p>
+      <w:pPr>
+        <w:pStyle w:val="a3"/>
+        <w:numPr>
+          <w:ilvl w:val="0"/>
+          <w:numId w:val="11"/>
+        </w:numPr>
+        <w:spacing w:line="276" w:lineRule="auto"/>
+        <w:jc w:val="both"/>
+        <w:rPr>
+          <w:rFonts w:ascii="Times New Roman" w:hAnsi="Times New Roman" w:cs="Times New Roman"/>
+          <w:sz w:val="28"/>
+          <w:szCs w:val="28"/>
+        </w:rPr>
+      </w:pPr>
+      <w:r>
+        <w:rPr>
+          <w:rFonts w:ascii="Times New Roman" w:hAnsi="Times New Roman" w:cs="Times New Roman"/>
+          <w:sz w:val="28"/>
+          <w:szCs w:val="28"/>
+        </w:rPr>
+        <w:t xml:space="preserve">Об’єднай усі клітинки першого рядка таблиці. Скористайся для цього інструментом </w:t>
+      </w:r>
+      <w:r>
+        <w:rPr>
+          <w:rFonts w:ascii="Times New Roman" w:hAnsi="Times New Roman" w:cs="Times New Roman"/>
+          <w:b/>
+          <w:bCs/>
+          <w:sz w:val="28"/>
+          <w:szCs w:val="28"/>
+        </w:rPr>
+        <w:t>Об’єднати клітинки</w:t>
+      </w:r>
+      <w:r>
+        <w:rPr>
+          <w:rFonts w:ascii="Times New Roman" w:hAnsi="Times New Roman" w:cs="Times New Roman"/>
+          <w:sz w:val="28"/>
+          <w:szCs w:val="28"/>
+        </w:rPr>
+        <w:t xml:space="preserve">. </w:t>
+      </w:r>
+    </w:p>
+    <w:p>
+      <w:pPr>
+        <w:pStyle w:val="a3"/>
+        <w:numPr>
+          <w:ilvl w:val="0"/>
+          <w:numId w:val="11"/>
+        </w:numPr>
+        <w:spacing w:line="276" w:lineRule="auto"/>
+        <w:jc w:val="both"/>
+        <w:rPr>
+          <w:rFonts w:ascii="Times New Roman" w:hAnsi="Times New Roman" w:cs="Times New Roman"/>
+          <w:sz w:val="28"/>
+          <w:szCs w:val="28"/>
+        </w:rPr>
+      </w:pPr>
+      <w:r>
+        <w:rPr>
+          <w:rFonts w:ascii="Times New Roman" w:hAnsi="Times New Roman" w:cs="Times New Roman"/>
+          <w:sz w:val="28"/>
+          <w:szCs w:val="28"/>
+        </w:rPr>
+        <w:t>Введи в клітинці першого рядка текст «</w:t>
+      </w:r>
+      <w:proofErr w:type="spellStart"/>
+      <w:r>
+        <w:rPr>
+          <w:rFonts w:ascii="Times New Roman" w:hAnsi="Times New Roman" w:cs="Times New Roman"/>
+          <w:sz w:val="28"/>
+          <w:szCs w:val="28"/>
+        </w:rPr>
+        <w:t>Віддам</w:t>
+      </w:r>
+      <w:proofErr w:type="spellEnd"/>
+      <w:r>
+        <w:rPr>
+          <w:rFonts w:ascii="Times New Roman" w:hAnsi="Times New Roman" w:cs="Times New Roman"/>
+          <w:sz w:val="28"/>
+          <w:szCs w:val="28"/>
+        </w:rPr>
+        <w:t xml:space="preserve"> у добрі руки маленьке цуценя» та встанови такі значення параметрів форматування: </w:t>
+      </w:r>
+      <w:r>
+        <w:rPr>
+          <w:rFonts w:ascii="Times New Roman" w:hAnsi="Times New Roman" w:cs="Times New Roman"/>
+          <w:i/>
+          <w:iCs/>
+          <w:sz w:val="28"/>
+          <w:szCs w:val="28"/>
+        </w:rPr>
+        <w:t>шрифт</w:t>
+      </w:r>
+      <w:r>
+        <w:rPr>
+          <w:rFonts w:ascii="Times New Roman" w:hAnsi="Times New Roman" w:cs="Times New Roman"/>
+          <w:sz w:val="28"/>
+          <w:szCs w:val="28"/>
+        </w:rPr>
+        <w:t xml:space="preserve"> — </w:t>
+      </w:r>
+      <w:proofErr w:type="spellStart"/>
+      <w:r>
+        <w:rPr>
+          <w:rFonts w:ascii="Times New Roman" w:hAnsi="Times New Roman" w:cs="Times New Roman"/>
+          <w:sz w:val="28"/>
+          <w:szCs w:val="28"/>
+        </w:rPr>
+        <w:t>Times</w:t>
+      </w:r>
+      <w:proofErr w:type="spellEnd"/>
+      <w:r>
+        <w:rPr>
+          <w:rFonts w:ascii="Times New Roman" w:hAnsi="Times New Roman" w:cs="Times New Roman"/>
+          <w:sz w:val="28"/>
+          <w:szCs w:val="28"/>
+        </w:rPr>
+        <w:t xml:space="preserve"> </w:t>
+      </w:r>
+      <w:proofErr w:type="spellStart"/>
+      <w:r>
+        <w:rPr>
+          <w:rFonts w:ascii="Times New Roman" w:hAnsi="Times New Roman" w:cs="Times New Roman"/>
+          <w:sz w:val="28"/>
+          <w:szCs w:val="28"/>
+        </w:rPr>
+        <w:t>New</w:t>
+      </w:r>
+      <w:proofErr w:type="spellEnd"/>
+      <w:r>
+        <w:rPr>
+          <w:rFonts w:ascii="Times New Roman" w:hAnsi="Times New Roman" w:cs="Times New Roman"/>
+          <w:sz w:val="28"/>
+          <w:szCs w:val="28"/>
+        </w:rPr>
+        <w:t xml:space="preserve"> </w:t>
+      </w:r>
+      <w:proofErr w:type="spellStart"/>
+      <w:r>
+        <w:rPr>
+          <w:rFonts w:ascii="Times New Roman" w:hAnsi="Times New Roman" w:cs="Times New Roman"/>
+          <w:sz w:val="28"/>
+          <w:szCs w:val="28"/>
+        </w:rPr>
+        <w:t>Roman</w:t>
+      </w:r>
+      <w:proofErr w:type="spellEnd"/>
+      <w:r>
+        <w:rPr>
+          <w:rFonts w:ascii="Times New Roman" w:hAnsi="Times New Roman" w:cs="Times New Roman"/>
+          <w:sz w:val="28"/>
+          <w:szCs w:val="28"/>
+        </w:rPr>
+        <w:t xml:space="preserve">, </w:t>
+      </w:r>
+      <w:r>
+        <w:rPr>
+          <w:rFonts w:ascii="Times New Roman" w:hAnsi="Times New Roman" w:cs="Times New Roman"/>
+          <w:i/>
+          <w:iCs/>
+          <w:sz w:val="28"/>
+          <w:szCs w:val="28"/>
+        </w:rPr>
+        <w:t>розмір</w:t>
+      </w:r>
+      <w:r>
+        <w:rPr>
+          <w:rFonts w:ascii="Times New Roman" w:hAnsi="Times New Roman" w:cs="Times New Roman"/>
+          <w:sz w:val="28"/>
+          <w:szCs w:val="28"/>
+        </w:rPr>
+        <w:t xml:space="preserve"> — 12, </w:t>
+      </w:r>
+      <w:r>
+        <w:rPr>
+          <w:rFonts w:ascii="Times New Roman" w:hAnsi="Times New Roman" w:cs="Times New Roman"/>
+          <w:i/>
+          <w:iCs/>
+          <w:sz w:val="28"/>
+          <w:szCs w:val="28"/>
+        </w:rPr>
+        <w:t>стиль накреслення</w:t>
+      </w:r>
+      <w:r>
+        <w:rPr>
+          <w:rFonts w:ascii="Times New Roman" w:hAnsi="Times New Roman" w:cs="Times New Roman"/>
+          <w:sz w:val="28"/>
+          <w:szCs w:val="28"/>
+        </w:rPr>
+        <w:t xml:space="preserve"> — напівжирний, курсив</w:t>
+      </w:r>
+      <w:r>
+        <w:rPr>
+          <w:rFonts w:ascii="Times New Roman" w:hAnsi="Times New Roman" w:cs="Times New Roman"/>
+          <w:sz w:val="28"/>
+          <w:szCs w:val="28"/>
+        </w:rPr>
+        <w:t xml:space="preserve">; </w:t>
+      </w:r>
+      <w:r>
+        <w:rPr>
+          <w:rFonts w:ascii="Times New Roman" w:hAnsi="Times New Roman" w:cs="Times New Roman"/>
+          <w:i/>
+          <w:iCs/>
+          <w:sz w:val="28"/>
+          <w:szCs w:val="28"/>
+        </w:rPr>
+        <w:t>вирівнювання</w:t>
+      </w:r>
+      <w:r>
+        <w:rPr>
+          <w:rFonts w:ascii="Times New Roman" w:hAnsi="Times New Roman" w:cs="Times New Roman"/>
+          <w:sz w:val="28"/>
+          <w:szCs w:val="28"/>
+        </w:rPr>
+        <w:t xml:space="preserve"> — по центру. </w:t>
+      </w:r>
+    </w:p>
+    <w:p>
+      <w:pPr>
+        <w:pStyle w:val="a3"/>
+        <w:numPr>
+          <w:ilvl w:val="0"/>
+          <w:numId w:val="11"/>
+        </w:numPr>
+        <w:spacing w:line="276" w:lineRule="auto"/>
+        <w:jc w:val="both"/>
+        <w:rPr>
+          <w:rFonts w:ascii="Times New Roman" w:hAnsi="Times New Roman" w:cs="Times New Roman"/>
+          <w:sz w:val="28"/>
+          <w:szCs w:val="28"/>
+        </w:rPr>
+      </w:pPr>
+      <w:r>
+        <w:rPr>
+          <w:rFonts w:ascii="Times New Roman" w:hAnsi="Times New Roman" w:cs="Times New Roman"/>
+          <w:sz w:val="28"/>
+          <w:szCs w:val="28"/>
+        </w:rPr>
+        <w:t xml:space="preserve">Встав до клітинки зображення цуценяти, що міститься у файлі </w:t>
+      </w:r>
+      <w:r>
+        <w:rPr>
+          <w:rFonts w:ascii="Times New Roman" w:hAnsi="Times New Roman" w:cs="Times New Roman"/>
+          <w:b/>
+          <w:bCs/>
+          <w:sz w:val="28"/>
+          <w:szCs w:val="28"/>
+        </w:rPr>
+        <w:t>Цуценя</w:t>
+      </w:r>
+      <w:r>
+        <w:rPr>
+          <w:rFonts w:ascii="Times New Roman" w:hAnsi="Times New Roman" w:cs="Times New Roman"/>
+          <w:sz w:val="28"/>
+          <w:szCs w:val="28"/>
+        </w:rPr>
+        <w:t xml:space="preserve">. Зміни його розмір, встанови обтікання текстом </w:t>
+      </w:r>
+      <w:r>
+        <w:rPr>
+          <w:rFonts w:ascii="Times New Roman" w:hAnsi="Times New Roman" w:cs="Times New Roman"/>
+          <w:b/>
+          <w:bCs/>
+          <w:sz w:val="28"/>
+          <w:szCs w:val="28"/>
+        </w:rPr>
+        <w:t>Навколо рамки</w:t>
+      </w:r>
+      <w:r>
+        <w:rPr>
+          <w:rFonts w:ascii="Times New Roman" w:hAnsi="Times New Roman" w:cs="Times New Roman"/>
+          <w:sz w:val="28"/>
+          <w:szCs w:val="28"/>
+        </w:rPr>
+        <w:t xml:space="preserve">, щоб розмістити його за зразком. </w:t>
+      </w:r>
+    </w:p>
+    <w:p>
+      <w:pPr>
+        <w:pStyle w:val="a3"/>
+        <w:numPr>
+          <w:ilvl w:val="0"/>
+          <w:numId w:val="11"/>
+        </w:numPr>
+        <w:spacing w:line="276" w:lineRule="auto"/>
+        <w:jc w:val="both"/>
+        <w:rPr>
+          <w:rFonts w:ascii="Times New Roman" w:hAnsi="Times New Roman" w:cs="Times New Roman"/>
+          <w:sz w:val="28"/>
+          <w:szCs w:val="28"/>
+        </w:rPr>
+      </w:pPr>
+      <w:r>
+        <w:rPr>
+          <w:rFonts w:ascii="Times New Roman" w:hAnsi="Times New Roman" w:cs="Times New Roman"/>
+          <w:sz w:val="28"/>
+          <w:szCs w:val="28"/>
+        </w:rPr>
+        <w:t>У першому стовпці другого рядка введи текст «</w:t>
+      </w:r>
+      <w:proofErr w:type="spellStart"/>
+      <w:r>
+        <w:rPr>
+          <w:rFonts w:ascii="Times New Roman" w:hAnsi="Times New Roman" w:cs="Times New Roman"/>
+          <w:sz w:val="28"/>
+          <w:szCs w:val="28"/>
+        </w:rPr>
+        <w:t>тел</w:t>
+      </w:r>
+      <w:proofErr w:type="spellEnd"/>
+      <w:r>
+        <w:rPr>
+          <w:rFonts w:ascii="Times New Roman" w:hAnsi="Times New Roman" w:cs="Times New Roman"/>
+          <w:sz w:val="28"/>
+          <w:szCs w:val="28"/>
+        </w:rPr>
+        <w:t xml:space="preserve">. 050-0-55-55 Питати Марію», виділи його й на вкладці </w:t>
+      </w:r>
+      <w:r>
+        <w:rPr>
+          <w:rFonts w:ascii="Times New Roman" w:hAnsi="Times New Roman" w:cs="Times New Roman"/>
+          <w:b/>
+          <w:bCs/>
+          <w:sz w:val="28"/>
+          <w:szCs w:val="28"/>
+        </w:rPr>
+        <w:t>Макет</w:t>
+      </w:r>
+      <w:r>
+        <w:rPr>
+          <w:rFonts w:ascii="Times New Roman" w:hAnsi="Times New Roman" w:cs="Times New Roman"/>
+          <w:b/>
+          <w:bCs/>
+          <w:sz w:val="28"/>
+          <w:szCs w:val="28"/>
+        </w:rPr>
+        <w:t xml:space="preserve"> </w:t>
+      </w:r>
+      <w:r>
+        <w:rPr>
+          <w:rFonts w:ascii="Times New Roman" w:hAnsi="Times New Roman" w:cs="Times New Roman"/>
+          <w:sz w:val="28"/>
+          <w:szCs w:val="28"/>
+        </w:rPr>
+        <w:t xml:space="preserve">у групі </w:t>
+      </w:r>
+      <w:r>
+        <w:rPr>
+          <w:rFonts w:ascii="Times New Roman" w:hAnsi="Times New Roman" w:cs="Times New Roman"/>
+          <w:b/>
+          <w:bCs/>
+          <w:sz w:val="28"/>
+          <w:szCs w:val="28"/>
+        </w:rPr>
+        <w:t>Вирівнювання</w:t>
+      </w:r>
+      <w:r>
+        <w:rPr>
+          <w:rFonts w:ascii="Times New Roman" w:hAnsi="Times New Roman" w:cs="Times New Roman"/>
+          <w:sz w:val="28"/>
+          <w:szCs w:val="28"/>
+        </w:rPr>
+        <w:t xml:space="preserve"> вибери інструмент </w:t>
+      </w:r>
+      <w:r>
+        <w:rPr>
+          <w:rFonts w:ascii="Times New Roman" w:hAnsi="Times New Roman" w:cs="Times New Roman"/>
+          <w:b/>
+          <w:bCs/>
+          <w:sz w:val="28"/>
+          <w:szCs w:val="28"/>
+        </w:rPr>
+        <w:t>Напрямок тексту</w:t>
+      </w:r>
+      <w:r>
+        <w:rPr>
+          <w:rFonts w:ascii="Times New Roman" w:hAnsi="Times New Roman" w:cs="Times New Roman"/>
+          <w:sz w:val="28"/>
+          <w:szCs w:val="28"/>
+        </w:rPr>
+        <w:t xml:space="preserve">. Вирівняй текст по центру й вибери розмір символів — 10. </w:t>
+      </w:r>
+    </w:p>
+    <w:p>
+      <w:pPr>
+        <w:pStyle w:val="a3"/>
+        <w:numPr>
+          <w:ilvl w:val="0"/>
+          <w:numId w:val="11"/>
+        </w:numPr>
+        <w:spacing w:line="276" w:lineRule="auto"/>
+        <w:jc w:val="both"/>
+        <w:rPr>
+          <w:rFonts w:ascii="Times New Roman" w:hAnsi="Times New Roman" w:cs="Times New Roman"/>
+          <w:sz w:val="28"/>
+          <w:szCs w:val="28"/>
+        </w:rPr>
+      </w:pPr>
+      <w:r>
+        <w:rPr>
+          <w:rFonts w:ascii="Times New Roman" w:hAnsi="Times New Roman" w:cs="Times New Roman"/>
+          <w:sz w:val="28"/>
+          <w:szCs w:val="28"/>
+        </w:rPr>
+        <w:t xml:space="preserve">Скопіюй текст до інших стовпців другого рядка таблиці. </w:t>
+      </w:r>
+    </w:p>
+    <w:p>
+      <w:pPr>
+        <w:pStyle w:val="a3"/>
+        <w:numPr>
+          <w:ilvl w:val="0"/>
+          <w:numId w:val="11"/>
+        </w:numPr>
+        <w:spacing w:line="276" w:lineRule="auto"/>
+        <w:jc w:val="both"/>
+        <w:rPr>
+          <w:rFonts w:ascii="Times New Roman" w:hAnsi="Times New Roman" w:cs="Times New Roman"/>
+          <w:sz w:val="28"/>
+          <w:szCs w:val="28"/>
+        </w:rPr>
+      </w:pPr>
+      <w:r>
+        <w:rPr>
+          <w:rFonts w:ascii="Times New Roman" w:hAnsi="Times New Roman" w:cs="Times New Roman"/>
+          <w:sz w:val="28"/>
+          <w:szCs w:val="28"/>
+        </w:rPr>
+        <w:t xml:space="preserve">Збережи документ з іменем </w:t>
+      </w:r>
+      <w:r>
+        <w:rPr>
+          <w:rFonts w:ascii="Times New Roman" w:hAnsi="Times New Roman" w:cs="Times New Roman"/>
+          <w:b/>
+          <w:bCs/>
+          <w:sz w:val="28"/>
+          <w:szCs w:val="28"/>
+        </w:rPr>
+        <w:t>Оголошення</w:t>
+      </w:r>
+      <w:r>
+        <w:rPr>
+          <w:rFonts w:ascii="Times New Roman" w:hAnsi="Times New Roman" w:cs="Times New Roman"/>
+          <w:sz w:val="28"/>
+          <w:szCs w:val="28"/>
+        </w:rPr>
+        <w:t xml:space="preserve"> в папці </w:t>
+      </w:r>
+      <w:r>
+        <w:rPr>
+          <w:rFonts w:ascii="Times New Roman" w:hAnsi="Times New Roman" w:cs="Times New Roman"/>
+          <w:b/>
+          <w:bCs/>
+          <w:sz w:val="28"/>
+          <w:szCs w:val="28"/>
+        </w:rPr>
+        <w:t>Тексти</w:t>
+      </w:r>
+      <w:r>
+        <w:rPr>
+          <w:rFonts w:ascii="Times New Roman" w:hAnsi="Times New Roman" w:cs="Times New Roman"/>
+          <w:sz w:val="28"/>
+          <w:szCs w:val="28"/>
+        </w:rPr>
+        <w:t xml:space="preserve"> своєї структури папок.</w:t>
+      </w:r>
+    </w:p>
+    <w:bookmarkEnd w:id="3"/>
+    <w:p>
+      <w:pPr>
+        <w:spacing w:line="276" w:lineRule="auto"/>
+        <w:jc w:val="center"/>
+        <w:rPr>
+          <w:rFonts w:ascii="Times New Roman" w:hAnsi="Times New Roman" w:cs="Times New Roman"/>
+          <w:b/>
+          <w:bCs/>
+          <w:sz w:val="28"/>
+          <w:szCs w:val="28"/>
+        </w:rPr>
+      </w:pPr>
+    </w:p>
+    <w:p>
+      <w:pPr>
+        <w:spacing w:line="276" w:lineRule="auto"/>
+        <w:jc w:val="center"/>
+        <w:rPr>
+          <w:rFonts w:ascii="Times New Roman" w:hAnsi="Times New Roman" w:cs="Times New Roman"/>
+          <w:b/>
+          <w:bCs/>
+          <w:sz w:val="28"/>
+          <w:szCs w:val="28"/>
+        </w:rPr>
+      </w:pPr>
+      <w:r>
+        <w:rPr>
+          <w:rFonts w:ascii="Times New Roman" w:hAnsi="Times New Roman" w:cs="Times New Roman"/>
+          <w:b/>
+          <w:bCs/>
+          <w:sz w:val="28"/>
+          <w:szCs w:val="28"/>
+        </w:rPr>
+        <w:t xml:space="preserve">Вправа </w:t>
+      </w:r>
+      <w:r>
+        <w:rPr>
+          <w:rFonts w:ascii="Times New Roman" w:hAnsi="Times New Roman" w:cs="Times New Roman"/>
+          <w:b/>
+          <w:bCs/>
+          <w:sz w:val="28"/>
+          <w:szCs w:val="28"/>
+        </w:rPr>
+        <w:t>2</w:t>
+      </w:r>
+      <w:r>
+        <w:rPr>
+          <w:rFonts w:ascii="Times New Roman" w:hAnsi="Times New Roman" w:cs="Times New Roman"/>
+          <w:b/>
+          <w:bCs/>
+          <w:sz w:val="28"/>
+          <w:szCs w:val="28"/>
+        </w:rPr>
+        <w:t>. Аналіз даних у таблиці</w:t>
+      </w:r>
+    </w:p>
+    <w:p>
+      <w:pPr>
+        <w:spacing w:line="276" w:lineRule="auto"/>
+        <w:jc w:val="both"/>
+        <w:rPr>
+          <w:rFonts w:ascii="Times New Roman" w:hAnsi="Times New Roman" w:cs="Times New Roman"/>
+          <w:sz w:val="28"/>
+          <w:szCs w:val="28"/>
+        </w:rPr>
+      </w:pPr>
+      <w:r>
+        <w:rPr>
+          <w:rFonts w:ascii="Times New Roman" w:hAnsi="Times New Roman" w:cs="Times New Roman"/>
+          <w:b/>
+          <w:bCs/>
+          <w:sz w:val="28"/>
+          <w:szCs w:val="28"/>
+        </w:rPr>
+        <w:t>Завдання.</w:t>
+      </w:r>
+      <w:r>
+        <w:rPr>
+          <w:rFonts w:ascii="Times New Roman" w:hAnsi="Times New Roman" w:cs="Times New Roman"/>
+          <w:sz w:val="28"/>
+          <w:szCs w:val="28"/>
+        </w:rPr>
+        <w:t xml:space="preserve"> На підвечірок на базі відпочинку запропоновано на вибір п’ять страв. Леся, Ангеліна, Наталя і Настя обрали </w:t>
+      </w:r>
+      <w:proofErr w:type="spellStart"/>
+      <w:r>
+        <w:rPr>
+          <w:rFonts w:ascii="Times New Roman" w:hAnsi="Times New Roman" w:cs="Times New Roman"/>
+          <w:sz w:val="28"/>
+          <w:szCs w:val="28"/>
+        </w:rPr>
+        <w:t>мюслі</w:t>
+      </w:r>
+      <w:proofErr w:type="spellEnd"/>
+      <w:r>
+        <w:rPr>
+          <w:rFonts w:ascii="Times New Roman" w:hAnsi="Times New Roman" w:cs="Times New Roman"/>
+          <w:sz w:val="28"/>
+          <w:szCs w:val="28"/>
+        </w:rPr>
+        <w:t xml:space="preserve">. </w:t>
+      </w:r>
+      <w:r>
+        <w:rPr>
+          <w:rFonts w:ascii="Times New Roman" w:hAnsi="Times New Roman" w:cs="Times New Roman"/>
+          <w:sz w:val="28"/>
+          <w:szCs w:val="28"/>
+        </w:rPr>
+        <w:t>Микола</w:t>
+      </w:r>
+      <w:r>
+        <w:rPr>
+          <w:rFonts w:ascii="Times New Roman" w:hAnsi="Times New Roman" w:cs="Times New Roman"/>
+          <w:sz w:val="28"/>
+          <w:szCs w:val="28"/>
+        </w:rPr>
+        <w:t>, Павло, Софія, Аня, Саш</w:t>
+      </w:r>
+      <w:r>
+        <w:rPr>
+          <w:rFonts w:ascii="Times New Roman" w:hAnsi="Times New Roman" w:cs="Times New Roman"/>
+          <w:sz w:val="28"/>
+          <w:szCs w:val="28"/>
+        </w:rPr>
+        <w:t>ко</w:t>
+      </w:r>
+      <w:r>
+        <w:rPr>
+          <w:rFonts w:ascii="Times New Roman" w:hAnsi="Times New Roman" w:cs="Times New Roman"/>
+          <w:sz w:val="28"/>
+          <w:szCs w:val="28"/>
+        </w:rPr>
+        <w:t xml:space="preserve"> і </w:t>
+      </w:r>
+      <w:r>
+        <w:rPr>
+          <w:rFonts w:ascii="Times New Roman" w:hAnsi="Times New Roman" w:cs="Times New Roman"/>
+          <w:sz w:val="28"/>
+          <w:szCs w:val="28"/>
+        </w:rPr>
+        <w:lastRenderedPageBreak/>
+        <w:t xml:space="preserve">Олексій замовили булочку з чаєм. </w:t>
+      </w:r>
+      <w:r>
+        <w:rPr>
+          <w:rFonts w:ascii="Times New Roman" w:hAnsi="Times New Roman" w:cs="Times New Roman"/>
+          <w:sz w:val="28"/>
+          <w:szCs w:val="28"/>
+        </w:rPr>
+        <w:t>Михайло</w:t>
+      </w:r>
+      <w:r>
+        <w:rPr>
+          <w:rFonts w:ascii="Times New Roman" w:hAnsi="Times New Roman" w:cs="Times New Roman"/>
+          <w:sz w:val="28"/>
+          <w:szCs w:val="28"/>
+        </w:rPr>
+        <w:t xml:space="preserve"> і Юля — бутерброд із соком. Ніна, Аліна, Ілля, Вероніка й Руслан захотіли сирну запіканку з какао. Іра, Мар’ян, Стас, Ігор і Назар — </w:t>
+      </w:r>
+      <w:proofErr w:type="spellStart"/>
+      <w:r>
+        <w:rPr>
+          <w:rFonts w:ascii="Times New Roman" w:hAnsi="Times New Roman" w:cs="Times New Roman"/>
+          <w:sz w:val="28"/>
+          <w:szCs w:val="28"/>
+        </w:rPr>
+        <w:t>круасан</w:t>
+      </w:r>
+      <w:proofErr w:type="spellEnd"/>
+      <w:r>
+        <w:rPr>
+          <w:rFonts w:ascii="Times New Roman" w:hAnsi="Times New Roman" w:cs="Times New Roman"/>
+          <w:sz w:val="28"/>
+          <w:szCs w:val="28"/>
+        </w:rPr>
+        <w:t xml:space="preserve"> із йогуртом. Подай дані так, щоб працівники їдальні швидко накрили столи із замовленням. Дай відповіді на запитання для дієтсестри для планування раціону для дітей у файлі </w:t>
+      </w:r>
+      <w:r>
+        <w:rPr>
+          <w:rFonts w:ascii="Times New Roman" w:hAnsi="Times New Roman" w:cs="Times New Roman"/>
+          <w:b/>
+          <w:bCs/>
+          <w:sz w:val="28"/>
+          <w:szCs w:val="28"/>
+        </w:rPr>
+        <w:t>Аналіз</w:t>
+      </w:r>
+      <w:r>
+        <w:rPr>
+          <w:rFonts w:ascii="Times New Roman" w:hAnsi="Times New Roman" w:cs="Times New Roman"/>
+          <w:sz w:val="28"/>
+          <w:szCs w:val="28"/>
+        </w:rPr>
+        <w:t xml:space="preserve"> (</w:t>
+      </w:r>
+      <w:proofErr w:type="spellStart"/>
+      <w:r>
+        <w:rPr>
+          <w:rFonts w:ascii="Times New Roman" w:hAnsi="Times New Roman" w:cs="Times New Roman"/>
+          <w:sz w:val="28"/>
+          <w:szCs w:val="28"/>
+        </w:rPr>
+        <w:t>мал</w:t>
+      </w:r>
+      <w:proofErr w:type="spellEnd"/>
+      <w:r>
+        <w:rPr>
+          <w:rFonts w:ascii="Times New Roman" w:hAnsi="Times New Roman" w:cs="Times New Roman"/>
+          <w:sz w:val="28"/>
+          <w:szCs w:val="28"/>
+        </w:rPr>
+        <w:t xml:space="preserve">. </w:t>
+      </w:r>
+      <w:r>
+        <w:rPr>
+          <w:rFonts w:ascii="Times New Roman" w:hAnsi="Times New Roman" w:cs="Times New Roman"/>
+          <w:sz w:val="28"/>
+          <w:szCs w:val="28"/>
+        </w:rPr>
+        <w:t>2</w:t>
+      </w:r>
+      <w:r>
+        <w:rPr>
+          <w:rFonts w:ascii="Times New Roman" w:hAnsi="Times New Roman" w:cs="Times New Roman"/>
+          <w:sz w:val="28"/>
+          <w:szCs w:val="28"/>
+        </w:rPr>
+        <w:t>). Побудуй граф замовлен</w:t>
+      </w:r>
+      <w:r>
+        <w:rPr>
+          <w:rFonts w:ascii="Times New Roman" w:hAnsi="Times New Roman" w:cs="Times New Roman"/>
+          <w:sz w:val="28"/>
+          <w:szCs w:val="28"/>
+        </w:rPr>
+        <w:t>ня.</w:t>
+      </w:r>
+    </w:p>
+    <w:p>
+      <w:pPr>
+        <w:spacing w:line="276" w:lineRule="auto"/>
+        <w:jc w:val="center"/>
+        <w:rPr>
+          <w:rFonts w:ascii="Times New Roman" w:hAnsi="Times New Roman" w:cs="Times New Roman"/>
+          <w:sz w:val="28"/>
+          <w:szCs w:val="28"/>
+        </w:rPr>
+      </w:pPr>
+      <w:r>
+        <w:rPr>
+          <w:noProof/>
+        </w:rPr>
+        <w:drawing>
+          <wp:inline distT="0" distB="0" distL="0" distR="0" wp14:anchorId="2C3E7D28" wp14:editId="4A837426">
+            <wp:extent cx="6300470" cy="1108710"/>
+            <wp:effectExtent l="0" t="0" r="5080" b="0"/>
+            <wp:docPr id="5" name="Рисунок 5"/>
+            <wp:cNvGraphicFramePr/>
+            <a:graphic xmlns:a="http://schemas.openxmlformats.org/drawingml/2006/main">
+              <a:graphicData uri="http://schemas.openxmlformats.org/drawingml/2006/picture">
+                <pic:pic xmlns:pic="http://schemas.openxmlformats.org/drawingml/2006/picture">
+                  <pic:nvPicPr>
+                    <pic:cNvPr id="5" name="Рисунок 5"/>
+                    <pic:cNvPicPr/>
+                  </pic:nvPicPr>
+                  <pic:blipFill>
+                    <a:blip r:embed="rId6"/>
+                    <a:stretch>
+                      <a:fillRect/>
+                    </a:stretch>
+                  </pic:blipFill>
+                  <pic:spPr>
+                    <a:xfrm>
+                      <a:off x="0" y="0"/>
+                      <a:ext cx="6300470" cy="1108710"/>
                     </a:xfrm>
                     <a:prstGeom prst="rect">
                       <a:avLst/>
@@ -280,28 +1293,54 @@
     </w:p>
     <w:p>
       <w:pPr>
+        <w:pStyle w:val="a4"/>
+        <w:jc w:val="center"/>
+        <w:rPr>
+          <w:rFonts w:ascii="Times New Roman" w:hAnsi="Times New Roman" w:cs="Times New Roman"/>
+          <w:b/>
+          <w:bCs/>
+          <w:sz w:val="28"/>
+          <w:szCs w:val="28"/>
+        </w:rPr>
+      </w:pPr>
+      <w:r>
+        <w:rPr>
+          <w:b/>
+          <w:bCs/>
+        </w:rPr>
+        <w:t>Мал. 2</w:t>
+      </w:r>
+    </w:p>
+    <w:p>
+      <w:pPr>
         <w:pStyle w:val="a3"/>
         <w:numPr>
           <w:ilvl w:val="0"/>
-          <w:numId w:val="9"/>
+          <w:numId w:val="12"/>
         </w:numPr>
         <w:spacing w:line="276" w:lineRule="auto"/>
         <w:jc w:val="both"/>
         <w:rPr>
-          <w:rFonts w:ascii="Times New Roman" w:eastAsia="Times New Roman" w:hAnsi="Times New Roman" w:cs="Times New Roman"/>
-          <w:color w:val="000000"/>
-          <w:sz w:val="40"/>
-          <w:szCs w:val="40"/>
-          <w:lang w:eastAsia="uk-UA"/>
-        </w:rPr>
-      </w:pPr>
-      <w:r>
-        <w:rPr>
-          <w:rFonts w:ascii="Times New Roman" w:hAnsi="Times New Roman" w:cs="Times New Roman"/>
-          <w:sz w:val="28"/>
-          <w:szCs w:val="28"/>
-        </w:rPr>
-        <w:t xml:space="preserve">Створи документ </w:t>
+          <w:rFonts w:ascii="Times New Roman" w:hAnsi="Times New Roman" w:cs="Times New Roman"/>
+          <w:sz w:val="28"/>
+          <w:szCs w:val="28"/>
+        </w:rPr>
+      </w:pPr>
+      <w:r>
+        <w:rPr>
+          <w:rFonts w:ascii="Times New Roman" w:hAnsi="Times New Roman" w:cs="Times New Roman"/>
+          <w:sz w:val="28"/>
+          <w:szCs w:val="28"/>
+        </w:rPr>
+        <w:t>Відкрий файл презентації</w:t>
+      </w:r>
+      <w:r>
+        <w:rPr>
+          <w:rFonts w:ascii="Times New Roman" w:hAnsi="Times New Roman" w:cs="Times New Roman"/>
+          <w:sz w:val="28"/>
+          <w:szCs w:val="28"/>
+        </w:rPr>
+        <w:t xml:space="preserve"> </w:t>
       </w:r>
       <w:r>
         <w:rPr>
@@ -311,15 +1350,15 @@
           <w:sz w:val="28"/>
           <w:szCs w:val="28"/>
         </w:rPr>
-        <w:t>Атмосфера</w:t>
-      </w:r>
-      <w:r>
-        <w:rPr>
-          <w:rFonts w:ascii="Times New Roman" w:hAnsi="Times New Roman" w:cs="Times New Roman"/>
-          <w:sz w:val="28"/>
-          <w:szCs w:val="28"/>
-        </w:rPr>
-        <w:t xml:space="preserve"> у своїй структурі папок. </w:t>
+        <w:t>Аналіз</w:t>
+      </w:r>
+      <w:r>
+        <w:rPr>
+          <w:rFonts w:ascii="Times New Roman" w:hAnsi="Times New Roman" w:cs="Times New Roman"/>
+          <w:sz w:val="28"/>
+          <w:szCs w:val="28"/>
+        </w:rPr>
+        <w:t xml:space="preserve"> у середовищі вибраного тобою редактора презентацій. </w:t>
       </w:r>
     </w:p>
     <w:p>
@@ -327,25 +1366,23 @@
         <w:pStyle w:val="a3"/>
         <w:numPr>
           <w:ilvl w:val="0"/>
-          <w:numId w:val="9"/>
+          <w:numId w:val="12"/>
         </w:numPr>
         <w:spacing w:line="276" w:lineRule="auto"/>
         <w:jc w:val="both"/>
         <w:rPr>
-          <w:rFonts w:ascii="Times New Roman" w:eastAsia="Times New Roman" w:hAnsi="Times New Roman" w:cs="Times New Roman"/>
-          <w:color w:val="000000"/>
-          <w:sz w:val="40"/>
-          <w:szCs w:val="40"/>
-          <w:lang w:eastAsia="uk-UA"/>
-        </w:rPr>
-      </w:pPr>
-      <w:r>
-        <w:rPr>
-          <w:rFonts w:ascii="Times New Roman" w:hAnsi="Times New Roman" w:cs="Times New Roman"/>
-          <w:sz w:val="28"/>
-          <w:szCs w:val="28"/>
-        </w:rPr>
-        <w:t xml:space="preserve">Додай організаційну діаграму, яка ілюструє структуру атмосфери. </w:t>
+          <w:rFonts w:ascii="Times New Roman" w:hAnsi="Times New Roman" w:cs="Times New Roman"/>
+          <w:sz w:val="28"/>
+          <w:szCs w:val="28"/>
+        </w:rPr>
+      </w:pPr>
+      <w:r>
+        <w:rPr>
+          <w:rFonts w:ascii="Times New Roman" w:hAnsi="Times New Roman" w:cs="Times New Roman"/>
+          <w:sz w:val="28"/>
+          <w:szCs w:val="28"/>
+        </w:rPr>
+        <w:t xml:space="preserve">Розглянь стіл замовлень на титульному слайді. </w:t>
       </w:r>
     </w:p>
     <w:p>
@@ -353,25 +1390,23 @@
         <w:pStyle w:val="a3"/>
         <w:numPr>
           <w:ilvl w:val="0"/>
-          <w:numId w:val="9"/>
+          <w:numId w:val="12"/>
         </w:numPr>
         <w:spacing w:line="276" w:lineRule="auto"/>
         <w:jc w:val="both"/>
         <w:rPr>
-          <w:rFonts w:ascii="Times New Roman" w:eastAsia="Times New Roman" w:hAnsi="Times New Roman" w:cs="Times New Roman"/>
-          <w:color w:val="000000"/>
-          <w:sz w:val="40"/>
-          <w:szCs w:val="40"/>
-          <w:lang w:eastAsia="uk-UA"/>
-        </w:rPr>
-      </w:pPr>
-      <w:r>
-        <w:rPr>
-          <w:rFonts w:ascii="Times New Roman" w:hAnsi="Times New Roman" w:cs="Times New Roman"/>
-          <w:sz w:val="28"/>
-          <w:szCs w:val="28"/>
-        </w:rPr>
-        <w:t xml:space="preserve">Введи назви шарів атмосфери. За потреби додай фігуру. </w:t>
+          <w:rFonts w:ascii="Times New Roman" w:hAnsi="Times New Roman" w:cs="Times New Roman"/>
+          <w:sz w:val="28"/>
+          <w:szCs w:val="28"/>
+        </w:rPr>
+      </w:pPr>
+      <w:r>
+        <w:rPr>
+          <w:rFonts w:ascii="Times New Roman" w:hAnsi="Times New Roman" w:cs="Times New Roman"/>
+          <w:sz w:val="28"/>
+          <w:szCs w:val="28"/>
+        </w:rPr>
+        <w:t xml:space="preserve">Перейди до слайда 2, прочитай замовлення та додай об’єкт — таблицю. Визнач, скільки стовпців та рядків у таблиці потрібно додати, якщо в їдальні на столи розкладуть їжу, а діти самі сядуть біля того, що вибрали. </w:t>
       </w:r>
     </w:p>
     <w:p>
@@ -379,25 +1414,23 @@
         <w:pStyle w:val="a3"/>
         <w:numPr>
           <w:ilvl w:val="0"/>
-          <w:numId w:val="9"/>
+          <w:numId w:val="12"/>
         </w:numPr>
         <w:spacing w:line="276" w:lineRule="auto"/>
         <w:jc w:val="both"/>
         <w:rPr>
-          <w:rFonts w:ascii="Times New Roman" w:eastAsia="Times New Roman" w:hAnsi="Times New Roman" w:cs="Times New Roman"/>
-          <w:color w:val="000000"/>
-          <w:sz w:val="40"/>
-          <w:szCs w:val="40"/>
-          <w:lang w:eastAsia="uk-UA"/>
-        </w:rPr>
-      </w:pPr>
-      <w:r>
-        <w:rPr>
-          <w:rFonts w:ascii="Times New Roman" w:hAnsi="Times New Roman" w:cs="Times New Roman"/>
-          <w:sz w:val="28"/>
-          <w:szCs w:val="28"/>
-        </w:rPr>
-        <w:t xml:space="preserve">Зміни колір діаграми так, щоб кольори змінювались від світлого до темного відтінку того самого кольору. </w:t>
+          <w:rFonts w:ascii="Times New Roman" w:hAnsi="Times New Roman" w:cs="Times New Roman"/>
+          <w:sz w:val="28"/>
+          <w:szCs w:val="28"/>
+        </w:rPr>
+      </w:pPr>
+      <w:r>
+        <w:rPr>
+          <w:rFonts w:ascii="Times New Roman" w:hAnsi="Times New Roman" w:cs="Times New Roman"/>
+          <w:sz w:val="28"/>
+          <w:szCs w:val="28"/>
+        </w:rPr>
+        <w:t xml:space="preserve">Дай відповіді на питання дієтсестри. </w:t>
       </w:r>
     </w:p>
     <w:p>
@@ -405,50 +1438,24 @@
         <w:pStyle w:val="a3"/>
         <w:numPr>
           <w:ilvl w:val="0"/>
-          <w:numId w:val="9"/>
+          <w:numId w:val="12"/>
         </w:numPr>
         <w:spacing w:line="276" w:lineRule="auto"/>
         <w:jc w:val="both"/>
         <w:rPr>
-          <w:rFonts w:ascii="Times New Roman" w:eastAsia="Times New Roman" w:hAnsi="Times New Roman" w:cs="Times New Roman"/>
-          <w:color w:val="000000"/>
-          <w:sz w:val="40"/>
-          <w:szCs w:val="40"/>
-          <w:lang w:eastAsia="uk-UA"/>
-        </w:rPr>
-      </w:pPr>
-      <w:r>
-        <w:rPr>
-          <w:rFonts w:ascii="Times New Roman" w:hAnsi="Times New Roman" w:cs="Times New Roman"/>
-          <w:sz w:val="28"/>
-          <w:szCs w:val="28"/>
-        </w:rPr>
-        <w:t>Збережи зміни у файлі та продемонструй свою роботу в класі.</w:t>
-      </w:r>
-    </w:p>
-    <w:p>
-      <w:pPr>
-        <w:spacing w:line="276" w:lineRule="auto"/>
-        <w:ind w:left="360"/>
-        <w:jc w:val="both"/>
-        <w:rPr>
-          <w:rFonts w:ascii="Times New Roman" w:hAnsi="Times New Roman" w:cs="Times New Roman"/>
-          <w:sz w:val="28"/>
-          <w:szCs w:val="28"/>
-        </w:rPr>
-      </w:pPr>
-    </w:p>
-    <w:p>
-      <w:pPr>
-        <w:spacing w:line="276" w:lineRule="auto"/>
-        <w:ind w:left="360"/>
-        <w:jc w:val="both"/>
-        <w:rPr>
-          <w:rFonts w:ascii="Times New Roman" w:hAnsi="Times New Roman" w:cs="Times New Roman"/>
-          <w:sz w:val="28"/>
-          <w:szCs w:val="28"/>
-        </w:rPr>
-      </w:pPr>
+          <w:rFonts w:ascii="Times New Roman" w:hAnsi="Times New Roman" w:cs="Times New Roman"/>
+          <w:sz w:val="28"/>
+          <w:szCs w:val="28"/>
+        </w:rPr>
+      </w:pPr>
+      <w:r>
+        <w:rPr>
+          <w:rFonts w:ascii="Times New Roman" w:hAnsi="Times New Roman" w:cs="Times New Roman"/>
+          <w:sz w:val="28"/>
+          <w:szCs w:val="28"/>
+        </w:rPr>
+        <w:t xml:space="preserve">Заповни граф: зафарбуй вказаним кольором стільки клітинок кожного стовпця таблиці, скільки дітей обрало відповідну страву. Для цього виділи потрібну кількість клітинок та у меню </w:t>
+      </w:r>
       <w:r>
         <w:rPr>
           <w:rFonts w:ascii="Times New Roman" w:hAnsi="Times New Roman" w:cs="Times New Roman"/>
@@ -457,54 +1464,16 @@
           <w:sz w:val="28"/>
           <w:szCs w:val="28"/>
         </w:rPr>
-        <w:t>Вправа 2.</w:t>
-      </w:r>
-      <w:r>
-        <w:rPr>
-          <w:rFonts w:ascii="Times New Roman" w:hAnsi="Times New Roman" w:cs="Times New Roman"/>
-          <w:sz w:val="28"/>
-          <w:szCs w:val="28"/>
-        </w:rPr>
-        <w:t xml:space="preserve"> </w:t>
-      </w:r>
-      <w:r>
-        <w:rPr>
-          <w:rFonts w:ascii="Times New Roman" w:hAnsi="Times New Roman" w:cs="Times New Roman"/>
-          <w:sz w:val="28"/>
-          <w:szCs w:val="28"/>
-        </w:rPr>
-        <w:t xml:space="preserve">Побудуй схему про писемні джерела з історії України. </w:t>
-      </w:r>
-      <w:proofErr w:type="spellStart"/>
-      <w:r>
-        <w:rPr>
-          <w:rFonts w:ascii="Times New Roman" w:hAnsi="Times New Roman" w:cs="Times New Roman"/>
-          <w:sz w:val="28"/>
-          <w:szCs w:val="28"/>
-        </w:rPr>
-        <w:t>Обери</w:t>
-      </w:r>
-      <w:proofErr w:type="spellEnd"/>
-      <w:r>
-        <w:rPr>
-          <w:rFonts w:ascii="Times New Roman" w:hAnsi="Times New Roman" w:cs="Times New Roman"/>
-          <w:sz w:val="28"/>
-          <w:szCs w:val="28"/>
-        </w:rPr>
-        <w:t xml:space="preserve"> потрібний макет організаційної діаграми, якщо відомо, що такими джерелами є: описи мандрівників, літописи, мемуари, праці давніх істориків, господарські записи, хроніки, правові документ, газети та журнали.</w:t>
-      </w:r>
-    </w:p>
-    <w:p>
-      <w:pPr>
-        <w:spacing w:line="276" w:lineRule="auto"/>
-        <w:ind w:left="360"/>
-        <w:jc w:val="both"/>
-        <w:rPr>
-          <w:rFonts w:ascii="Times New Roman" w:hAnsi="Times New Roman" w:cs="Times New Roman"/>
-          <w:sz w:val="28"/>
-          <w:szCs w:val="28"/>
-        </w:rPr>
-      </w:pPr>
+        <w:t>Конструктор таблиць</w:t>
+      </w:r>
+      <w:r>
+        <w:rPr>
+          <w:rFonts w:ascii="Times New Roman" w:hAnsi="Times New Roman" w:cs="Times New Roman"/>
+          <w:sz w:val="28"/>
+          <w:szCs w:val="28"/>
+        </w:rPr>
+        <w:t xml:space="preserve"> (</w:t>
+      </w:r>
       <w:r>
         <w:rPr>
           <w:rFonts w:ascii="Times New Roman" w:hAnsi="Times New Roman" w:cs="Times New Roman"/>
@@ -513,8 +1482,26 @@
           <w:sz w:val="28"/>
           <w:szCs w:val="28"/>
         </w:rPr>
-        <w:t>Вправа 3.</w:t>
-      </w:r>
+        <w:t>Таблиці</w:t>
+      </w:r>
+      <w:r>
+        <w:rPr>
+          <w:rFonts w:ascii="Times New Roman" w:hAnsi="Times New Roman" w:cs="Times New Roman"/>
+          <w:sz w:val="28"/>
+          <w:szCs w:val="28"/>
+        </w:rPr>
+        <w:t xml:space="preserve">) </w:t>
+      </w:r>
+      <w:proofErr w:type="spellStart"/>
+      <w:r>
+        <w:rPr>
+          <w:rFonts w:ascii="Times New Roman" w:hAnsi="Times New Roman" w:cs="Times New Roman"/>
+          <w:sz w:val="28"/>
+          <w:szCs w:val="28"/>
+        </w:rPr>
+        <w:t>обери</w:t>
+      </w:r>
+      <w:proofErr w:type="spellEnd"/>
       <w:r>
         <w:rPr>
           <w:rFonts w:ascii="Times New Roman" w:hAnsi="Times New Roman" w:cs="Times New Roman"/>
@@ -523,44 +1510,6 @@
         </w:rPr>
         <w:t xml:space="preserve"> </w:t>
       </w:r>
-      <w:r>
-        <w:rPr>
-          <w:rFonts w:ascii="Times New Roman" w:hAnsi="Times New Roman" w:cs="Times New Roman"/>
-          <w:sz w:val="28"/>
-          <w:szCs w:val="28"/>
-        </w:rPr>
-        <w:t xml:space="preserve">Створи схему кругообігу води в природі. </w:t>
-      </w:r>
-      <w:proofErr w:type="spellStart"/>
-      <w:r>
-        <w:rPr>
-          <w:rFonts w:ascii="Times New Roman" w:hAnsi="Times New Roman" w:cs="Times New Roman"/>
-          <w:sz w:val="28"/>
-          <w:szCs w:val="28"/>
-        </w:rPr>
-        <w:t>Обери</w:t>
-      </w:r>
-      <w:proofErr w:type="spellEnd"/>
-      <w:r>
-        <w:rPr>
-          <w:rFonts w:ascii="Times New Roman" w:hAnsi="Times New Roman" w:cs="Times New Roman"/>
-          <w:sz w:val="28"/>
-          <w:szCs w:val="28"/>
-        </w:rPr>
-        <w:t xml:space="preserve"> потрібну організаційну діаграму. </w:t>
-      </w:r>
-    </w:p>
-    <w:p>
-      <w:pPr>
-        <w:spacing w:line="276" w:lineRule="auto"/>
-        <w:ind w:left="360"/>
-        <w:jc w:val="both"/>
-        <w:rPr>
-          <w:rFonts w:ascii="Times New Roman" w:hAnsi="Times New Roman" w:cs="Times New Roman"/>
-          <w:sz w:val="28"/>
-          <w:szCs w:val="28"/>
-        </w:rPr>
-      </w:pPr>
       <w:r>
         <w:rPr>
           <w:rFonts w:ascii="Times New Roman" w:hAnsi="Times New Roman" w:cs="Times New Roman"/>
@@ -569,112 +1518,15 @@
           <w:sz w:val="28"/>
           <w:szCs w:val="28"/>
         </w:rPr>
-        <w:t>Вправа 4.</w:t>
-      </w:r>
-      <w:r>
-        <w:rPr>
-          <w:rFonts w:ascii="Times New Roman" w:hAnsi="Times New Roman" w:cs="Times New Roman"/>
-          <w:sz w:val="28"/>
-          <w:szCs w:val="28"/>
-        </w:rPr>
-        <w:t xml:space="preserve"> </w:t>
-      </w:r>
-      <w:r>
-        <w:rPr>
-          <w:rFonts w:ascii="Times New Roman" w:hAnsi="Times New Roman" w:cs="Times New Roman"/>
-          <w:sz w:val="28"/>
-          <w:szCs w:val="28"/>
-        </w:rPr>
-        <w:t>Знайди в підручниках, за якими ти навчаєшся, схему та створи її засобами текстового процесора.</w:t>
-      </w:r>
-    </w:p>
-    <w:p>
-      <w:pPr>
-        <w:spacing w:line="276" w:lineRule="auto"/>
-        <w:ind w:left="360"/>
-        <w:jc w:val="both"/>
-        <w:rPr>
-          <w:rFonts w:ascii="Times New Roman" w:hAnsi="Times New Roman" w:cs="Times New Roman"/>
-          <w:b/>
-          <w:bCs/>
-          <w:sz w:val="28"/>
-          <w:szCs w:val="28"/>
-        </w:rPr>
-      </w:pPr>
-    </w:p>
-    <w:p>
-      <w:pPr>
-        <w:spacing w:line="276" w:lineRule="auto"/>
-        <w:ind w:left="360"/>
-        <w:jc w:val="both"/>
-        <w:rPr>
-          <w:rFonts w:ascii="Times New Roman" w:hAnsi="Times New Roman" w:cs="Times New Roman"/>
-          <w:b/>
-          <w:bCs/>
-          <w:sz w:val="28"/>
-          <w:szCs w:val="28"/>
-        </w:rPr>
-      </w:pPr>
-      <w:r>
-        <w:rPr>
-          <w:rFonts w:ascii="Times New Roman" w:hAnsi="Times New Roman" w:cs="Times New Roman"/>
-          <w:b/>
-          <w:bCs/>
-          <w:sz w:val="28"/>
-          <w:szCs w:val="28"/>
-        </w:rPr>
-        <w:t xml:space="preserve">Вправа </w:t>
-      </w:r>
-      <w:r>
-        <w:rPr>
-          <w:rFonts w:ascii="Times New Roman" w:hAnsi="Times New Roman" w:cs="Times New Roman"/>
-          <w:b/>
-          <w:bCs/>
-          <w:sz w:val="28"/>
-          <w:szCs w:val="28"/>
-        </w:rPr>
-        <w:t>5</w:t>
-      </w:r>
-      <w:r>
-        <w:rPr>
-          <w:rFonts w:ascii="Times New Roman" w:hAnsi="Times New Roman" w:cs="Times New Roman"/>
-          <w:b/>
-          <w:bCs/>
-          <w:sz w:val="28"/>
-          <w:szCs w:val="28"/>
-        </w:rPr>
-        <w:t>. Світло своїми руками</w:t>
-      </w:r>
-    </w:p>
-    <w:p>
-      <w:pPr>
-        <w:spacing w:line="276" w:lineRule="auto"/>
-        <w:ind w:left="360"/>
-        <w:jc w:val="both"/>
-        <w:rPr>
-          <w:rFonts w:ascii="Times New Roman" w:hAnsi="Times New Roman" w:cs="Times New Roman"/>
-          <w:sz w:val="28"/>
-          <w:szCs w:val="28"/>
-        </w:rPr>
-      </w:pPr>
-      <w:r>
-        <w:rPr>
-          <w:rFonts w:ascii="Times New Roman" w:hAnsi="Times New Roman" w:cs="Times New Roman"/>
-          <w:b/>
-          <w:bCs/>
-          <w:sz w:val="28"/>
-          <w:szCs w:val="28"/>
-        </w:rPr>
-        <w:lastRenderedPageBreak/>
-        <w:t>Завдання.</w:t>
-      </w:r>
-      <w:r>
-        <w:rPr>
-          <w:rFonts w:ascii="Times New Roman" w:hAnsi="Times New Roman" w:cs="Times New Roman"/>
-          <w:sz w:val="28"/>
-          <w:szCs w:val="28"/>
-        </w:rPr>
-        <w:t xml:space="preserve"> Коли відсутня електроенергія, важливо мати декілька підручних засобів, які можуть слугувати маленьким джерелом світла. Досліди, які засоби можна використати при цьому і побудуй діаграму. </w:t>
+        <w:t xml:space="preserve">Заливка </w:t>
+      </w:r>
+      <w:r>
+        <w:rPr>
+          <w:rFonts w:ascii="Times New Roman" w:hAnsi="Times New Roman" w:cs="Times New Roman"/>
+          <w:sz w:val="28"/>
+          <w:szCs w:val="28"/>
+        </w:rPr>
+        <w:t xml:space="preserve">та потрібний колір. </w:t>
       </w:r>
     </w:p>
     <w:p>
@@ -682,7 +1534,7 @@
         <w:pStyle w:val="a3"/>
         <w:numPr>
           <w:ilvl w:val="0"/>
-          <w:numId w:val="10"/>
+          <w:numId w:val="12"/>
         </w:numPr>
         <w:spacing w:line="276" w:lineRule="auto"/>
         <w:jc w:val="both"/>
@@ -698,7 +1550,947 @@
           <w:sz w:val="28"/>
           <w:szCs w:val="28"/>
         </w:rPr>
-        <w:t xml:space="preserve">Сплануй підготовку діаграми. Знайди потрібні відомості в інтернеті. </w:t>
+        <w:t>З</w:t>
+      </w:r>
+      <w:r>
+        <w:rPr>
+          <w:rFonts w:ascii="Times New Roman" w:hAnsi="Times New Roman" w:cs="Times New Roman"/>
+          <w:sz w:val="28"/>
+          <w:szCs w:val="28"/>
+        </w:rPr>
+        <w:t xml:space="preserve">бережи файл у папці </w:t>
+      </w:r>
+      <w:r>
+        <w:rPr>
+          <w:rFonts w:ascii="Times New Roman" w:hAnsi="Times New Roman" w:cs="Times New Roman"/>
+          <w:b/>
+          <w:bCs/>
+          <w:sz w:val="28"/>
+          <w:szCs w:val="28"/>
+        </w:rPr>
+        <w:t>Цифрова творчість</w:t>
+      </w:r>
+      <w:r>
+        <w:rPr>
+          <w:rFonts w:ascii="Times New Roman" w:hAnsi="Times New Roman" w:cs="Times New Roman"/>
+          <w:sz w:val="28"/>
+          <w:szCs w:val="28"/>
+        </w:rPr>
+        <w:t xml:space="preserve"> своєї структури папок. Продемонструй результат вчителю/вчительці.</w:t>
+      </w:r>
+    </w:p>
+    <w:p>
+      <w:pPr>
+        <w:spacing w:line="276" w:lineRule="auto"/>
+        <w:jc w:val="both"/>
+        <w:rPr>
+          <w:rFonts w:ascii="Times New Roman" w:hAnsi="Times New Roman" w:cs="Times New Roman"/>
+          <w:sz w:val="28"/>
+          <w:szCs w:val="28"/>
+        </w:rPr>
+      </w:pPr>
+    </w:p>
+    <w:p>
+      <w:pPr>
+        <w:spacing w:line="276" w:lineRule="auto"/>
+        <w:jc w:val="center"/>
+        <w:rPr>
+          <w:rFonts w:ascii="Times New Roman" w:hAnsi="Times New Roman" w:cs="Times New Roman"/>
+          <w:b/>
+          <w:bCs/>
+          <w:sz w:val="28"/>
+          <w:szCs w:val="28"/>
+        </w:rPr>
+      </w:pPr>
+      <w:r>
+        <w:rPr>
+          <w:rFonts w:ascii="Times New Roman" w:hAnsi="Times New Roman" w:cs="Times New Roman"/>
+          <w:b/>
+          <w:bCs/>
+          <w:sz w:val="28"/>
+          <w:szCs w:val="28"/>
+        </w:rPr>
+        <w:t>Вправа 3</w:t>
+      </w:r>
+    </w:p>
+    <w:p>
+      <w:pPr>
+        <w:spacing w:line="276" w:lineRule="auto"/>
+        <w:jc w:val="both"/>
+        <w:rPr>
+          <w:rFonts w:ascii="Times New Roman" w:hAnsi="Times New Roman" w:cs="Times New Roman"/>
+          <w:sz w:val="28"/>
+          <w:szCs w:val="28"/>
+        </w:rPr>
+      </w:pPr>
+      <w:r>
+        <w:rPr>
+          <w:rFonts w:ascii="Times New Roman" w:hAnsi="Times New Roman" w:cs="Times New Roman"/>
+          <w:sz w:val="28"/>
+          <w:szCs w:val="28"/>
+        </w:rPr>
+        <w:t>У6 класі 32 учні. Діти поділились даними про те, які в них є домашні улюбленці. Не виявилось жодного, хто б тримав удома більш аніж одну з названих тваринок. Дані занесли у таблицю, яку створили в редакторі презентацій.</w:t>
+      </w:r>
+    </w:p>
+    <w:tbl>
+      <w:tblPr>
+        <w:tblStyle w:val="a6"/>
+        <w:tblW w:w="0" w:type="auto"/>
+        <w:tblBorders>
+          <w:top w:val="single" w:sz="18" w:space="0" w:color="ED7D31" w:themeColor="accent2"/>
+          <w:left w:val="single" w:sz="18" w:space="0" w:color="ED7D31" w:themeColor="accent2"/>
+          <w:bottom w:val="single" w:sz="18" w:space="0" w:color="ED7D31" w:themeColor="accent2"/>
+          <w:right w:val="single" w:sz="18" w:space="0" w:color="ED7D31" w:themeColor="accent2"/>
+          <w:insideH w:val="single" w:sz="18" w:space="0" w:color="ED7D31" w:themeColor="accent2"/>
+          <w:insideV w:val="single" w:sz="18" w:space="0" w:color="ED7D31" w:themeColor="accent2"/>
+        </w:tblBorders>
+        <w:tblLook w:val="04A0" w:firstRow="1" w:lastRow="0" w:firstColumn="1" w:lastColumn="0" w:noHBand="0" w:noVBand="1"/>
+      </w:tblPr>
+      <w:tblGrid>
+        <w:gridCol w:w="1976"/>
+        <w:gridCol w:w="1977"/>
+        <w:gridCol w:w="1973"/>
+        <w:gridCol w:w="1974"/>
+        <w:gridCol w:w="1976"/>
+      </w:tblGrid>
+      <w:tr>
+        <w:tc>
+          <w:tcPr>
+            <w:tcW w:w="1982" w:type="dxa"/>
+            <w:shd w:val="clear" w:color="auto" w:fill="F7CAAC" w:themeFill="accent2" w:themeFillTint="66"/>
+          </w:tcPr>
+          <w:p>
+            <w:pPr>
+              <w:spacing w:line="276" w:lineRule="auto"/>
+              <w:jc w:val="center"/>
+              <w:rPr>
+                <w:rFonts w:ascii="Times New Roman" w:hAnsi="Times New Roman" w:cs="Times New Roman"/>
+                <w:b/>
+                <w:bCs/>
+                <w:sz w:val="32"/>
+                <w:szCs w:val="32"/>
+                <w:lang w:val="uk-UA"/>
+              </w:rPr>
+            </w:pPr>
+            <w:r>
+              <w:rPr>
+                <w:rFonts w:ascii="Times New Roman" w:hAnsi="Times New Roman" w:cs="Times New Roman"/>
+                <w:b/>
+                <w:bCs/>
+                <w:sz w:val="32"/>
+                <w:szCs w:val="32"/>
+                <w:lang w:val="uk-UA"/>
+              </w:rPr>
+              <w:t>Кролик</w:t>
+            </w:r>
+          </w:p>
+        </w:tc>
+        <w:tc>
+          <w:tcPr>
+            <w:tcW w:w="1982" w:type="dxa"/>
+            <w:shd w:val="clear" w:color="auto" w:fill="F7CAAC" w:themeFill="accent2" w:themeFillTint="66"/>
+          </w:tcPr>
+          <w:p>
+            <w:pPr>
+              <w:spacing w:line="276" w:lineRule="auto"/>
+              <w:jc w:val="center"/>
+              <w:rPr>
+                <w:rFonts w:ascii="Times New Roman" w:hAnsi="Times New Roman" w:cs="Times New Roman"/>
+                <w:b/>
+                <w:bCs/>
+                <w:sz w:val="32"/>
+                <w:szCs w:val="32"/>
+                <w:lang w:val="uk-UA"/>
+              </w:rPr>
+            </w:pPr>
+            <w:r>
+              <w:rPr>
+                <w:rFonts w:ascii="Times New Roman" w:hAnsi="Times New Roman" w:cs="Times New Roman"/>
+                <w:b/>
+                <w:bCs/>
+                <w:sz w:val="32"/>
+                <w:szCs w:val="32"/>
+                <w:lang w:val="uk-UA"/>
+              </w:rPr>
+              <w:t>Папужка</w:t>
+            </w:r>
+          </w:p>
+        </w:tc>
+        <w:tc>
+          <w:tcPr>
+            <w:tcW w:w="1982" w:type="dxa"/>
+            <w:shd w:val="clear" w:color="auto" w:fill="F7CAAC" w:themeFill="accent2" w:themeFillTint="66"/>
+          </w:tcPr>
+          <w:p>
+            <w:pPr>
+              <w:spacing w:line="276" w:lineRule="auto"/>
+              <w:jc w:val="center"/>
+              <w:rPr>
+                <w:rFonts w:ascii="Times New Roman" w:hAnsi="Times New Roman" w:cs="Times New Roman"/>
+                <w:b/>
+                <w:bCs/>
+                <w:sz w:val="32"/>
+                <w:szCs w:val="32"/>
+                <w:lang w:val="uk-UA"/>
+              </w:rPr>
+            </w:pPr>
+            <w:r>
+              <w:rPr>
+                <w:rFonts w:ascii="Times New Roman" w:hAnsi="Times New Roman" w:cs="Times New Roman"/>
+                <w:b/>
+                <w:bCs/>
+                <w:sz w:val="32"/>
+                <w:szCs w:val="32"/>
+                <w:lang w:val="uk-UA"/>
+              </w:rPr>
+              <w:t>Рибки</w:t>
+            </w:r>
+          </w:p>
+        </w:tc>
+        <w:tc>
+          <w:tcPr>
+            <w:tcW w:w="1983" w:type="dxa"/>
+            <w:shd w:val="clear" w:color="auto" w:fill="F7CAAC" w:themeFill="accent2" w:themeFillTint="66"/>
+          </w:tcPr>
+          <w:p>
+            <w:pPr>
+              <w:spacing w:line="276" w:lineRule="auto"/>
+              <w:jc w:val="center"/>
+              <w:rPr>
+                <w:rFonts w:ascii="Times New Roman" w:hAnsi="Times New Roman" w:cs="Times New Roman"/>
+                <w:b/>
+                <w:bCs/>
+                <w:sz w:val="32"/>
+                <w:szCs w:val="32"/>
+                <w:lang w:val="uk-UA"/>
+              </w:rPr>
+            </w:pPr>
+            <w:r>
+              <w:rPr>
+                <w:rFonts w:ascii="Times New Roman" w:hAnsi="Times New Roman" w:cs="Times New Roman"/>
+                <w:b/>
+                <w:bCs/>
+                <w:sz w:val="32"/>
+                <w:szCs w:val="32"/>
+                <w:lang w:val="uk-UA"/>
+              </w:rPr>
+              <w:t>Кішка</w:t>
+            </w:r>
+          </w:p>
+        </w:tc>
+        <w:tc>
+          <w:tcPr>
+            <w:tcW w:w="1983" w:type="dxa"/>
+            <w:shd w:val="clear" w:color="auto" w:fill="F7CAAC" w:themeFill="accent2" w:themeFillTint="66"/>
+          </w:tcPr>
+          <w:p>
+            <w:pPr>
+              <w:spacing w:line="276" w:lineRule="auto"/>
+              <w:jc w:val="center"/>
+              <w:rPr>
+                <w:rFonts w:ascii="Times New Roman" w:hAnsi="Times New Roman" w:cs="Times New Roman"/>
+                <w:b/>
+                <w:bCs/>
+                <w:sz w:val="32"/>
+                <w:szCs w:val="32"/>
+                <w:lang w:val="uk-UA"/>
+              </w:rPr>
+            </w:pPr>
+            <w:r>
+              <w:rPr>
+                <w:rFonts w:ascii="Times New Roman" w:hAnsi="Times New Roman" w:cs="Times New Roman"/>
+                <w:b/>
+                <w:bCs/>
+                <w:sz w:val="32"/>
+                <w:szCs w:val="32"/>
+                <w:lang w:val="uk-UA"/>
+              </w:rPr>
+              <w:t>Собака</w:t>
+            </w:r>
+          </w:p>
+        </w:tc>
+      </w:tr>
+      <w:tr>
+        <w:tc>
+          <w:tcPr>
+            <w:tcW w:w="1982" w:type="dxa"/>
+          </w:tcPr>
+          <w:p>
+            <w:pPr>
+              <w:spacing w:line="276" w:lineRule="auto"/>
+              <w:jc w:val="center"/>
+              <w:rPr>
+                <w:rFonts w:ascii="Times New Roman" w:hAnsi="Times New Roman" w:cs="Times New Roman"/>
+                <w:sz w:val="32"/>
+                <w:szCs w:val="32"/>
+                <w:lang w:val="uk-UA"/>
+              </w:rPr>
+            </w:pPr>
+            <w:r>
+              <w:rPr>
+                <w:rFonts w:ascii="Times New Roman" w:hAnsi="Times New Roman" w:cs="Times New Roman"/>
+                <w:sz w:val="32"/>
+                <w:szCs w:val="32"/>
+                <w:lang w:val="uk-UA"/>
+              </w:rPr>
+              <w:t>5</w:t>
+            </w:r>
+          </w:p>
+        </w:tc>
+        <w:tc>
+          <w:tcPr>
+            <w:tcW w:w="1982" w:type="dxa"/>
+          </w:tcPr>
+          <w:p>
+            <w:pPr>
+              <w:spacing w:line="276" w:lineRule="auto"/>
+              <w:jc w:val="center"/>
+              <w:rPr>
+                <w:rFonts w:ascii="Times New Roman" w:hAnsi="Times New Roman" w:cs="Times New Roman"/>
+                <w:sz w:val="32"/>
+                <w:szCs w:val="32"/>
+                <w:lang w:val="uk-UA"/>
+              </w:rPr>
+            </w:pPr>
+            <w:r>
+              <w:rPr>
+                <w:rFonts w:ascii="Times New Roman" w:hAnsi="Times New Roman" w:cs="Times New Roman"/>
+                <w:sz w:val="32"/>
+                <w:szCs w:val="32"/>
+                <w:lang w:val="uk-UA"/>
+              </w:rPr>
+              <w:t>4</w:t>
+            </w:r>
+          </w:p>
+        </w:tc>
+        <w:tc>
+          <w:tcPr>
+            <w:tcW w:w="1982" w:type="dxa"/>
+          </w:tcPr>
+          <w:p>
+            <w:pPr>
+              <w:spacing w:line="276" w:lineRule="auto"/>
+              <w:jc w:val="center"/>
+              <w:rPr>
+                <w:rFonts w:ascii="Times New Roman" w:hAnsi="Times New Roman" w:cs="Times New Roman"/>
+                <w:sz w:val="32"/>
+                <w:szCs w:val="32"/>
+                <w:lang w:val="uk-UA"/>
+              </w:rPr>
+            </w:pPr>
+            <w:r>
+              <w:rPr>
+                <w:rFonts w:ascii="Times New Roman" w:hAnsi="Times New Roman" w:cs="Times New Roman"/>
+                <w:sz w:val="32"/>
+                <w:szCs w:val="32"/>
+                <w:lang w:val="uk-UA"/>
+              </w:rPr>
+              <w:t>9</w:t>
+            </w:r>
+          </w:p>
+        </w:tc>
+        <w:tc>
+          <w:tcPr>
+            <w:tcW w:w="1983" w:type="dxa"/>
+          </w:tcPr>
+          <w:p>
+            <w:pPr>
+              <w:spacing w:line="276" w:lineRule="auto"/>
+              <w:jc w:val="center"/>
+              <w:rPr>
+                <w:rFonts w:ascii="Times New Roman" w:hAnsi="Times New Roman" w:cs="Times New Roman"/>
+                <w:sz w:val="32"/>
+                <w:szCs w:val="32"/>
+                <w:lang w:val="uk-UA"/>
+              </w:rPr>
+            </w:pPr>
+            <w:r>
+              <w:rPr>
+                <w:rFonts w:ascii="Times New Roman" w:hAnsi="Times New Roman" w:cs="Times New Roman"/>
+                <w:sz w:val="32"/>
+                <w:szCs w:val="32"/>
+                <w:lang w:val="uk-UA"/>
+              </w:rPr>
+              <w:t>7</w:t>
+            </w:r>
+          </w:p>
+        </w:tc>
+        <w:tc>
+          <w:tcPr>
+            <w:tcW w:w="1983" w:type="dxa"/>
+          </w:tcPr>
+          <w:p>
+            <w:pPr>
+              <w:spacing w:line="276" w:lineRule="auto"/>
+              <w:jc w:val="center"/>
+              <w:rPr>
+                <w:rFonts w:ascii="Times New Roman" w:hAnsi="Times New Roman" w:cs="Times New Roman"/>
+                <w:sz w:val="32"/>
+                <w:szCs w:val="32"/>
+                <w:lang w:val="uk-UA"/>
+              </w:rPr>
+            </w:pPr>
+            <w:r>
+              <w:rPr>
+                <w:rFonts w:ascii="Times New Roman" w:hAnsi="Times New Roman" w:cs="Times New Roman"/>
+                <w:sz w:val="32"/>
+                <w:szCs w:val="32"/>
+                <w:lang w:val="uk-UA"/>
+              </w:rPr>
+              <w:t>5</w:t>
+            </w:r>
+          </w:p>
+        </w:tc>
+      </w:tr>
+    </w:tbl>
+    <w:p>
+      <w:pPr>
+        <w:spacing w:line="276" w:lineRule="auto"/>
+        <w:jc w:val="both"/>
+        <w:rPr>
+          <w:rFonts w:ascii="Times New Roman" w:hAnsi="Times New Roman" w:cs="Times New Roman"/>
+          <w:sz w:val="28"/>
+          <w:szCs w:val="28"/>
+        </w:rPr>
+      </w:pPr>
+    </w:p>
+    <w:p>
+      <w:pPr>
+        <w:spacing w:line="276" w:lineRule="auto"/>
+        <w:jc w:val="both"/>
+        <w:rPr>
+          <w:rFonts w:ascii="Times New Roman" w:hAnsi="Times New Roman" w:cs="Times New Roman"/>
+          <w:sz w:val="28"/>
+          <w:szCs w:val="28"/>
+        </w:rPr>
+      </w:pPr>
+      <w:r>
+        <w:rPr>
+          <w:rFonts w:ascii="Times New Roman" w:hAnsi="Times New Roman" w:cs="Times New Roman"/>
+          <w:sz w:val="28"/>
+          <w:szCs w:val="28"/>
+        </w:rPr>
+        <w:t xml:space="preserve">Склади запитання до даних таблиці так, щоб отримати відповіді: рибки; кролики і собаки; папужка; 26; 2. Кожне запитання </w:t>
+      </w:r>
+      <w:proofErr w:type="spellStart"/>
+      <w:r>
+        <w:rPr>
+          <w:rFonts w:ascii="Times New Roman" w:hAnsi="Times New Roman" w:cs="Times New Roman"/>
+          <w:sz w:val="28"/>
+          <w:szCs w:val="28"/>
+        </w:rPr>
+        <w:t>розмісти</w:t>
+      </w:r>
+      <w:proofErr w:type="spellEnd"/>
+      <w:r>
+        <w:rPr>
+          <w:rFonts w:ascii="Times New Roman" w:hAnsi="Times New Roman" w:cs="Times New Roman"/>
+          <w:sz w:val="28"/>
+          <w:szCs w:val="28"/>
+        </w:rPr>
+        <w:t xml:space="preserve"> на іншому слайді презентації. Для ілюстрації відповіді познач або виділи відповідь у таблиці. Скористайся вказівкою</w:t>
+      </w:r>
+      <w:r>
+        <w:rPr>
+          <w:rFonts w:ascii="Times New Roman" w:hAnsi="Times New Roman" w:cs="Times New Roman"/>
+          <w:sz w:val="28"/>
+          <w:szCs w:val="28"/>
+        </w:rPr>
+        <w:t xml:space="preserve"> </w:t>
+      </w:r>
+      <w:r>
+        <w:rPr>
+          <w:rFonts w:ascii="Times New Roman" w:hAnsi="Times New Roman" w:cs="Times New Roman"/>
+          <w:b/>
+          <w:bCs/>
+          <w:sz w:val="28"/>
+          <w:szCs w:val="28"/>
+        </w:rPr>
+        <w:t>Дублювати слайд</w:t>
+      </w:r>
+      <w:r>
+        <w:rPr>
+          <w:rFonts w:ascii="Times New Roman" w:hAnsi="Times New Roman" w:cs="Times New Roman"/>
+          <w:sz w:val="28"/>
+          <w:szCs w:val="28"/>
+        </w:rPr>
+        <w:t xml:space="preserve"> у контекстному меню слайда в області </w:t>
+      </w:r>
+      <w:r>
+        <w:rPr>
+          <w:rFonts w:ascii="Times New Roman" w:hAnsi="Times New Roman" w:cs="Times New Roman"/>
+          <w:b/>
+          <w:bCs/>
+          <w:sz w:val="28"/>
+          <w:szCs w:val="28"/>
+        </w:rPr>
+        <w:t>Слайди</w:t>
+      </w:r>
+      <w:r>
+        <w:rPr>
+          <w:rFonts w:ascii="Times New Roman" w:hAnsi="Times New Roman" w:cs="Times New Roman"/>
+          <w:sz w:val="28"/>
+          <w:szCs w:val="28"/>
+        </w:rPr>
+        <w:t>.</w:t>
+      </w:r>
+    </w:p>
+    <w:p>
+      <w:pPr>
+        <w:spacing w:line="276" w:lineRule="auto"/>
+        <w:jc w:val="center"/>
+        <w:rPr>
+          <w:rFonts w:ascii="Times New Roman" w:hAnsi="Times New Roman" w:cs="Times New Roman"/>
+          <w:b/>
+          <w:bCs/>
+          <w:sz w:val="28"/>
+          <w:szCs w:val="28"/>
+        </w:rPr>
+        <w:sectPr>
+          <w:pgSz w:w="11906" w:h="16838"/>
+          <w:pgMar w:top="850" w:right="991" w:bottom="850" w:left="993" w:header="708" w:footer="708" w:gutter="0"/>
+          <w:cols w:space="708"/>
+          <w:docGrid w:linePitch="360"/>
+        </w:sectPr>
+      </w:pPr>
+    </w:p>
+    <w:p>
+      <w:pPr>
+        <w:spacing w:line="276" w:lineRule="auto"/>
+        <w:jc w:val="center"/>
+        <w:rPr>
+          <w:rFonts w:ascii="Times New Roman" w:hAnsi="Times New Roman" w:cs="Times New Roman"/>
+          <w:b/>
+          <w:bCs/>
+          <w:sz w:val="28"/>
+          <w:szCs w:val="28"/>
+        </w:rPr>
+      </w:pPr>
+      <w:r>
+        <w:rPr>
+          <w:rFonts w:ascii="Times New Roman" w:hAnsi="Times New Roman" w:cs="Times New Roman"/>
+          <w:b/>
+          <w:bCs/>
+          <w:sz w:val="28"/>
+          <w:szCs w:val="28"/>
+        </w:rPr>
+        <w:lastRenderedPageBreak/>
+        <w:t>Проєкт «</w:t>
+      </w:r>
+      <w:r>
+        <w:rPr>
+          <w:rFonts w:ascii="Times New Roman" w:hAnsi="Times New Roman" w:cs="Times New Roman"/>
+          <w:b/>
+          <w:bCs/>
+          <w:sz w:val="28"/>
+          <w:szCs w:val="28"/>
+        </w:rPr>
+        <w:t>Опитування думки</w:t>
+      </w:r>
+      <w:r>
+        <w:rPr>
+          <w:rFonts w:ascii="Times New Roman" w:hAnsi="Times New Roman" w:cs="Times New Roman"/>
+          <w:b/>
+          <w:bCs/>
+          <w:sz w:val="28"/>
+          <w:szCs w:val="28"/>
+        </w:rPr>
+        <w:t>»</w:t>
+      </w:r>
+    </w:p>
+    <w:p>
+      <w:pPr>
+        <w:spacing w:line="276" w:lineRule="auto"/>
+        <w:jc w:val="both"/>
+        <w:rPr>
+          <w:rFonts w:ascii="Times New Roman" w:hAnsi="Times New Roman" w:cs="Times New Roman"/>
+          <w:sz w:val="28"/>
+          <w:szCs w:val="28"/>
+        </w:rPr>
+      </w:pPr>
+      <w:r>
+        <w:rPr>
+          <w:rFonts w:ascii="Times New Roman" w:hAnsi="Times New Roman" w:cs="Times New Roman"/>
+          <w:sz w:val="28"/>
+          <w:szCs w:val="28"/>
+        </w:rPr>
+        <w:t>Подумай, про що варто запитати думку своїх однолітків. Можливо їх вибір допоможе шкільному самоврядуванню вплинути на прийняття рішень дорослими щодо облаштування шкільного осередка чи вирішення якоїсь проблеми у твоїй громаді.</w:t>
+      </w:r>
+    </w:p>
+    <w:tbl>
+      <w:tblPr>
+        <w:tblStyle w:val="a6"/>
+        <w:tblW w:w="0" w:type="auto"/>
+        <w:tblLook w:val="04A0" w:firstRow="1" w:lastRow="0" w:firstColumn="1" w:lastColumn="0" w:noHBand="0" w:noVBand="1"/>
+      </w:tblPr>
+      <w:tblGrid>
+        <w:gridCol w:w="1977"/>
+        <w:gridCol w:w="7935"/>
+      </w:tblGrid>
+      <w:tr>
+        <w:tc>
+          <w:tcPr>
+            <w:tcW w:w="1980" w:type="dxa"/>
+            <w:shd w:val="clear" w:color="auto" w:fill="FFE599" w:themeFill="accent4" w:themeFillTint="66"/>
+            <w:vAlign w:val="center"/>
+          </w:tcPr>
+          <w:p>
+            <w:pPr>
+              <w:spacing w:line="276" w:lineRule="auto"/>
+              <w:jc w:val="center"/>
+              <w:rPr>
+                <w:rFonts w:ascii="Times New Roman" w:hAnsi="Times New Roman" w:cs="Times New Roman"/>
+                <w:sz w:val="28"/>
+                <w:szCs w:val="28"/>
+                <w:lang w:val="uk-UA"/>
+              </w:rPr>
+            </w:pPr>
+            <w:r>
+              <w:rPr>
+                <w:rFonts w:ascii="Times New Roman" w:hAnsi="Times New Roman" w:cs="Times New Roman"/>
+                <w:sz w:val="28"/>
+                <w:szCs w:val="28"/>
+                <w:lang w:val="uk-UA"/>
+              </w:rPr>
+              <w:t>Поміркуйте та сформулюйте припущення</w:t>
+            </w:r>
+          </w:p>
+        </w:tc>
+        <w:tc>
+          <w:tcPr>
+            <w:tcW w:w="8075" w:type="dxa"/>
+          </w:tcPr>
+          <w:p>
+            <w:pPr>
+              <w:spacing w:line="276" w:lineRule="auto"/>
+              <w:jc w:val="both"/>
+              <w:rPr>
+                <w:rFonts w:ascii="Times New Roman" w:hAnsi="Times New Roman" w:cs="Times New Roman"/>
+                <w:sz w:val="28"/>
+                <w:szCs w:val="28"/>
+                <w:lang w:val="uk-UA"/>
+              </w:rPr>
+            </w:pPr>
+            <w:r>
+              <w:rPr>
+                <w:rFonts w:ascii="Times New Roman" w:hAnsi="Times New Roman" w:cs="Times New Roman"/>
+                <w:sz w:val="28"/>
+                <w:szCs w:val="28"/>
+                <w:lang w:val="uk-UA"/>
+              </w:rPr>
+              <w:t>Як учні можуть допомогти облаштувати шкільний осередок? Чи може шкільне самоврядування зібрати частину коштів для облаштування шкільного осередка? Як визначити першочерговість облаштування? Як думка більшості може вплинути на результат?</w:t>
+            </w:r>
+          </w:p>
+        </w:tc>
+      </w:tr>
+      <w:tr>
+        <w:tc>
+          <w:tcPr>
+            <w:tcW w:w="1980" w:type="dxa"/>
+            <w:shd w:val="clear" w:color="auto" w:fill="FFE599" w:themeFill="accent4" w:themeFillTint="66"/>
+            <w:vAlign w:val="center"/>
+          </w:tcPr>
+          <w:p>
+            <w:pPr>
+              <w:spacing w:line="276" w:lineRule="auto"/>
+              <w:jc w:val="center"/>
+              <w:rPr>
+                <w:rFonts w:ascii="Times New Roman" w:hAnsi="Times New Roman" w:cs="Times New Roman"/>
+                <w:sz w:val="28"/>
+                <w:szCs w:val="28"/>
+                <w:lang w:val="uk-UA"/>
+              </w:rPr>
+            </w:pPr>
+            <w:r>
+              <w:rPr>
+                <w:rFonts w:ascii="Times New Roman" w:hAnsi="Times New Roman" w:cs="Times New Roman"/>
+                <w:sz w:val="28"/>
+                <w:szCs w:val="28"/>
+                <w:lang w:val="uk-UA"/>
+              </w:rPr>
+              <w:t>Знайдіть</w:t>
+            </w:r>
+          </w:p>
+        </w:tc>
+        <w:tc>
+          <w:tcPr>
+            <w:tcW w:w="8075" w:type="dxa"/>
+          </w:tcPr>
+          <w:p>
+            <w:pPr>
+              <w:spacing w:line="276" w:lineRule="auto"/>
+              <w:jc w:val="both"/>
+              <w:rPr>
+                <w:rFonts w:ascii="Times New Roman" w:hAnsi="Times New Roman" w:cs="Times New Roman"/>
+                <w:sz w:val="28"/>
+                <w:szCs w:val="28"/>
+                <w:lang w:val="uk-UA"/>
+              </w:rPr>
+            </w:pPr>
+            <w:r>
+              <w:rPr>
+                <w:rFonts w:ascii="Times New Roman" w:hAnsi="Times New Roman" w:cs="Times New Roman"/>
+                <w:sz w:val="28"/>
+                <w:szCs w:val="28"/>
+                <w:lang w:val="uk-UA"/>
+              </w:rPr>
+              <w:t>Приклади облаштування шкільного осередка. Приклади участі шкільного самоврядуванням у вирішенні проблем громади. Проблему, на вирішення якої може вплинути більшість. Наприклад, де облаштувати новий квітник, який тренажер варто було б встановити на спортивному майданчику, що можна краще приготувати на шкільний ярмарок тощо. Приклади участі учнів у зароблянні коштів на вирішення проблем громади</w:t>
+            </w:r>
+            <w:r>
+              <w:rPr>
+                <w:rFonts w:ascii="Times New Roman" w:hAnsi="Times New Roman" w:cs="Times New Roman"/>
+                <w:sz w:val="28"/>
+                <w:szCs w:val="28"/>
+                <w:lang w:val="uk-UA"/>
+              </w:rPr>
+              <w:t>.</w:t>
+            </w:r>
+          </w:p>
+        </w:tc>
+      </w:tr>
+      <w:tr>
+        <w:tc>
+          <w:tcPr>
+            <w:tcW w:w="1980" w:type="dxa"/>
+            <w:shd w:val="clear" w:color="auto" w:fill="FFE599" w:themeFill="accent4" w:themeFillTint="66"/>
+            <w:vAlign w:val="center"/>
+          </w:tcPr>
+          <w:p>
+            <w:pPr>
+              <w:spacing w:line="276" w:lineRule="auto"/>
+              <w:jc w:val="center"/>
+              <w:rPr>
+                <w:rFonts w:ascii="Times New Roman" w:hAnsi="Times New Roman" w:cs="Times New Roman"/>
+                <w:sz w:val="28"/>
+                <w:szCs w:val="28"/>
+                <w:lang w:val="uk-UA"/>
+              </w:rPr>
+            </w:pPr>
+            <w:r>
+              <w:rPr>
+                <w:rFonts w:ascii="Times New Roman" w:hAnsi="Times New Roman" w:cs="Times New Roman"/>
+                <w:sz w:val="28"/>
+                <w:szCs w:val="28"/>
+                <w:lang w:val="uk-UA"/>
+              </w:rPr>
+              <w:t>Обговоріть</w:t>
+            </w:r>
+          </w:p>
+        </w:tc>
+        <w:tc>
+          <w:tcPr>
+            <w:tcW w:w="8075" w:type="dxa"/>
+          </w:tcPr>
+          <w:p>
+            <w:pPr>
+              <w:spacing w:line="276" w:lineRule="auto"/>
+              <w:jc w:val="both"/>
+              <w:rPr>
+                <w:rFonts w:ascii="Times New Roman" w:hAnsi="Times New Roman" w:cs="Times New Roman"/>
+                <w:sz w:val="28"/>
+                <w:szCs w:val="28"/>
+                <w:lang w:val="uk-UA"/>
+              </w:rPr>
+            </w:pPr>
+            <w:r>
+              <w:rPr>
+                <w:rFonts w:ascii="Times New Roman" w:hAnsi="Times New Roman" w:cs="Times New Roman"/>
+                <w:sz w:val="28"/>
+                <w:szCs w:val="28"/>
+                <w:lang w:val="uk-UA"/>
+              </w:rPr>
+              <w:t>Яку проблему щодо облаштування шкільного осередка доцільно вирішити? Яке опитування ти будеш проводити та кого залучиш до нього? Як зробити так, щоб якомога більше школярів брало участь у такому опитуванні? Як поділитись результатами опитування?</w:t>
+            </w:r>
+          </w:p>
+        </w:tc>
+      </w:tr>
+      <w:tr>
+        <w:tc>
+          <w:tcPr>
+            <w:tcW w:w="1980" w:type="dxa"/>
+            <w:shd w:val="clear" w:color="auto" w:fill="FFE599" w:themeFill="accent4" w:themeFillTint="66"/>
+            <w:vAlign w:val="center"/>
+          </w:tcPr>
+          <w:p>
+            <w:pPr>
+              <w:spacing w:line="276" w:lineRule="auto"/>
+              <w:jc w:val="center"/>
+              <w:rPr>
+                <w:rFonts w:ascii="Times New Roman" w:hAnsi="Times New Roman" w:cs="Times New Roman"/>
+                <w:sz w:val="28"/>
+                <w:szCs w:val="28"/>
+                <w:lang w:val="uk-UA"/>
+              </w:rPr>
+            </w:pPr>
+            <w:r>
+              <w:rPr>
+                <w:rFonts w:ascii="Times New Roman" w:hAnsi="Times New Roman" w:cs="Times New Roman"/>
+                <w:sz w:val="28"/>
+                <w:szCs w:val="28"/>
+                <w:lang w:val="uk-UA"/>
+              </w:rPr>
+              <w:t>Створіть</w:t>
+            </w:r>
+          </w:p>
+        </w:tc>
+        <w:tc>
+          <w:tcPr>
+            <w:tcW w:w="8075" w:type="dxa"/>
+          </w:tcPr>
+          <w:p>
+            <w:pPr>
+              <w:spacing w:line="276" w:lineRule="auto"/>
+              <w:jc w:val="both"/>
+              <w:rPr>
+                <w:rFonts w:ascii="Times New Roman" w:hAnsi="Times New Roman" w:cs="Times New Roman"/>
+                <w:sz w:val="28"/>
+                <w:szCs w:val="28"/>
+                <w:lang w:val="uk-UA"/>
+              </w:rPr>
+            </w:pPr>
+            <w:r>
+              <w:rPr>
+                <w:rFonts w:ascii="Times New Roman" w:hAnsi="Times New Roman" w:cs="Times New Roman"/>
+                <w:sz w:val="28"/>
+                <w:szCs w:val="28"/>
+                <w:lang w:val="uk-UA"/>
+              </w:rPr>
+              <w:t xml:space="preserve">Перелік пропозиції щодо облаштування шкільного осередка. Список запитань для опитування. Список учнів, яких плануєте опитати. Сплануй та проведи опитування учнів. Подай результати опитування у таблиці та у графі. Визнач, яка думка переважає. Створи презентацію, у якій на титульному слайді </w:t>
+            </w:r>
+            <w:proofErr w:type="spellStart"/>
+            <w:r>
+              <w:rPr>
+                <w:rFonts w:ascii="Times New Roman" w:hAnsi="Times New Roman" w:cs="Times New Roman"/>
+                <w:sz w:val="28"/>
+                <w:szCs w:val="28"/>
+                <w:lang w:val="uk-UA"/>
+              </w:rPr>
+              <w:t>вкажи</w:t>
+            </w:r>
+            <w:proofErr w:type="spellEnd"/>
+            <w:r>
+              <w:rPr>
+                <w:rFonts w:ascii="Times New Roman" w:hAnsi="Times New Roman" w:cs="Times New Roman"/>
+                <w:sz w:val="28"/>
+                <w:szCs w:val="28"/>
+                <w:lang w:val="uk-UA"/>
+              </w:rPr>
+              <w:t xml:space="preserve"> запитання, яке обговорювалось та хто брав участь в опитуванні. Зазнач автора/авторку опитування. На наступних слайдах подай результати опитування у вигляді таблиці та графа. На останньому додай висновок.</w:t>
+            </w:r>
+          </w:p>
+        </w:tc>
+      </w:tr>
+      <w:tr>
+        <w:tc>
+          <w:tcPr>
+            <w:tcW w:w="1980" w:type="dxa"/>
+            <w:shd w:val="clear" w:color="auto" w:fill="FFE599" w:themeFill="accent4" w:themeFillTint="66"/>
+            <w:vAlign w:val="center"/>
+          </w:tcPr>
+          <w:p>
+            <w:pPr>
+              <w:spacing w:line="276" w:lineRule="auto"/>
+              <w:jc w:val="center"/>
+              <w:rPr>
+                <w:rFonts w:ascii="Times New Roman" w:hAnsi="Times New Roman" w:cs="Times New Roman"/>
+                <w:sz w:val="28"/>
+                <w:szCs w:val="28"/>
+                <w:lang w:val="uk-UA"/>
+              </w:rPr>
+            </w:pPr>
+            <w:r>
+              <w:rPr>
+                <w:rFonts w:ascii="Times New Roman" w:hAnsi="Times New Roman" w:cs="Times New Roman"/>
+                <w:sz w:val="28"/>
+                <w:szCs w:val="28"/>
+                <w:lang w:val="uk-UA"/>
+              </w:rPr>
+              <w:t>Оцініть</w:t>
+            </w:r>
+          </w:p>
+        </w:tc>
+        <w:tc>
+          <w:tcPr>
+            <w:tcW w:w="8075" w:type="dxa"/>
+          </w:tcPr>
+          <w:p>
+            <w:pPr>
+              <w:spacing w:line="276" w:lineRule="auto"/>
+              <w:jc w:val="both"/>
+              <w:rPr>
+                <w:rFonts w:ascii="Times New Roman" w:hAnsi="Times New Roman" w:cs="Times New Roman"/>
+                <w:sz w:val="28"/>
+                <w:szCs w:val="28"/>
+                <w:lang w:val="uk-UA"/>
+              </w:rPr>
+            </w:pPr>
+            <w:r>
+              <w:rPr>
+                <w:rFonts w:ascii="Times New Roman" w:hAnsi="Times New Roman" w:cs="Times New Roman"/>
+                <w:sz w:val="28"/>
+                <w:szCs w:val="28"/>
+                <w:lang w:val="uk-UA"/>
+              </w:rPr>
+              <w:t>Презентацію іншого учня/учениці відповідно до прийнятих критеріїв.</w:t>
+            </w:r>
+          </w:p>
+        </w:tc>
+      </w:tr>
+    </w:tbl>
+    <w:p>
+      <w:pPr>
+        <w:spacing w:line="276" w:lineRule="auto"/>
+        <w:jc w:val="both"/>
+        <w:rPr>
+          <w:rFonts w:ascii="Times New Roman" w:hAnsi="Times New Roman" w:cs="Times New Roman"/>
+          <w:b/>
+          <w:bCs/>
+          <w:sz w:val="28"/>
+          <w:szCs w:val="28"/>
+        </w:rPr>
+      </w:pPr>
+    </w:p>
+    <w:p>
+      <w:pPr>
+        <w:spacing w:line="276" w:lineRule="auto"/>
+        <w:jc w:val="center"/>
+        <w:rPr>
+          <w:rFonts w:ascii="Times New Roman" w:hAnsi="Times New Roman" w:cs="Times New Roman"/>
+          <w:b/>
+          <w:bCs/>
+          <w:sz w:val="28"/>
+          <w:szCs w:val="28"/>
+        </w:rPr>
+      </w:pPr>
+      <w:r>
+        <w:rPr>
+          <w:rFonts w:ascii="Times New Roman" w:hAnsi="Times New Roman" w:cs="Times New Roman"/>
+          <w:b/>
+          <w:bCs/>
+          <w:sz w:val="28"/>
+          <w:szCs w:val="28"/>
+        </w:rPr>
+        <w:t>План роботи над про</w:t>
+      </w:r>
+      <w:r>
+        <w:rPr>
+          <w:rFonts w:ascii="Times New Roman" w:hAnsi="Times New Roman" w:cs="Times New Roman"/>
+          <w:b/>
+          <w:bCs/>
+          <w:sz w:val="28"/>
+          <w:szCs w:val="28"/>
+        </w:rPr>
+        <w:t>є</w:t>
+      </w:r>
+      <w:r>
+        <w:rPr>
+          <w:rFonts w:ascii="Times New Roman" w:hAnsi="Times New Roman" w:cs="Times New Roman"/>
+          <w:b/>
+          <w:bCs/>
+          <w:sz w:val="28"/>
+          <w:szCs w:val="28"/>
+        </w:rPr>
+        <w:t>ктом</w:t>
       </w:r>
     </w:p>
     <w:p>
@@ -706,7 +2498,7 @@
         <w:pStyle w:val="a3"/>
         <w:numPr>
           <w:ilvl w:val="0"/>
-          <w:numId w:val="10"/>
+          <w:numId w:val="13"/>
         </w:numPr>
         <w:spacing w:line="276" w:lineRule="auto"/>
         <w:jc w:val="both"/>
@@ -722,25 +2514,39 @@
           <w:sz w:val="28"/>
           <w:szCs w:val="28"/>
         </w:rPr>
-        <w:t xml:space="preserve">Запусти </w:t>
-      </w:r>
-      <w:proofErr w:type="spellStart"/>
-      <w:r>
-        <w:rPr>
-          <w:rFonts w:ascii="Times New Roman" w:hAnsi="Times New Roman" w:cs="Times New Roman"/>
-          <w:sz w:val="28"/>
-          <w:szCs w:val="28"/>
-        </w:rPr>
-        <w:t>Canva</w:t>
-      </w:r>
-      <w:proofErr w:type="spellEnd"/>
-      <w:r>
-        <w:rPr>
-          <w:rFonts w:ascii="Times New Roman" w:hAnsi="Times New Roman" w:cs="Times New Roman"/>
-          <w:sz w:val="28"/>
-          <w:szCs w:val="28"/>
-        </w:rPr>
-        <w:t xml:space="preserve"> на мобільному телефоні чи комп’ютері. </w:t>
+        <w:t>Виконай про</w:t>
+      </w:r>
+      <w:r>
+        <w:rPr>
+          <w:rFonts w:ascii="Times New Roman" w:hAnsi="Times New Roman" w:cs="Times New Roman"/>
+          <w:sz w:val="28"/>
+          <w:szCs w:val="28"/>
+        </w:rPr>
+        <w:t>є</w:t>
+      </w:r>
+      <w:r>
+        <w:rPr>
+          <w:rFonts w:ascii="Times New Roman" w:hAnsi="Times New Roman" w:cs="Times New Roman"/>
+          <w:sz w:val="28"/>
+          <w:szCs w:val="28"/>
+        </w:rPr>
+        <w:t xml:space="preserve">кт </w:t>
+      </w:r>
+      <w:r>
+        <w:rPr>
+          <w:rFonts w:ascii="Times New Roman" w:hAnsi="Times New Roman" w:cs="Times New Roman"/>
+          <w:sz w:val="28"/>
+          <w:szCs w:val="28"/>
+        </w:rPr>
+        <w:t>згідно з</w:t>
+      </w:r>
+      <w:r>
+        <w:rPr>
+          <w:rFonts w:ascii="Times New Roman" w:hAnsi="Times New Roman" w:cs="Times New Roman"/>
+          <w:sz w:val="28"/>
+          <w:szCs w:val="28"/>
+        </w:rPr>
+        <w:t xml:space="preserve"> планом. </w:t>
       </w:r>
     </w:p>
     <w:p>
@@ -748,7 +2554,7 @@
         <w:pStyle w:val="a3"/>
         <w:numPr>
           <w:ilvl w:val="0"/>
-          <w:numId w:val="10"/>
+          <w:numId w:val="13"/>
         </w:numPr>
         <w:spacing w:line="276" w:lineRule="auto"/>
         <w:jc w:val="both"/>
@@ -760,576 +2566,126 @@
       </w:pPr>
       <w:r>
         <w:rPr>
-          <w:rFonts w:ascii="Times New Roman" w:hAnsi="Times New Roman" w:cs="Times New Roman"/>
-          <w:sz w:val="28"/>
-          <w:szCs w:val="28"/>
-        </w:rPr>
-        <w:t xml:space="preserve">Увійди в систему за логіном та паролем, який тобі надано вчителем, або який ви зареєстрували разом із батьками. </w:t>
-      </w:r>
-    </w:p>
-    <w:p>
-      <w:pPr>
-        <w:pStyle w:val="a3"/>
-        <w:numPr>
-          <w:ilvl w:val="0"/>
-          <w:numId w:val="10"/>
-        </w:numPr>
-        <w:spacing w:line="276" w:lineRule="auto"/>
-        <w:jc w:val="both"/>
-        <w:rPr>
-          <w:rFonts w:ascii="Times New Roman" w:hAnsi="Times New Roman" w:cs="Times New Roman"/>
-          <w:sz w:val="28"/>
-          <w:szCs w:val="28"/>
-        </w:rPr>
-      </w:pPr>
-      <w:r>
-        <w:rPr>
-          <w:rFonts w:ascii="Times New Roman" w:hAnsi="Times New Roman" w:cs="Times New Roman"/>
-          <w:sz w:val="28"/>
-          <w:szCs w:val="28"/>
-        </w:rPr>
-        <w:t xml:space="preserve">Перейди до колекції </w:t>
-      </w:r>
-      <w:r>
-        <w:rPr>
-          <w:rFonts w:ascii="Times New Roman" w:hAnsi="Times New Roman" w:cs="Times New Roman"/>
-          <w:i/>
-          <w:iCs/>
-          <w:sz w:val="28"/>
-          <w:szCs w:val="28"/>
-        </w:rPr>
-        <w:t>Діаграми</w:t>
-      </w:r>
-      <w:r>
-        <w:rPr>
-          <w:rFonts w:ascii="Times New Roman" w:hAnsi="Times New Roman" w:cs="Times New Roman"/>
-          <w:sz w:val="28"/>
-          <w:szCs w:val="28"/>
-        </w:rPr>
-        <w:t xml:space="preserve">. </w:t>
-      </w:r>
-    </w:p>
-    <w:p>
-      <w:pPr>
-        <w:pStyle w:val="a3"/>
-        <w:numPr>
-          <w:ilvl w:val="0"/>
-          <w:numId w:val="10"/>
-        </w:numPr>
-        <w:spacing w:line="276" w:lineRule="auto"/>
-        <w:jc w:val="both"/>
-        <w:rPr>
-          <w:rFonts w:ascii="Times New Roman" w:hAnsi="Times New Roman" w:cs="Times New Roman"/>
-          <w:sz w:val="28"/>
-          <w:szCs w:val="28"/>
-        </w:rPr>
-      </w:pPr>
-      <w:proofErr w:type="spellStart"/>
-      <w:r>
-        <w:rPr>
-          <w:rFonts w:ascii="Times New Roman" w:hAnsi="Times New Roman" w:cs="Times New Roman"/>
-          <w:sz w:val="28"/>
-          <w:szCs w:val="28"/>
-        </w:rPr>
-        <w:t>Обери</w:t>
-      </w:r>
-      <w:proofErr w:type="spellEnd"/>
-      <w:r>
-        <w:rPr>
-          <w:rFonts w:ascii="Times New Roman" w:hAnsi="Times New Roman" w:cs="Times New Roman"/>
-          <w:sz w:val="28"/>
-          <w:szCs w:val="28"/>
-        </w:rPr>
-        <w:t xml:space="preserve"> шаблон діаграми, який відповідає знайденим відомостям. Зауваж, що зайві елементи можна видалити, а ті, яких бракує, створити самостійно або продублювати з наявних. </w:t>
-      </w:r>
-    </w:p>
-    <w:p>
-      <w:pPr>
-        <w:pStyle w:val="a3"/>
-        <w:numPr>
-          <w:ilvl w:val="0"/>
-          <w:numId w:val="10"/>
-        </w:numPr>
-        <w:spacing w:line="276" w:lineRule="auto"/>
-        <w:jc w:val="both"/>
-        <w:rPr>
-          <w:rFonts w:ascii="Times New Roman" w:hAnsi="Times New Roman" w:cs="Times New Roman"/>
-          <w:sz w:val="28"/>
-          <w:szCs w:val="28"/>
-        </w:rPr>
-      </w:pPr>
-      <w:r>
-        <w:rPr>
-          <w:rFonts w:ascii="Times New Roman" w:hAnsi="Times New Roman" w:cs="Times New Roman"/>
-          <w:sz w:val="28"/>
-          <w:szCs w:val="28"/>
-        </w:rPr>
-        <w:t>Заповни складові діаграми. Додай зображення, яке ілюструє головну гілку діаграми.</w:t>
-      </w:r>
-    </w:p>
-    <w:p>
-      <w:pPr>
-        <w:pStyle w:val="a3"/>
-        <w:numPr>
-          <w:ilvl w:val="0"/>
-          <w:numId w:val="10"/>
-        </w:numPr>
-        <w:spacing w:line="276" w:lineRule="auto"/>
-        <w:jc w:val="both"/>
-        <w:rPr>
-          <w:rFonts w:ascii="Times New Roman" w:hAnsi="Times New Roman" w:cs="Times New Roman"/>
-          <w:sz w:val="28"/>
-          <w:szCs w:val="28"/>
-        </w:rPr>
-      </w:pPr>
-      <w:r>
-        <w:rPr>
-          <w:rFonts w:ascii="Times New Roman" w:hAnsi="Times New Roman" w:cs="Times New Roman"/>
-          <w:sz w:val="28"/>
-          <w:szCs w:val="28"/>
-        </w:rPr>
-        <w:t xml:space="preserve">Поділись створеною діаграмою в класі. </w:t>
-      </w:r>
-    </w:p>
-    <w:p>
-      <w:pPr>
-        <w:spacing w:line="276" w:lineRule="auto"/>
-        <w:ind w:left="360"/>
-        <w:jc w:val="both"/>
-        <w:rPr>
-          <w:rFonts w:ascii="Times New Roman" w:hAnsi="Times New Roman" w:cs="Times New Roman"/>
-          <w:sz w:val="28"/>
-          <w:szCs w:val="28"/>
-        </w:rPr>
-      </w:pPr>
-    </w:p>
-    <w:p>
-      <w:pPr>
-        <w:spacing w:line="276" w:lineRule="auto"/>
-        <w:ind w:left="360"/>
-        <w:jc w:val="both"/>
-        <w:rPr>
-          <w:rFonts w:ascii="Times New Roman" w:hAnsi="Times New Roman" w:cs="Times New Roman"/>
-          <w:b/>
-          <w:bCs/>
-          <w:sz w:val="28"/>
-          <w:szCs w:val="28"/>
-        </w:rPr>
-      </w:pPr>
-      <w:r>
-        <w:rPr>
-          <w:rFonts w:ascii="Times New Roman" w:hAnsi="Times New Roman" w:cs="Times New Roman"/>
-          <w:b/>
-          <w:bCs/>
-          <w:sz w:val="28"/>
-          <w:szCs w:val="28"/>
-        </w:rPr>
-        <w:t xml:space="preserve">Вправа </w:t>
-      </w:r>
-      <w:r>
-        <w:rPr>
-          <w:rFonts w:ascii="Times New Roman" w:hAnsi="Times New Roman" w:cs="Times New Roman"/>
-          <w:b/>
-          <w:bCs/>
-          <w:sz w:val="28"/>
-          <w:szCs w:val="28"/>
-        </w:rPr>
-        <w:t>6</w:t>
-      </w:r>
-      <w:r>
-        <w:rPr>
-          <w:rFonts w:ascii="Times New Roman" w:hAnsi="Times New Roman" w:cs="Times New Roman"/>
-          <w:b/>
-          <w:bCs/>
-          <w:sz w:val="28"/>
-          <w:szCs w:val="28"/>
-        </w:rPr>
-        <w:t>.</w:t>
-      </w:r>
-      <w:r>
-        <w:rPr>
-          <w:rFonts w:ascii="Times New Roman" w:hAnsi="Times New Roman" w:cs="Times New Roman"/>
-          <w:sz w:val="28"/>
-          <w:szCs w:val="28"/>
-        </w:rPr>
-        <w:t xml:space="preserve"> </w:t>
-      </w:r>
-      <w:r>
-        <w:rPr>
-          <w:rFonts w:ascii="Times New Roman" w:hAnsi="Times New Roman" w:cs="Times New Roman"/>
-          <w:b/>
-          <w:bCs/>
-          <w:sz w:val="28"/>
-          <w:szCs w:val="28"/>
-        </w:rPr>
-        <w:t>Інструкція</w:t>
-      </w:r>
-    </w:p>
-    <w:p>
-      <w:pPr>
-        <w:spacing w:line="276" w:lineRule="auto"/>
-        <w:ind w:left="360"/>
-        <w:jc w:val="both"/>
-        <w:rPr>
-          <w:rFonts w:ascii="Times New Roman" w:hAnsi="Times New Roman" w:cs="Times New Roman"/>
-          <w:sz w:val="28"/>
-          <w:szCs w:val="28"/>
-        </w:rPr>
-      </w:pPr>
-      <w:r>
-        <w:rPr>
-          <w:rFonts w:ascii="Times New Roman" w:hAnsi="Times New Roman" w:cs="Times New Roman"/>
-          <w:b/>
-          <w:bCs/>
-          <w:sz w:val="28"/>
-          <w:szCs w:val="28"/>
-        </w:rPr>
-        <w:t>Завдання.</w:t>
-      </w:r>
-      <w:r>
-        <w:rPr>
-          <w:rFonts w:ascii="Times New Roman" w:hAnsi="Times New Roman" w:cs="Times New Roman"/>
-          <w:sz w:val="28"/>
-          <w:szCs w:val="28"/>
-        </w:rPr>
-        <w:t xml:space="preserve"> Склади ілюстровану інструкцію з виготовлення ліхтарика власноруч. Знайди відомості про те, як, маючи світлодіод, сірникову коробку чи клейку стрічку та звичайні батарейки, створити маленький ліхтарик-світлячок. </w:t>
-      </w:r>
-    </w:p>
-    <w:p>
-      <w:pPr>
-        <w:pStyle w:val="a3"/>
-        <w:numPr>
-          <w:ilvl w:val="0"/>
-          <w:numId w:val="11"/>
-        </w:numPr>
-        <w:spacing w:line="276" w:lineRule="auto"/>
-        <w:jc w:val="both"/>
-        <w:rPr>
-          <w:rFonts w:ascii="Times New Roman" w:hAnsi="Times New Roman" w:cs="Times New Roman"/>
-          <w:sz w:val="28"/>
-          <w:szCs w:val="28"/>
-        </w:rPr>
-      </w:pPr>
-      <w:r>
-        <w:rPr>
-          <w:rFonts w:ascii="Times New Roman" w:hAnsi="Times New Roman" w:cs="Times New Roman"/>
-          <w:sz w:val="28"/>
-          <w:szCs w:val="28"/>
-        </w:rPr>
-        <w:t xml:space="preserve">Знайди в інтернеті </w:t>
-      </w:r>
-      <w:proofErr w:type="spellStart"/>
-      <w:r>
-        <w:rPr>
-          <w:rFonts w:ascii="Times New Roman" w:hAnsi="Times New Roman" w:cs="Times New Roman"/>
-          <w:sz w:val="28"/>
-          <w:szCs w:val="28"/>
-        </w:rPr>
-        <w:t>відеопояснення</w:t>
-      </w:r>
-      <w:proofErr w:type="spellEnd"/>
-      <w:r>
-        <w:rPr>
-          <w:rFonts w:ascii="Times New Roman" w:hAnsi="Times New Roman" w:cs="Times New Roman"/>
-          <w:sz w:val="28"/>
-          <w:szCs w:val="28"/>
-        </w:rPr>
-        <w:t xml:space="preserve"> за змістом завдання. Сплануй підготовку інфографіки та склади відповідний сценарій. </w:t>
-      </w:r>
-    </w:p>
-    <w:p>
-      <w:pPr>
-        <w:pStyle w:val="a3"/>
-        <w:numPr>
-          <w:ilvl w:val="0"/>
-          <w:numId w:val="11"/>
-        </w:numPr>
-        <w:spacing w:line="276" w:lineRule="auto"/>
-        <w:jc w:val="both"/>
-        <w:rPr>
-          <w:rFonts w:ascii="Times New Roman" w:hAnsi="Times New Roman" w:cs="Times New Roman"/>
-          <w:sz w:val="28"/>
-          <w:szCs w:val="28"/>
-        </w:rPr>
-      </w:pPr>
-      <w:r>
-        <w:rPr>
-          <w:rFonts w:ascii="Times New Roman" w:hAnsi="Times New Roman" w:cs="Times New Roman"/>
-          <w:sz w:val="28"/>
-          <w:szCs w:val="28"/>
-        </w:rPr>
-        <w:t xml:space="preserve">Під час перегляду відео створюй екранні копії, які ілюструють кроки створення ліхтарика. Використай відомі тобі інструменти створення екранних копій. </w:t>
-      </w:r>
-    </w:p>
-    <w:p>
-      <w:pPr>
-        <w:pStyle w:val="a3"/>
-        <w:numPr>
-          <w:ilvl w:val="0"/>
-          <w:numId w:val="11"/>
-        </w:numPr>
-        <w:spacing w:line="276" w:lineRule="auto"/>
-        <w:jc w:val="both"/>
-        <w:rPr>
-          <w:rFonts w:ascii="Times New Roman" w:hAnsi="Times New Roman" w:cs="Times New Roman"/>
-          <w:sz w:val="28"/>
-          <w:szCs w:val="28"/>
-        </w:rPr>
-      </w:pPr>
-      <w:r>
-        <w:rPr>
-          <w:rFonts w:ascii="Times New Roman" w:hAnsi="Times New Roman" w:cs="Times New Roman"/>
-          <w:sz w:val="28"/>
-          <w:szCs w:val="28"/>
-        </w:rPr>
-        <w:t xml:space="preserve">Запусти </w:t>
-      </w:r>
-      <w:proofErr w:type="spellStart"/>
-      <w:r>
-        <w:rPr>
-          <w:rFonts w:ascii="Times New Roman" w:hAnsi="Times New Roman" w:cs="Times New Roman"/>
-          <w:sz w:val="28"/>
-          <w:szCs w:val="28"/>
-        </w:rPr>
-        <w:t>Canva</w:t>
-      </w:r>
-      <w:proofErr w:type="spellEnd"/>
-      <w:r>
-        <w:rPr>
-          <w:rFonts w:ascii="Times New Roman" w:hAnsi="Times New Roman" w:cs="Times New Roman"/>
-          <w:sz w:val="28"/>
-          <w:szCs w:val="28"/>
-        </w:rPr>
-        <w:t xml:space="preserve"> на мобільному телефоні чи ПК, увійди в систему. </w:t>
-      </w:r>
-    </w:p>
-    <w:p>
-      <w:pPr>
-        <w:pStyle w:val="a3"/>
-        <w:numPr>
-          <w:ilvl w:val="0"/>
-          <w:numId w:val="11"/>
-        </w:numPr>
-        <w:spacing w:line="276" w:lineRule="auto"/>
-        <w:jc w:val="both"/>
-        <w:rPr>
-          <w:rFonts w:ascii="Times New Roman" w:hAnsi="Times New Roman" w:cs="Times New Roman"/>
-          <w:sz w:val="28"/>
-          <w:szCs w:val="28"/>
-        </w:rPr>
-      </w:pPr>
-      <w:r>
-        <w:rPr>
-          <w:rFonts w:ascii="Times New Roman" w:hAnsi="Times New Roman" w:cs="Times New Roman"/>
-          <w:sz w:val="28"/>
-          <w:szCs w:val="28"/>
-        </w:rPr>
-        <w:t xml:space="preserve">Перейди до колекції </w:t>
-      </w:r>
-      <w:r>
-        <w:rPr>
-          <w:rFonts w:ascii="Times New Roman" w:hAnsi="Times New Roman" w:cs="Times New Roman"/>
-          <w:i/>
-          <w:iCs/>
-          <w:sz w:val="28"/>
-          <w:szCs w:val="28"/>
-        </w:rPr>
-        <w:t>Інфографіка</w:t>
-      </w:r>
-      <w:r>
-        <w:rPr>
-          <w:rFonts w:ascii="Times New Roman" w:hAnsi="Times New Roman" w:cs="Times New Roman"/>
-          <w:sz w:val="28"/>
-          <w:szCs w:val="28"/>
-        </w:rPr>
-        <w:t xml:space="preserve">. </w:t>
-      </w:r>
-      <w:proofErr w:type="spellStart"/>
-      <w:r>
-        <w:rPr>
-          <w:rFonts w:ascii="Times New Roman" w:hAnsi="Times New Roman" w:cs="Times New Roman"/>
-          <w:sz w:val="28"/>
-          <w:szCs w:val="28"/>
-        </w:rPr>
-        <w:t>Обери</w:t>
-      </w:r>
-      <w:proofErr w:type="spellEnd"/>
-      <w:r>
-        <w:rPr>
-          <w:rFonts w:ascii="Times New Roman" w:hAnsi="Times New Roman" w:cs="Times New Roman"/>
-          <w:sz w:val="28"/>
-          <w:szCs w:val="28"/>
-        </w:rPr>
-        <w:t xml:space="preserve"> такий шаблон, який відповідає змісту завдання. </w:t>
-      </w:r>
-    </w:p>
-    <w:p>
-      <w:pPr>
-        <w:pStyle w:val="a3"/>
-        <w:numPr>
-          <w:ilvl w:val="0"/>
-          <w:numId w:val="11"/>
-        </w:numPr>
-        <w:spacing w:line="276" w:lineRule="auto"/>
-        <w:jc w:val="both"/>
-        <w:rPr>
-          <w:rFonts w:ascii="Times New Roman" w:hAnsi="Times New Roman" w:cs="Times New Roman"/>
-          <w:sz w:val="28"/>
-          <w:szCs w:val="28"/>
-        </w:rPr>
-      </w:pPr>
-      <w:proofErr w:type="spellStart"/>
-      <w:r>
-        <w:rPr>
-          <w:rFonts w:ascii="Times New Roman" w:hAnsi="Times New Roman" w:cs="Times New Roman"/>
-          <w:sz w:val="28"/>
-          <w:szCs w:val="28"/>
-        </w:rPr>
-        <w:t>Внеси</w:t>
-      </w:r>
-      <w:proofErr w:type="spellEnd"/>
-      <w:r>
-        <w:rPr>
-          <w:rFonts w:ascii="Times New Roman" w:hAnsi="Times New Roman" w:cs="Times New Roman"/>
-          <w:sz w:val="28"/>
-          <w:szCs w:val="28"/>
-        </w:rPr>
-        <w:t xml:space="preserve"> зміни в об’єкти інфографіки за складеним сценарієм. Доповни текстові блоки кроків підготовки ліхтарика зробленими екранними копіями. Для додавання малюнка використай ліву бічну панель. </w:t>
-      </w:r>
-      <w:proofErr w:type="spellStart"/>
-      <w:r>
-        <w:rPr>
-          <w:rFonts w:ascii="Times New Roman" w:hAnsi="Times New Roman" w:cs="Times New Roman"/>
-          <w:sz w:val="28"/>
-          <w:szCs w:val="28"/>
-        </w:rPr>
-        <w:t>Обери</w:t>
-      </w:r>
-      <w:proofErr w:type="spellEnd"/>
-      <w:r>
-        <w:rPr>
-          <w:rFonts w:ascii="Times New Roman" w:hAnsi="Times New Roman" w:cs="Times New Roman"/>
-          <w:sz w:val="28"/>
-          <w:szCs w:val="28"/>
-        </w:rPr>
-        <w:t xml:space="preserve"> — </w:t>
-      </w:r>
-      <w:r>
-        <w:rPr>
-          <w:rFonts w:ascii="Times New Roman" w:hAnsi="Times New Roman" w:cs="Times New Roman"/>
-          <w:i/>
-          <w:iCs/>
-          <w:sz w:val="28"/>
-          <w:szCs w:val="28"/>
-        </w:rPr>
-        <w:t>Вивантажити із власного комп’ютера</w:t>
-      </w:r>
-      <w:r>
-        <w:rPr>
-          <w:rFonts w:ascii="Times New Roman" w:hAnsi="Times New Roman" w:cs="Times New Roman"/>
-          <w:sz w:val="28"/>
-          <w:szCs w:val="28"/>
-        </w:rPr>
-        <w:t xml:space="preserve">. </w:t>
-      </w:r>
-    </w:p>
-    <w:p>
-      <w:pPr>
-        <w:pStyle w:val="a3"/>
-        <w:numPr>
-          <w:ilvl w:val="0"/>
-          <w:numId w:val="11"/>
-        </w:numPr>
-        <w:spacing w:line="276" w:lineRule="auto"/>
-        <w:jc w:val="both"/>
-        <w:rPr>
-          <w:rFonts w:ascii="Times New Roman" w:hAnsi="Times New Roman" w:cs="Times New Roman"/>
-          <w:sz w:val="28"/>
-          <w:szCs w:val="28"/>
-        </w:rPr>
-      </w:pPr>
-      <w:r>
-        <w:rPr>
-          <w:rFonts w:ascii="Times New Roman" w:hAnsi="Times New Roman" w:cs="Times New Roman"/>
-          <w:sz w:val="28"/>
-          <w:szCs w:val="28"/>
-        </w:rPr>
-        <w:t>Поділись екранною копією в класі. Продемонструй її комусь із рідних та обговоріть, чи можна щось подібне створити разом.</w:t>
-      </w:r>
-    </w:p>
-    <w:p>
-      <w:pPr>
-        <w:spacing w:line="276" w:lineRule="auto"/>
-        <w:ind w:left="360"/>
-        <w:jc w:val="both"/>
-        <w:rPr>
-          <w:rFonts w:ascii="Times New Roman" w:hAnsi="Times New Roman" w:cs="Times New Roman"/>
-          <w:sz w:val="28"/>
-          <w:szCs w:val="28"/>
-        </w:rPr>
-      </w:pPr>
-    </w:p>
-    <w:p>
-      <w:pPr>
-        <w:spacing w:line="276" w:lineRule="auto"/>
-        <w:ind w:left="360"/>
-        <w:jc w:val="both"/>
-        <w:rPr>
-          <w:rFonts w:ascii="Times New Roman" w:hAnsi="Times New Roman" w:cs="Times New Roman"/>
-          <w:sz w:val="28"/>
-          <w:szCs w:val="28"/>
-        </w:rPr>
-      </w:pPr>
-      <w:r>
-        <w:rPr>
-          <w:rFonts w:ascii="Times New Roman" w:hAnsi="Times New Roman" w:cs="Times New Roman"/>
-          <w:b/>
-          <w:bCs/>
-          <w:sz w:val="28"/>
-          <w:szCs w:val="28"/>
-        </w:rPr>
-        <w:t>Вправа 7.</w:t>
-      </w:r>
-      <w:r>
-        <w:rPr>
-          <w:rFonts w:ascii="Times New Roman" w:hAnsi="Times New Roman" w:cs="Times New Roman"/>
-          <w:sz w:val="28"/>
-          <w:szCs w:val="28"/>
-        </w:rPr>
-        <w:t xml:space="preserve"> </w:t>
-      </w:r>
-      <w:r>
-        <w:rPr>
-          <w:rFonts w:ascii="Times New Roman" w:hAnsi="Times New Roman" w:cs="Times New Roman"/>
-          <w:sz w:val="28"/>
-          <w:szCs w:val="28"/>
-        </w:rPr>
-        <w:t>Скористайся інфографікою для створення родинного дерева і створи дерево свого роду. Збережи свою роботу та роздрукуй.</w:t>
-      </w:r>
-    </w:p>
-    <w:p>
-      <w:pPr>
-        <w:spacing w:line="276" w:lineRule="auto"/>
-        <w:ind w:left="360"/>
-        <w:jc w:val="center"/>
-        <w:rPr>
-          <w:rFonts w:ascii="Times New Roman" w:eastAsia="Times New Roman" w:hAnsi="Times New Roman" w:cs="Times New Roman"/>
-          <w:color w:val="000000"/>
-          <w:sz w:val="48"/>
-          <w:szCs w:val="48"/>
-          <w:lang w:eastAsia="uk-UA"/>
-        </w:rPr>
-      </w:pPr>
-      <w:r>
-        <w:rPr>
           <w:noProof/>
         </w:rPr>
         <w:lastRenderedPageBreak/>
+        <mc:AlternateContent>
+          <mc:Choice Requires="wps">
+            <w:drawing>
+              <wp:anchor distT="0" distB="0" distL="114300" distR="114300" simplePos="0" relativeHeight="251663360" behindDoc="0" locked="0" layoutInCell="1" allowOverlap="1" wp14:anchorId="2C0EAA3B" wp14:editId="7DBE29FF">
+                <wp:simplePos x="0" y="0"/>
+                <wp:positionH relativeFrom="column">
+                  <wp:posOffset>4951730</wp:posOffset>
+                </wp:positionH>
+                <wp:positionV relativeFrom="paragraph">
+                  <wp:posOffset>2171700</wp:posOffset>
+                </wp:positionV>
+                <wp:extent cx="1333500" cy="635"/>
+                <wp:effectExtent l="0" t="0" r="0" b="0"/>
+                <wp:wrapSquare wrapText="bothSides"/>
+                <wp:docPr id="10" name="Поле 10"/>
+                <wp:cNvGraphicFramePr/>
+                <a:graphic xmlns:a="http://schemas.openxmlformats.org/drawingml/2006/main">
+                  <a:graphicData uri="http://schemas.microsoft.com/office/word/2010/wordprocessingShape">
+                    <wps:wsp>
+                      <wps:cNvSpPr txBox="1"/>
+                      <wps:spPr>
+                        <a:xfrm>
+                          <a:off x="0" y="0"/>
+                          <a:ext cx="1333500" cy="635"/>
+                        </a:xfrm>
+                        <a:prstGeom prst="rect">
+                          <a:avLst/>
+                        </a:prstGeom>
+                        <a:solidFill>
+                          <a:prstClr val="white"/>
+                        </a:solidFill>
+                        <a:ln>
+                          <a:noFill/>
+                        </a:ln>
+                      </wps:spPr>
+                      <wps:txbx>
+                        <w:txbxContent>
+                          <w:p>
+                            <w:pPr>
+                              <w:pStyle w:val="a4"/>
+                              <w:jc w:val="center"/>
+                              <w:rPr>
+                                <w:b/>
+                                <w:bCs/>
+                                <w:noProof/>
+                              </w:rPr>
+                            </w:pPr>
+                            <w:r>
+                              <w:rPr>
+                                <w:b/>
+                                <w:bCs/>
+                              </w:rPr>
+                              <w:t>Мал. 3</w:t>
+                            </w:r>
+                          </w:p>
+                        </w:txbxContent>
+                      </wps:txbx>
+                      <wps:bodyPr rot="0" spcFirstLastPara="0" vertOverflow="overflow" horzOverflow="overflow" vert="horz" wrap="square" lIns="0" tIns="0" rIns="0" bIns="0" numCol="1" spcCol="0" rtlCol="0" fromWordArt="0" anchor="t" anchorCtr="0" forceAA="0" compatLnSpc="1">
+                        <a:prstTxWarp prst="textNoShape">
+                          <a:avLst/>
+                        </a:prstTxWarp>
+                        <a:spAutoFit/>
+                      </wps:bodyPr>
+                    </wps:wsp>
+                  </a:graphicData>
+                </a:graphic>
+              </wp:anchor>
+            </w:drawing>
+          </mc:Choice>
+          <mc:Fallback>
+            <w:pict>
+              <v:shape w14:anchorId="2C0EAA3B" id="Поле 10" o:spid="_x0000_s1027" type="#_x0000_t202" style="position:absolute;left:0;text-align:left;margin-left:389.9pt;margin-top:171pt;width:105pt;height:.05pt;z-index:251663360;visibility:visible;mso-wrap-style:square;mso-wrap-distance-left:9pt;mso-wrap-distance-top:0;mso-wrap-distance-right:9pt;mso-wrap-distance-bottom:0;mso-position-horizontal:absolute;mso-position-horizontal-relative:text;mso-position-vertical:absolute;mso-position-vertical-relative:text;v-text-anchor:top" o:gfxdata="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" stroked="f">
+                <v:textbox style="mso-fit-shape-to-text:t" inset="0,0,0,0">
+                  <w:txbxContent>
+                    <w:p>
+                      <w:pPr>
+                        <w:pStyle w:val="a4"/>
+                        <w:jc w:val="center"/>
+                        <w:rPr>
+                          <w:b/>
+                          <w:bCs/>
+                          <w:noProof/>
+                        </w:rPr>
+                      </w:pPr>
+                      <w:r>
+                        <w:rPr>
+                          <w:b/>
+                          <w:bCs/>
+                        </w:rPr>
+                        <w:t>Мал. 3</w:t>
+                      </w:r>
+                    </w:p>
+                  </w:txbxContent>
+                </v:textbox>
+                <w10:wrap type="square"/>
+              </v:shape>
+            </w:pict>
+          </mc:Fallback>
+        </mc:AlternateContent>
+      </w:r>
+      <w:r>
+        <w:rPr>
+          <w:noProof/>
+        </w:rPr>
         <w:drawing>
-          <wp:inline distT="0" distB="0" distL="0" distR="0" wp14:anchorId="1C9B18FD" wp14:editId="1689039F">
-            <wp:extent cx="4754880" cy="1106120"/>
-            <wp:effectExtent l="0" t="0" r="0" b="0"/>
-            <wp:docPr id="2" name="Рисунок 2"/>
+          <wp:anchor distT="0" distB="0" distL="114300" distR="114300" simplePos="0" relativeHeight="251661312" behindDoc="0" locked="0" layoutInCell="1" allowOverlap="1" wp14:anchorId="31A28AD9" wp14:editId="5FB72011">
+            <wp:simplePos x="0" y="0"/>
+            <wp:positionH relativeFrom="margin">
+              <wp:align>right</wp:align>
+            </wp:positionH>
+            <wp:positionV relativeFrom="paragraph">
+              <wp:posOffset>270510</wp:posOffset>
+            </wp:positionV>
+            <wp:extent cx="1333500" cy="1882588"/>
+            <wp:effectExtent l="19050" t="19050" r="19050" b="22860"/>
+            <wp:wrapSquare wrapText="bothSides"/>
+            <wp:docPr id="9" name="Рисунок 9"/>
             <wp:cNvGraphicFramePr>
               <a:graphicFrameLocks xmlns:a="http://schemas.openxmlformats.org/drawingml/2006/main" noChangeAspect="1"/>
             </wp:cNvGraphicFramePr>
@@ -1341,7 +2697,13 @@
                     <pic:cNvPicPr/>
                   </pic:nvPicPr>
                   <pic:blipFill>
-                    <a:blip r:embed="rId6"/>
+                    <a:blip r:embed="rId7">
+                      <a:extLst>
+                        <a:ext uri="{28A0092B-C50C-407E-A947-70E740481C1C}">
+                          <a14:useLocalDpi xmlns:a14="http://schemas.microsoft.com/office/drawing/2010/main" val="0"/>
+                        </a:ext>
+                      </a:extLst>
+                    </a:blip>
                     <a:stretch>
                       <a:fillRect/>
                     </a:stretch>
@@ -1349,11 +2711,257 @@
                   <pic:spPr>
                     <a:xfrm>
                       <a:off x="0" y="0"/>
-                      <a:ext cx="4772295" cy="1110171"/>
+                      <a:ext cx="1333500" cy="1882588"/>
                     </a:xfrm>
                     <a:prstGeom prst="rect">
                       <a:avLst/>
                     </a:prstGeom>
+                    <a:ln>
+                      <a:solidFill>
+                        <a:schemeClr val="tx1"/>
+                      </a:solidFill>
+                    </a:ln>
+                  </pic:spPr>
+                </pic:pic>
+              </a:graphicData>
+            </a:graphic>
+            <wp14:sizeRelH relativeFrom="page">
+              <wp14:pctWidth>0</wp14:pctWidth>
+            </wp14:sizeRelH>
+            <wp14:sizeRelV relativeFrom="page">
+              <wp14:pctHeight>0</wp14:pctHeight>
+            </wp14:sizeRelV>
+          </wp:anchor>
+        </w:drawing>
+      </w:r>
+      <w:r>
+        <w:rPr>
+          <w:rFonts w:ascii="Times New Roman" w:hAnsi="Times New Roman" w:cs="Times New Roman"/>
+          <w:sz w:val="28"/>
+          <w:szCs w:val="28"/>
+        </w:rPr>
+        <w:t>Для створення опитувальника склади про</w:t>
+      </w:r>
+      <w:r>
+        <w:rPr>
+          <w:rFonts w:ascii="Times New Roman" w:hAnsi="Times New Roman" w:cs="Times New Roman"/>
+          <w:sz w:val="28"/>
+          <w:szCs w:val="28"/>
+        </w:rPr>
+        <w:t>є</w:t>
+      </w:r>
+      <w:r>
+        <w:rPr>
+          <w:rFonts w:ascii="Times New Roman" w:hAnsi="Times New Roman" w:cs="Times New Roman"/>
+          <w:sz w:val="28"/>
+          <w:szCs w:val="28"/>
+        </w:rPr>
+        <w:t>кт у середовищі Скретч із використанням величин — даних, які збиратимуть кількість голосів. Дій так. 1) Оскільки дані про кількість голосів будуть змінюватись, то для отримання потрібного значення у про</w:t>
+      </w:r>
+      <w:r>
+        <w:rPr>
+          <w:rFonts w:ascii="Times New Roman" w:hAnsi="Times New Roman" w:cs="Times New Roman"/>
+          <w:sz w:val="28"/>
+          <w:szCs w:val="28"/>
+        </w:rPr>
+        <w:t>є</w:t>
+      </w:r>
+      <w:r>
+        <w:rPr>
+          <w:rFonts w:ascii="Times New Roman" w:hAnsi="Times New Roman" w:cs="Times New Roman"/>
+          <w:sz w:val="28"/>
+          <w:szCs w:val="28"/>
+        </w:rPr>
+        <w:t xml:space="preserve">кт введемо змінну. Кожна змінна має ім’я, значення та область дії: локальна (для одного) чи глобальна (для всіх). Скористаємось групою команд </w:t>
+      </w:r>
+      <w:r>
+        <w:rPr>
+          <w:rFonts w:ascii="Times New Roman" w:hAnsi="Times New Roman" w:cs="Times New Roman"/>
+          <w:b/>
+          <w:bCs/>
+          <w:sz w:val="28"/>
+          <w:szCs w:val="28"/>
+        </w:rPr>
+        <w:t>Змінні</w:t>
+      </w:r>
+      <w:r>
+        <w:rPr>
+          <w:rFonts w:ascii="Times New Roman" w:hAnsi="Times New Roman" w:cs="Times New Roman"/>
+          <w:sz w:val="28"/>
+          <w:szCs w:val="28"/>
+        </w:rPr>
+        <w:t>. Наприклад, для визначення кількості учнів, для яких серед чотирьох наведених кольорів один — найулюбленіший, то задають 4 змінні (</w:t>
+      </w:r>
+      <w:proofErr w:type="spellStart"/>
+      <w:r>
+        <w:rPr>
+          <w:rFonts w:ascii="Times New Roman" w:hAnsi="Times New Roman" w:cs="Times New Roman"/>
+          <w:sz w:val="28"/>
+          <w:szCs w:val="28"/>
+        </w:rPr>
+        <w:t>мал</w:t>
+      </w:r>
+      <w:proofErr w:type="spellEnd"/>
+      <w:r>
+        <w:rPr>
+          <w:rFonts w:ascii="Times New Roman" w:hAnsi="Times New Roman" w:cs="Times New Roman"/>
+          <w:sz w:val="28"/>
+          <w:szCs w:val="28"/>
+        </w:rPr>
+        <w:t xml:space="preserve">. </w:t>
+      </w:r>
+      <w:r>
+        <w:rPr>
+          <w:rFonts w:ascii="Times New Roman" w:hAnsi="Times New Roman" w:cs="Times New Roman"/>
+          <w:sz w:val="28"/>
+          <w:szCs w:val="28"/>
+        </w:rPr>
+        <w:t>3</w:t>
+      </w:r>
+      <w:r>
+        <w:rPr>
+          <w:rFonts w:ascii="Times New Roman" w:hAnsi="Times New Roman" w:cs="Times New Roman"/>
+          <w:sz w:val="28"/>
+          <w:szCs w:val="28"/>
+        </w:rPr>
+        <w:t>)</w:t>
+      </w:r>
+      <w:r>
+        <w:rPr>
+          <w:rFonts w:ascii="Times New Roman" w:hAnsi="Times New Roman" w:cs="Times New Roman"/>
+          <w:sz w:val="28"/>
+          <w:szCs w:val="28"/>
+        </w:rPr>
+        <w:t>.</w:t>
+      </w:r>
+    </w:p>
+    <w:p>
+      <w:pPr>
+        <w:spacing w:line="276" w:lineRule="auto"/>
+        <w:ind w:left="709"/>
+        <w:jc w:val="both"/>
+        <w:rPr>
+          <w:rFonts w:ascii="Times New Roman" w:hAnsi="Times New Roman" w:cs="Times New Roman"/>
+          <w:sz w:val="28"/>
+          <w:szCs w:val="28"/>
+        </w:rPr>
+      </w:pPr>
+      <w:r>
+        <w:rPr>
+          <w:rFonts w:ascii="Times New Roman" w:hAnsi="Times New Roman" w:cs="Times New Roman"/>
+          <w:sz w:val="28"/>
+          <w:szCs w:val="28"/>
+        </w:rPr>
+        <w:t xml:space="preserve">2) Для створення, наприклад, ще однієї змінної, використовують команду </w:t>
+      </w:r>
+      <w:r>
+        <w:rPr>
+          <w:rFonts w:ascii="Times New Roman" w:hAnsi="Times New Roman" w:cs="Times New Roman"/>
+          <w:b/>
+          <w:bCs/>
+          <w:sz w:val="28"/>
+          <w:szCs w:val="28"/>
+        </w:rPr>
+        <w:t>Створити</w:t>
+      </w:r>
+      <w:r>
+        <w:rPr>
+          <w:rFonts w:ascii="Times New Roman" w:hAnsi="Times New Roman" w:cs="Times New Roman"/>
+          <w:sz w:val="28"/>
+          <w:szCs w:val="28"/>
+        </w:rPr>
+        <w:t xml:space="preserve"> </w:t>
+      </w:r>
+      <w:r>
+        <w:rPr>
+          <w:rFonts w:ascii="Times New Roman" w:hAnsi="Times New Roman" w:cs="Times New Roman"/>
+          <w:b/>
+          <w:bCs/>
+          <w:sz w:val="28"/>
+          <w:szCs w:val="28"/>
+        </w:rPr>
+        <w:t>змінну</w:t>
+      </w:r>
+      <w:r>
+        <w:rPr>
+          <w:rFonts w:ascii="Times New Roman" w:hAnsi="Times New Roman" w:cs="Times New Roman"/>
+          <w:sz w:val="28"/>
+          <w:szCs w:val="28"/>
+        </w:rPr>
+        <w:t xml:space="preserve"> (</w:t>
+      </w:r>
+      <w:proofErr w:type="spellStart"/>
+      <w:r>
+        <w:rPr>
+          <w:rFonts w:ascii="Times New Roman" w:hAnsi="Times New Roman" w:cs="Times New Roman"/>
+          <w:sz w:val="28"/>
+          <w:szCs w:val="28"/>
+        </w:rPr>
+        <w:t>мал</w:t>
+      </w:r>
+      <w:proofErr w:type="spellEnd"/>
+      <w:r>
+        <w:rPr>
+          <w:rFonts w:ascii="Times New Roman" w:hAnsi="Times New Roman" w:cs="Times New Roman"/>
+          <w:sz w:val="28"/>
+          <w:szCs w:val="28"/>
+        </w:rPr>
+        <w:t xml:space="preserve">. </w:t>
+      </w:r>
+      <w:r>
+        <w:rPr>
+          <w:rFonts w:ascii="Times New Roman" w:hAnsi="Times New Roman" w:cs="Times New Roman"/>
+          <w:sz w:val="28"/>
+          <w:szCs w:val="28"/>
+        </w:rPr>
+        <w:t>4).</w:t>
+      </w:r>
+    </w:p>
+    <w:p>
+      <w:pPr>
+        <w:keepNext/>
+        <w:spacing w:line="276" w:lineRule="auto"/>
+        <w:ind w:left="709"/>
+        <w:jc w:val="center"/>
+      </w:pPr>
+      <w:r>
+        <w:rPr>
+          <w:noProof/>
+        </w:rPr>
+        <w:drawing>
+          <wp:inline distT="0" distB="0" distL="0" distR="0" wp14:anchorId="501E031C" wp14:editId="63C88F55">
+            <wp:extent cx="4288790" cy="2388617"/>
+            <wp:effectExtent l="19050" t="19050" r="16510" b="12065"/>
+            <wp:docPr id="11" name="Рисунок 11"/>
+            <wp:cNvGraphicFramePr>
+              <a:graphicFrameLocks xmlns:a="http://schemas.openxmlformats.org/drawingml/2006/main" noChangeAspect="1"/>
+            </wp:cNvGraphicFramePr>
+            <a:graphic xmlns:a="http://schemas.openxmlformats.org/drawingml/2006/main">
+              <a:graphicData uri="http://schemas.openxmlformats.org/drawingml/2006/picture">
+                <pic:pic xmlns:pic="http://schemas.openxmlformats.org/drawingml/2006/picture">
+                  <pic:nvPicPr>
+                    <pic:cNvPr id="1" name=""/>
+                    <pic:cNvPicPr/>
+                  </pic:nvPicPr>
+                  <pic:blipFill>
+                    <a:blip r:embed="rId8"/>
+                    <a:stretch>
+                      <a:fillRect/>
+                    </a:stretch>
+                  </pic:blipFill>
+                  <pic:spPr>
+                    <a:xfrm>
+                      <a:off x="0" y="0"/>
+                      <a:ext cx="4297984" cy="2393738"/>
+                    </a:xfrm>
+                    <a:prstGeom prst="rect">
+                      <a:avLst/>
+                    </a:prstGeom>
+                    <a:ln>
+                      <a:solidFill>
+                        <a:schemeClr val="tx1"/>
+                      </a:solidFill>
+                    </a:ln>
                   </pic:spPr>
                 </pic:pic>
               </a:graphicData>
@@ -1361,11 +2969,378 @@
           </wp:inline>
         </w:drawing>
       </w:r>
-      <w:bookmarkEnd w:id="3"/>
+    </w:p>
+    <w:p>
+      <w:pPr>
+        <w:pStyle w:val="a4"/>
+        <w:jc w:val="center"/>
+        <w:rPr>
+          <w:rFonts w:ascii="Times New Roman" w:hAnsi="Times New Roman" w:cs="Times New Roman"/>
+          <w:b/>
+          <w:bCs/>
+          <w:sz w:val="28"/>
+          <w:szCs w:val="28"/>
+        </w:rPr>
+      </w:pPr>
+      <w:r>
+        <w:rPr>
+          <w:b/>
+          <w:bCs/>
+        </w:rPr>
+        <w:t xml:space="preserve">                        </w:t>
+      </w:r>
+      <w:r>
+        <w:rPr>
+          <w:b/>
+          <w:bCs/>
+        </w:rPr>
+        <w:t>Мал. 4</w:t>
+      </w:r>
+    </w:p>
+    <w:p>
+      <w:pPr>
+        <w:spacing w:line="276" w:lineRule="auto"/>
+        <w:jc w:val="both"/>
+        <w:rPr>
+          <w:rFonts w:ascii="Times New Roman" w:hAnsi="Times New Roman" w:cs="Times New Roman"/>
+          <w:b/>
+          <w:bCs/>
+          <w:sz w:val="28"/>
+          <w:szCs w:val="28"/>
+        </w:rPr>
+      </w:pPr>
+    </w:p>
+    <w:p>
+      <w:pPr>
+        <w:spacing w:line="276" w:lineRule="auto"/>
+        <w:ind w:left="851"/>
+        <w:jc w:val="both"/>
+        <w:rPr>
+          <w:rFonts w:ascii="Times New Roman" w:hAnsi="Times New Roman" w:cs="Times New Roman"/>
+          <w:sz w:val="28"/>
+          <w:szCs w:val="28"/>
+        </w:rPr>
+      </w:pPr>
+      <w:r>
+        <w:rPr>
+          <w:rFonts w:ascii="Times New Roman" w:hAnsi="Times New Roman" w:cs="Times New Roman"/>
+          <w:sz w:val="28"/>
+          <w:szCs w:val="28"/>
+        </w:rPr>
+        <w:t>3) Для організації опитування, скористайся початком програми (</w:t>
+      </w:r>
+      <w:proofErr w:type="spellStart"/>
+      <w:r>
+        <w:rPr>
+          <w:rFonts w:ascii="Times New Roman" w:hAnsi="Times New Roman" w:cs="Times New Roman"/>
+          <w:sz w:val="28"/>
+          <w:szCs w:val="28"/>
+        </w:rPr>
+        <w:t>мал</w:t>
+      </w:r>
+      <w:proofErr w:type="spellEnd"/>
+      <w:r>
+        <w:rPr>
+          <w:rFonts w:ascii="Times New Roman" w:hAnsi="Times New Roman" w:cs="Times New Roman"/>
+          <w:sz w:val="28"/>
+          <w:szCs w:val="28"/>
+        </w:rPr>
+        <w:t>. 5</w:t>
+      </w:r>
+      <w:r>
+        <w:rPr>
+          <w:rFonts w:ascii="Times New Roman" w:hAnsi="Times New Roman" w:cs="Times New Roman"/>
+          <w:sz w:val="28"/>
+          <w:szCs w:val="28"/>
+        </w:rPr>
+        <w:t>)</w:t>
+      </w:r>
+      <w:r>
+        <w:rPr>
+          <w:rFonts w:ascii="Times New Roman" w:hAnsi="Times New Roman" w:cs="Times New Roman"/>
+          <w:sz w:val="28"/>
+          <w:szCs w:val="28"/>
+        </w:rPr>
+        <w:t>.</w:t>
+      </w:r>
+    </w:p>
+    <w:p>
+      <w:pPr>
+        <w:keepNext/>
+        <w:spacing w:line="276" w:lineRule="auto"/>
+        <w:ind w:left="851"/>
+        <w:jc w:val="center"/>
+      </w:pPr>
+      <w:r>
+        <w:rPr>
+          <w:noProof/>
+        </w:rPr>
+        <w:drawing>
+          <wp:inline distT="0" distB="0" distL="0" distR="0" wp14:anchorId="5EE3D34D" wp14:editId="4354795F">
+            <wp:extent cx="2704286" cy="2240280"/>
+            <wp:effectExtent l="19050" t="19050" r="20320" b="26670"/>
+            <wp:docPr id="12" name="Рисунок 12"/>
+            <wp:cNvGraphicFramePr>
+              <a:graphicFrameLocks xmlns:a="http://schemas.openxmlformats.org/drawingml/2006/main" noChangeAspect="1"/>
+            </wp:cNvGraphicFramePr>
+            <a:graphic xmlns:a="http://schemas.openxmlformats.org/drawingml/2006/main">
+              <a:graphicData uri="http://schemas.openxmlformats.org/drawingml/2006/picture">
+                <pic:pic xmlns:pic="http://schemas.openxmlformats.org/drawingml/2006/picture">
+                  <pic:nvPicPr>
+                    <pic:cNvPr id="1" name=""/>
+                    <pic:cNvPicPr/>
+                  </pic:nvPicPr>
+                  <pic:blipFill>
+                    <a:blip r:embed="rId9"/>
+                    <a:stretch>
+                      <a:fillRect/>
+                    </a:stretch>
+                  </pic:blipFill>
+                  <pic:spPr>
+                    <a:xfrm>
+                      <a:off x="0" y="0"/>
+                      <a:ext cx="2706321" cy="2241966"/>
+                    </a:xfrm>
+                    <a:prstGeom prst="rect">
+                      <a:avLst/>
+                    </a:prstGeom>
+                    <a:ln>
+                      <a:solidFill>
+                        <a:schemeClr val="tx1"/>
+                      </a:solidFill>
+                    </a:ln>
+                  </pic:spPr>
+                </pic:pic>
+              </a:graphicData>
+            </a:graphic>
+          </wp:inline>
+        </w:drawing>
+      </w:r>
+    </w:p>
+    <w:p>
+      <w:pPr>
+        <w:pStyle w:val="a4"/>
+        <w:jc w:val="center"/>
+        <w:rPr>
+          <w:rFonts w:ascii="Times New Roman" w:hAnsi="Times New Roman" w:cs="Times New Roman"/>
+          <w:b/>
+          <w:bCs/>
+          <w:sz w:val="28"/>
+          <w:szCs w:val="28"/>
+        </w:rPr>
+      </w:pPr>
+      <w:r>
+        <w:rPr>
+          <w:b/>
+          <w:bCs/>
+        </w:rPr>
+        <w:t xml:space="preserve">                       </w:t>
+      </w:r>
+      <w:r>
+        <w:rPr>
+          <w:b/>
+          <w:bCs/>
+        </w:rPr>
+        <w:t>Мал. 5</w:t>
+      </w:r>
+    </w:p>
+    <w:p>
+      <w:pPr>
+        <w:spacing w:line="276" w:lineRule="auto"/>
+        <w:ind w:left="709"/>
+        <w:jc w:val="both"/>
+        <w:rPr>
+          <w:rFonts w:ascii="Times New Roman" w:hAnsi="Times New Roman" w:cs="Times New Roman"/>
+          <w:sz w:val="28"/>
+          <w:szCs w:val="28"/>
+        </w:rPr>
+      </w:pPr>
+      <w:r>
+        <w:rPr>
+          <w:rFonts w:ascii="Times New Roman" w:hAnsi="Times New Roman" w:cs="Times New Roman"/>
+          <w:sz w:val="28"/>
+          <w:szCs w:val="28"/>
+        </w:rPr>
+        <w:t xml:space="preserve">4) Введи свої дані та заверши програму. </w:t>
+      </w:r>
+    </w:p>
+    <w:p>
+      <w:pPr>
+        <w:spacing w:line="276" w:lineRule="auto"/>
+        <w:ind w:left="709"/>
+        <w:jc w:val="both"/>
+        <w:rPr>
+          <w:rFonts w:ascii="Times New Roman" w:hAnsi="Times New Roman" w:cs="Times New Roman"/>
+          <w:sz w:val="28"/>
+          <w:szCs w:val="28"/>
+        </w:rPr>
+      </w:pPr>
+      <w:r>
+        <w:rPr>
+          <w:rFonts w:ascii="Times New Roman" w:hAnsi="Times New Roman" w:cs="Times New Roman"/>
+          <w:sz w:val="28"/>
+          <w:szCs w:val="28"/>
+        </w:rPr>
+        <w:lastRenderedPageBreak/>
+        <w:t>5) Випробуй програму. Для повернення змінній значення 0, використай команду для</w:t>
+      </w:r>
+      <w:r>
+        <w:rPr>
+          <w:rFonts w:ascii="Times New Roman" w:hAnsi="Times New Roman" w:cs="Times New Roman"/>
+          <w:sz w:val="28"/>
+          <w:szCs w:val="28"/>
+        </w:rPr>
+        <w:t>,</w:t>
+      </w:r>
+      <w:r>
+        <w:rPr>
+          <w:rFonts w:ascii="Times New Roman" w:hAnsi="Times New Roman" w:cs="Times New Roman"/>
+          <w:sz w:val="28"/>
+          <w:szCs w:val="28"/>
+        </w:rPr>
+        <w:t xml:space="preserve"> наприклад, червоного кольору.</w:t>
+      </w:r>
+    </w:p>
+    <w:p>
+      <w:pPr>
+        <w:spacing w:line="276" w:lineRule="auto"/>
+        <w:ind w:left="709"/>
+        <w:jc w:val="center"/>
+        <w:rPr>
+          <w:rFonts w:ascii="Times New Roman" w:hAnsi="Times New Roman" w:cs="Times New Roman"/>
+          <w:sz w:val="28"/>
+          <w:szCs w:val="28"/>
+        </w:rPr>
+      </w:pPr>
+      <w:r>
+        <w:rPr>
+          <w:noProof/>
+        </w:rPr>
+        <w:drawing>
+          <wp:inline distT="0" distB="0" distL="0" distR="0" wp14:anchorId="2AFFFB24" wp14:editId="5277B438">
+            <wp:extent cx="3267075" cy="733425"/>
+            <wp:effectExtent l="19050" t="19050" r="28575" b="28575"/>
+            <wp:docPr id="13" name="Рисунок 13"/>
+            <wp:cNvGraphicFramePr>
+              <a:graphicFrameLocks xmlns:a="http://schemas.openxmlformats.org/drawingml/2006/main" noChangeAspect="1"/>
+            </wp:cNvGraphicFramePr>
+            <a:graphic xmlns:a="http://schemas.openxmlformats.org/drawingml/2006/main">
+              <a:graphicData uri="http://schemas.openxmlformats.org/drawingml/2006/picture">
+                <pic:pic xmlns:pic="http://schemas.openxmlformats.org/drawingml/2006/picture">
+                  <pic:nvPicPr>
+                    <pic:cNvPr id="1" name=""/>
+                    <pic:cNvPicPr/>
+                  </pic:nvPicPr>
+                  <pic:blipFill>
+                    <a:blip r:embed="rId10"/>
+                    <a:stretch>
+                      <a:fillRect/>
+                    </a:stretch>
+                  </pic:blipFill>
+                  <pic:spPr>
+                    <a:xfrm>
+                      <a:off x="0" y="0"/>
+                      <a:ext cx="3267075" cy="733425"/>
+                    </a:xfrm>
+                    <a:prstGeom prst="rect">
+                      <a:avLst/>
+                    </a:prstGeom>
+                    <a:ln>
+                      <a:solidFill>
+                        <a:schemeClr val="tx1"/>
+                      </a:solidFill>
+                    </a:ln>
+                  </pic:spPr>
+                </pic:pic>
+              </a:graphicData>
+            </a:graphic>
+          </wp:inline>
+        </w:drawing>
+      </w:r>
+    </w:p>
+    <w:p>
+      <w:pPr>
+        <w:spacing w:line="276" w:lineRule="auto"/>
+        <w:ind w:left="709"/>
+        <w:jc w:val="both"/>
+        <w:rPr>
+          <w:rFonts w:ascii="Times New Roman" w:hAnsi="Times New Roman" w:cs="Times New Roman"/>
+          <w:sz w:val="28"/>
+          <w:szCs w:val="28"/>
+        </w:rPr>
+      </w:pPr>
+      <w:r>
+        <w:rPr>
+          <w:rFonts w:ascii="Times New Roman" w:hAnsi="Times New Roman" w:cs="Times New Roman"/>
+          <w:sz w:val="28"/>
+          <w:szCs w:val="28"/>
+        </w:rPr>
+        <w:t>6) Збережи про</w:t>
+      </w:r>
+      <w:r>
+        <w:rPr>
+          <w:rFonts w:ascii="Times New Roman" w:hAnsi="Times New Roman" w:cs="Times New Roman"/>
+          <w:sz w:val="28"/>
+          <w:szCs w:val="28"/>
+        </w:rPr>
+        <w:t>є</w:t>
+      </w:r>
+      <w:r>
+        <w:rPr>
+          <w:rFonts w:ascii="Times New Roman" w:hAnsi="Times New Roman" w:cs="Times New Roman"/>
+          <w:sz w:val="28"/>
+          <w:szCs w:val="28"/>
+        </w:rPr>
+        <w:t xml:space="preserve">кт із іменем </w:t>
+      </w:r>
+      <w:r>
+        <w:rPr>
+          <w:rFonts w:ascii="Times New Roman" w:hAnsi="Times New Roman" w:cs="Times New Roman"/>
+          <w:b/>
+          <w:bCs/>
+          <w:sz w:val="28"/>
+          <w:szCs w:val="28"/>
+        </w:rPr>
+        <w:t>Опитування</w:t>
+      </w:r>
+      <w:r>
+        <w:rPr>
+          <w:rFonts w:ascii="Times New Roman" w:hAnsi="Times New Roman" w:cs="Times New Roman"/>
+          <w:sz w:val="28"/>
+          <w:szCs w:val="28"/>
+        </w:rPr>
+        <w:t xml:space="preserve"> на своєму комп’ютері. Використай його для збирання даних у класі. </w:t>
+      </w:r>
+    </w:p>
+    <w:p>
+      <w:pPr>
+        <w:pStyle w:val="a3"/>
+        <w:numPr>
+          <w:ilvl w:val="0"/>
+          <w:numId w:val="13"/>
+        </w:numPr>
+        <w:spacing w:line="276" w:lineRule="auto"/>
+        <w:jc w:val="both"/>
+        <w:rPr>
+          <w:rFonts w:ascii="Times New Roman" w:hAnsi="Times New Roman" w:cs="Times New Roman"/>
+          <w:b/>
+          <w:bCs/>
+          <w:sz w:val="28"/>
+          <w:szCs w:val="28"/>
+        </w:rPr>
+      </w:pPr>
+      <w:r>
+        <w:rPr>
+          <w:rFonts w:ascii="Times New Roman" w:hAnsi="Times New Roman" w:cs="Times New Roman"/>
+          <w:sz w:val="28"/>
+          <w:szCs w:val="28"/>
+        </w:rPr>
+        <w:t>Щоб залучити більше товариства до опитування, спробуй організувати опитування в месенджері або соціальній мережі школи.</w:t>
+      </w:r>
     </w:p>
     <w:sectPr>
       <w:pgSz w:w="11906" w:h="16838"/>
-      <w:pgMar w:top="850" w:right="849" w:bottom="850" w:left="993" w:header="708" w:footer="708" w:gutter="0"/>
+      <w:pgMar w:top="850" w:right="991" w:bottom="850" w:left="993" w:header="708" w:footer="708" w:gutter="0"/>
       <w:cols w:space="708"/>
       <w:docGrid w:linePitch="360"/>
     </w:sectPr>
@@ -1376,6 +3351,183 @@
 <file path=word/numbering.xml><?xml version="1.0" encoding="utf-8"?>
 <w:numbering xmlns:wpc="http://schemas.microsoft.com/office/word/2010/wordprocessingCanvas" xmlns:cx="http://schemas.microsoft.com/office/drawing/2014/chartex" xmlns:cx1="http://schemas.microsoft.com/office/drawing/2015/9/8/chartex" xmlns:cx2="http://schemas.microsoft.com/office/drawing/2015/10/21/chartex" xmlns:cx3="http://schemas.microsoft.com/office/drawing/2016/5/9/chartex" xmlns:cx4="http://schemas.microsoft.com/office/drawing/2016/5/10/chartex" xmlns:cx5="http://schemas.microsoft.com/office/drawing/2016/5/11/chartex" xmlns:cx6="http://schemas.microsoft.com/office/drawing/2016/5/12/chartex" xmlns:cx7="http://schemas.microsoft.com/office/drawing/2016/5/13/chartex" xmlns:cx8="http://schemas.microsoft.com/office/drawing/2016/5/14/chartex" xmlns:mc="http://schemas.openxmlformats.org/markup-compatibility/2006" xmlns:aink="http://schemas.microsoft.com/office/drawing/2016/ink" xmlns:am3d="http://schemas.microsoft.com/office/drawing/2017/model3d" xmlns:o="urn:schemas-microsoft-com:office:office" xmlns:r="http://schemas.openxmlformats.org/officeDocument/2006/relationships" xmlns:m="http://schemas.openxmlformats.org/officeDocument/2006/math" xmlns:v="urn:schemas-microsoft-com:vml" xmlns:wp14="http://schemas.microsoft.com/office/word/2010/wordprocessingDrawing" xmlns:wp="http://schemas.openxmlformats.org/drawingml/2006/wordprocessingDrawing" xmlns:w10="urn:schemas-microsoft-com:office:word" xmlns:w="http://schemas.openxmlformats.org/wordprocessingml/2006/main" xmlns:w14="http://schemas.microsoft.com/office/word/2010/wordml" xmlns:w15="http://schemas.microsoft.com/office/word/2012/wordml" xmlns:w16cex="http://schemas.microsoft.com/office/word/2018/wordml/cex" xmlns:w16cid="http://schemas.microsoft.com/office/word/2016/wordml/cid" xmlns:w16="http://schemas.microsoft.com/office/word/2018/wordml" xmlns:w16sdtdh="http://schemas.microsoft.com/office/word/2020/wordml/sdtdatahash" xmlns:w16se="http://schemas.microsoft.com/office/word/2015/wordml/symex" xmlns:wpg="http://schemas.microsoft.com/office/word/2010/wordprocessingGroup" xmlns:wpi="http://schemas.microsoft.com/office/word/2010/wordprocessingInk" xmlns:wne="http://schemas.microsoft.com/office/word/2006/wordml" xmlns:wps="http://schemas.microsoft.com/office/word/2010/wordprocessingShape" mc:Ignorable="w14 w15 w16se w16cid w16 w16cex w16sdtdh wp14">
   <w:abstractNum w:abstractNumId="0" w15:restartNumberingAfterBreak="0">
+    <w:nsid w:val="08276DD2"/>
+    <w:multiLevelType w:val="hybridMultilevel"/>
+    <w:tmpl w:val="28409F66"/>
+    <w:lvl w:ilvl="0" w:tplc="8FF4FD2E">
+      <w:start w:val="1"/>
+      <w:numFmt w:val="decimal"/>
+      <w:lvlText w:val="%1."/>
+      <w:lvlJc w:val="left"/>
+      <w:pPr>
+        <w:ind w:left="720" w:hanging="360"/>
+      </w:pPr>
+      <w:rPr>
+        <w:rFonts w:hint="default"/>
+        <w:b w:val="0"/>
+        <w:bCs w:val="0"/>
+      </w:rPr>
+    </w:lvl>
+    <w:lvl w:ilvl="1" w:tplc="04220019" w:tentative="1">
+      <w:start w:val="1"/>
+      <w:numFmt w:val="lowerLetter"/>
+      <w:lvlText w:val="%2."/>
+      <w:lvlJc w:val="left"/>
+      <w:pPr>
+        <w:ind w:left="1440" w:hanging="360"/>
+      </w:pPr>
+    </w:lvl>
+    <w:lvl w:ilvl="2" w:tplc="0422001B" w:tentative="1">
+      <w:start w:val="1"/>
+      <w:numFmt w:val="lowerRoman"/>
+      <w:lvlText w:val="%3."/>
+      <w:lvlJc w:val="right"/>
+      <w:pPr>
+        <w:ind w:left="2160" w:hanging="180"/>
+      </w:pPr>
+    </w:lvl>
+    <w:lvl w:ilvl="3" w:tplc="0422000F" w:tentative="1">
+      <w:start w:val="1"/>
+      <w:numFmt w:val="decimal"/>
+      <w:lvlText w:val="%4."/>
+      <w:lvlJc w:val="left"/>
+      <w:pPr>
+        <w:ind w:left="2880" w:hanging="360"/>
+      </w:pPr>
+    </w:lvl>
+    <w:lvl w:ilvl="4" w:tplc="04220019" w:tentative="1">
+      <w:start w:val="1"/>
+      <w:numFmt w:val="lowerLetter"/>
+      <w:lvlText w:val="%5."/>
+      <w:lvlJc w:val="left"/>
+      <w:pPr>
+        <w:ind w:left="3600" w:hanging="360"/>
+      </w:pPr>
+    </w:lvl>
+    <w:lvl w:ilvl="5" w:tplc="0422001B" w:tentative="1">
+      <w:start w:val="1"/>
+      <w:numFmt w:val="lowerRoman"/>
+      <w:lvlText w:val="%6."/>
+      <w:lvlJc w:val="right"/>
+      <w:pPr>
+        <w:ind w:left="4320" w:hanging="180"/>
+      </w:pPr>
+    </w:lvl>
+    <w:lvl w:ilvl="6" w:tplc="0422000F" w:tentative="1">
+      <w:start w:val="1"/>
+      <w:numFmt w:val="decimal"/>
+      <w:lvlText w:val="%7."/>
+      <w:lvlJc w:val="left"/>
+      <w:pPr>
+        <w:ind w:left="5040" w:hanging="360"/>
+      </w:pPr>
+    </w:lvl>
+    <w:lvl w:ilvl="7" w:tplc="04220019" w:tentative="1">
+      <w:start w:val="1"/>
+      <w:numFmt w:val="lowerLetter"/>
+      <w:lvlText w:val="%8."/>
+      <w:lvlJc w:val="left"/>
+      <w:pPr>
+        <w:ind w:left="5760" w:hanging="360"/>
+      </w:pPr>
+    </w:lvl>
+    <w:lvl w:ilvl="8" w:tplc="0422001B" w:tentative="1">
+      <w:start w:val="1"/>
+      <w:numFmt w:val="lowerRoman"/>
+      <w:lvlText w:val="%9."/>
+      <w:lvlJc w:val="right"/>
+      <w:pPr>
+        <w:ind w:left="6480" w:hanging="180"/>
+      </w:pPr>
+    </w:lvl>
+  </w:abstractNum>
+  <w:abstractNum w:abstractNumId="1" w15:restartNumberingAfterBreak="0">
+    <w:nsid w:val="15CF4BD3"/>
+    <w:multiLevelType w:val="hybridMultilevel"/>
+    <w:tmpl w:val="4D60BA38"/>
+    <w:lvl w:ilvl="0" w:tplc="0422000F">
+      <w:start w:val="1"/>
+      <w:numFmt w:val="decimal"/>
+      <w:lvlText w:val="%1."/>
+      <w:lvlJc w:val="left"/>
+      <w:pPr>
+        <w:ind w:left="720" w:hanging="360"/>
+      </w:pPr>
+    </w:lvl>
+    <w:lvl w:ilvl="1" w:tplc="04220019" w:tentative="1">
+      <w:start w:val="1"/>
+      <w:numFmt w:val="lowerLetter"/>
+      <w:lvlText w:val="%2."/>
+      <w:lvlJc w:val="left"/>
+      <w:pPr>
+        <w:ind w:left="1440" w:hanging="360"/>
+      </w:pPr>
+    </w:lvl>
+    <w:lvl w:ilvl="2" w:tplc="0422001B" w:tentative="1">
+      <w:start w:val="1"/>
+      <w:numFmt w:val="lowerRoman"/>
+      <w:lvlText w:val="%3."/>
+      <w:lvlJc w:val="right"/>
+      <w:pPr>
+        <w:ind w:left="2160" w:hanging="180"/>
+      </w:pPr>
+    </w:lvl>
+    <w:lvl w:ilvl="3" w:tplc="0422000F" w:tentative="1">
+      <w:start w:val="1"/>
+      <w:numFmt w:val="decimal"/>
+      <w:lvlText w:val="%4."/>
+      <w:lvlJc w:val="left"/>
+      <w:pPr>
+        <w:ind w:left="2880" w:hanging="360"/>
+      </w:pPr>
+    </w:lvl>
+    <w:lvl w:ilvl="4" w:tplc="04220019" w:tentative="1">
+      <w:start w:val="1"/>
+      <w:numFmt w:val="lowerLetter"/>
+      <w:lvlText w:val="%5."/>
+      <w:lvlJc w:val="left"/>
+      <w:pPr>
+        <w:ind w:left="3600" w:hanging="360"/>
+      </w:pPr>
+    </w:lvl>
+    <w:lvl w:ilvl="5" w:tplc="0422001B" w:tentative="1">
+      <w:start w:val="1"/>
+      <w:numFmt w:val="lowerRoman"/>
+      <w:lvlText w:val="%6."/>
+      <w:lvlJc w:val="right"/>
+      <w:pPr>
+        <w:ind w:left="4320" w:hanging="180"/>
+      </w:pPr>
+    </w:lvl>
+    <w:lvl w:ilvl="6" w:tplc="0422000F" w:tentative="1">
+      <w:start w:val="1"/>
+      <w:numFmt w:val="decimal"/>
+      <w:lvlText w:val="%7."/>
+      <w:lvlJc w:val="left"/>
+      <w:pPr>
+        <w:ind w:left="5040" w:hanging="360"/>
+      </w:pPr>
+    </w:lvl>
+    <w:lvl w:ilvl="7" w:tplc="04220019" w:tentative="1">
+      <w:start w:val="1"/>
+      <w:numFmt w:val="lowerLetter"/>
+      <w:lvlText w:val="%8."/>
+      <w:lvlJc w:val="left"/>
+      <w:pPr>
+        <w:ind w:left="5760" w:hanging="360"/>
+      </w:pPr>
+    </w:lvl>
+    <w:lvl w:ilvl="8" w:tplc="0422001B" w:tentative="1">
+      <w:start w:val="1"/>
+      <w:numFmt w:val="lowerRoman"/>
+      <w:lvlText w:val="%9."/>
+      <w:lvlJc w:val="right"/>
+      <w:pPr>
+        <w:ind w:left="6480" w:hanging="180"/>
+      </w:pPr>
+    </w:lvl>
+  </w:abstractNum>
+  <w:abstractNum w:abstractNumId="2" w15:restartNumberingAfterBreak="0">
     <w:nsid w:val="15FF0511"/>
     <w:multiLevelType w:val="hybridMultilevel"/>
     <w:tmpl w:val="EAA0BD5C"/>
@@ -1464,7 +3616,96 @@
       </w:pPr>
     </w:lvl>
   </w:abstractNum>
-  <w:abstractNum w:abstractNumId="1" w15:restartNumberingAfterBreak="0">
+  <w:abstractNum w:abstractNumId="3" w15:restartNumberingAfterBreak="0">
+    <w:nsid w:val="17B81F72"/>
+    <w:multiLevelType w:val="hybridMultilevel"/>
+    <w:tmpl w:val="07CEBCB4"/>
+    <w:lvl w:ilvl="0" w:tplc="0422000F">
+      <w:start w:val="1"/>
+      <w:numFmt w:val="decimal"/>
+      <w:lvlText w:val="%1."/>
+      <w:lvlJc w:val="left"/>
+      <w:pPr>
+        <w:ind w:left="720" w:hanging="360"/>
+      </w:pPr>
+      <w:rPr>
+        <w:rFonts w:hint="default"/>
+      </w:rPr>
+    </w:lvl>
+    <w:lvl w:ilvl="1" w:tplc="04220019" w:tentative="1">
+      <w:start w:val="1"/>
+      <w:numFmt w:val="lowerLetter"/>
+      <w:lvlText w:val="%2."/>
+      <w:lvlJc w:val="left"/>
+      <w:pPr>
+        <w:ind w:left="1440" w:hanging="360"/>
+      </w:pPr>
+    </w:lvl>
+    <w:lvl w:ilvl="2" w:tplc="0422001B" w:tentative="1">
+      <w:start w:val="1"/>
+      <w:numFmt w:val="lowerRoman"/>
+      <w:lvlText w:val="%3."/>
+      <w:lvlJc w:val="right"/>
+      <w:pPr>
+        <w:ind w:left="2160" w:hanging="180"/>
+      </w:pPr>
+    </w:lvl>
+    <w:lvl w:ilvl="3" w:tplc="0422000F" w:tentative="1">
+      <w:start w:val="1"/>
+      <w:numFmt w:val="decimal"/>
+      <w:lvlText w:val="%4."/>
+      <w:lvlJc w:val="left"/>
+      <w:pPr>
+        <w:ind w:left="2880" w:hanging="360"/>
+      </w:pPr>
+    </w:lvl>
+    <w:lvl w:ilvl="4" w:tplc="04220019" w:tentative="1">
+      <w:start w:val="1"/>
+      <w:numFmt w:val="lowerLetter"/>
+      <w:lvlText w:val="%5."/>
+      <w:lvlJc w:val="left"/>
+      <w:pPr>
+        <w:ind w:left="3600" w:hanging="360"/>
+      </w:pPr>
+    </w:lvl>
+    <w:lvl w:ilvl="5" w:tplc="0422001B" w:tentative="1">
+      <w:start w:val="1"/>
+      <w:numFmt w:val="lowerRoman"/>
+      <w:lvlText w:val="%6."/>
+      <w:lvlJc w:val="right"/>
+      <w:pPr>
+        <w:ind w:left="4320" w:hanging="180"/>
+      </w:pPr>
+    </w:lvl>
+    <w:lvl w:ilvl="6" w:tplc="0422000F" w:tentative="1">
+      <w:start w:val="1"/>
+      <w:numFmt w:val="decimal"/>
+      <w:lvlText w:val="%7."/>
+      <w:lvlJc w:val="left"/>
+      <w:pPr>
+        <w:ind w:left="5040" w:hanging="360"/>
+      </w:pPr>
+    </w:lvl>
+    <w:lvl w:ilvl="7" w:tplc="04220019" w:tentative="1">
+      <w:start w:val="1"/>
+      <w:numFmt w:val="lowerLetter"/>
+      <w:lvlText w:val="%8."/>
+      <w:lvlJc w:val="left"/>
+      <w:pPr>
+        <w:ind w:left="5760" w:hanging="360"/>
+      </w:pPr>
+    </w:lvl>
+    <w:lvl w:ilvl="8" w:tplc="0422001B" w:tentative="1">
+      <w:start w:val="1"/>
+      <w:numFmt w:val="lowerRoman"/>
+      <w:lvlText w:val="%9."/>
+      <w:lvlJc w:val="right"/>
+      <w:pPr>
+        <w:ind w:left="6480" w:hanging="180"/>
+      </w:pPr>
+    </w:lvl>
+  </w:abstractNum>
+  <w:abstractNum w:abstractNumId="4" w15:restartNumberingAfterBreak="0">
     <w:nsid w:val="18F7712E"/>
     <w:multiLevelType w:val="hybridMultilevel"/>
     <w:tmpl w:val="0A662F68"/>
@@ -1555,7 +3796,182 @@
       </w:pPr>
     </w:lvl>
   </w:abstractNum>
-  <w:abstractNum w:abstractNumId="2" w15:restartNumberingAfterBreak="0">
+  <w:abstractNum w:abstractNumId="5" w15:restartNumberingAfterBreak="0">
+    <w:nsid w:val="1D741F45"/>
+    <w:multiLevelType w:val="hybridMultilevel"/>
+    <w:tmpl w:val="823252AC"/>
+    <w:lvl w:ilvl="0" w:tplc="0422000F">
+      <w:start w:val="1"/>
+      <w:numFmt w:val="decimal"/>
+      <w:lvlText w:val="%1."/>
+      <w:lvlJc w:val="left"/>
+      <w:pPr>
+        <w:ind w:left="720" w:hanging="360"/>
+      </w:pPr>
+    </w:lvl>
+    <w:lvl w:ilvl="1" w:tplc="04220019" w:tentative="1">
+      <w:start w:val="1"/>
+      <w:numFmt w:val="lowerLetter"/>
+      <w:lvlText w:val="%2."/>
+      <w:lvlJc w:val="left"/>
+      <w:pPr>
+        <w:ind w:left="1440" w:hanging="360"/>
+      </w:pPr>
+    </w:lvl>
+    <w:lvl w:ilvl="2" w:tplc="0422001B" w:tentative="1">
+      <w:start w:val="1"/>
+      <w:numFmt w:val="lowerRoman"/>
+      <w:lvlText w:val="%3."/>
+      <w:lvlJc w:val="right"/>
+      <w:pPr>
+        <w:ind w:left="2160" w:hanging="180"/>
+      </w:pPr>
+    </w:lvl>
+    <w:lvl w:ilvl="3" w:tplc="0422000F" w:tentative="1">
+      <w:start w:val="1"/>
+      <w:numFmt w:val="decimal"/>
+      <w:lvlText w:val="%4."/>
+      <w:lvlJc w:val="left"/>
+      <w:pPr>
+        <w:ind w:left="2880" w:hanging="360"/>
+      </w:pPr>
+    </w:lvl>
+    <w:lvl w:ilvl="4" w:tplc="04220019" w:tentative="1">
+      <w:start w:val="1"/>
+      <w:numFmt w:val="lowerLetter"/>
+      <w:lvlText w:val="%5."/>
+      <w:lvlJc w:val="left"/>
+      <w:pPr>
+        <w:ind w:left="3600" w:hanging="360"/>
+      </w:pPr>
+    </w:lvl>
+    <w:lvl w:ilvl="5" w:tplc="0422001B" w:tentative="1">
+      <w:start w:val="1"/>
+      <w:numFmt w:val="lowerRoman"/>
+      <w:lvlText w:val="%6."/>
+      <w:lvlJc w:val="right"/>
+      <w:pPr>
+        <w:ind w:left="4320" w:hanging="180"/>
+      </w:pPr>
+    </w:lvl>
+    <w:lvl w:ilvl="6" w:tplc="0422000F" w:tentative="1">
+      <w:start w:val="1"/>
+      <w:numFmt w:val="decimal"/>
+      <w:lvlText w:val="%7."/>
+      <w:lvlJc w:val="left"/>
+      <w:pPr>
+        <w:ind w:left="5040" w:hanging="360"/>
+      </w:pPr>
+    </w:lvl>
+    <w:lvl w:ilvl="7" w:tplc="04220019" w:tentative="1">
+      <w:start w:val="1"/>
+      <w:numFmt w:val="lowerLetter"/>
+      <w:lvlText w:val="%8."/>
+      <w:lvlJc w:val="left"/>
+      <w:pPr>
+        <w:ind w:left="5760" w:hanging="360"/>
+      </w:pPr>
+    </w:lvl>
+    <w:lvl w:ilvl="8" w:tplc="0422001B" w:tentative="1">
+      <w:start w:val="1"/>
+      <w:numFmt w:val="lowerRoman"/>
+      <w:lvlText w:val="%9."/>
+      <w:lvlJc w:val="right"/>
+      <w:pPr>
+        <w:ind w:left="6480" w:hanging="180"/>
+      </w:pPr>
+    </w:lvl>
+  </w:abstractNum>
+  <w:abstractNum w:abstractNumId="6" w15:restartNumberingAfterBreak="0">
+    <w:nsid w:val="1E5A0F62"/>
+    <w:multiLevelType w:val="hybridMultilevel"/>
+    <w:tmpl w:val="2DE04B0A"/>
+    <w:lvl w:ilvl="0" w:tplc="04220011">
+      <w:start w:val="1"/>
+      <w:numFmt w:val="decimal"/>
+      <w:lvlText w:val="%1)"/>
+      <w:lvlJc w:val="left"/>
+      <w:pPr>
+        <w:ind w:left="720" w:hanging="360"/>
+      </w:pPr>
+      <w:rPr>
+        <w:rFonts w:hint="default"/>
+      </w:rPr>
+    </w:lvl>
+    <w:lvl w:ilvl="1" w:tplc="04220019" w:tentative="1">
+      <w:start w:val="1"/>
+      <w:numFmt w:val="lowerLetter"/>
+      <w:lvlText w:val="%2."/>
+      <w:lvlJc w:val="left"/>
+      <w:pPr>
+        <w:ind w:left="1440" w:hanging="360"/>
+      </w:pPr>
+    </w:lvl>
+    <w:lvl w:ilvl="2" w:tplc="0422001B" w:tentative="1">
+      <w:start w:val="1"/>
+      <w:numFmt w:val="lowerRoman"/>
+      <w:lvlText w:val="%3."/>
+      <w:lvlJc w:val="right"/>
+      <w:pPr>
+        <w:ind w:left="2160" w:hanging="180"/>
+      </w:pPr>
+    </w:lvl>
+    <w:lvl w:ilvl="3" w:tplc="0422000F" w:tentative="1">
+      <w:start w:val="1"/>
+      <w:numFmt w:val="decimal"/>
+      <w:lvlText w:val="%4."/>
+      <w:lvlJc w:val="left"/>
+      <w:pPr>
+        <w:ind w:left="2880" w:hanging="360"/>
+      </w:pPr>
+    </w:lvl>
+    <w:lvl w:ilvl="4" w:tplc="04220019" w:tentative="1">
+      <w:start w:val="1"/>
+      <w:numFmt w:val="lowerLetter"/>
+      <w:lvlText w:val="%5."/>
+      <w:lvlJc w:val="left"/>
+      <w:pPr>
+        <w:ind w:left="3600" w:hanging="360"/>
+      </w:pPr>
+    </w:lvl>
+    <w:lvl w:ilvl="5" w:tplc="0422001B" w:tentative="1">
+      <w:start w:val="1"/>
+      <w:numFmt w:val="lowerRoman"/>
+      <w:lvlText w:val="%6."/>
+      <w:lvlJc w:val="right"/>
+      <w:pPr>
+        <w:ind w:left="4320" w:hanging="180"/>
+      </w:pPr>
+    </w:lvl>
+    <w:lvl w:ilvl="6" w:tplc="0422000F" w:tentative="1">
+      <w:start w:val="1"/>
+      <w:numFmt w:val="decimal"/>
+      <w:lvlText w:val="%7."/>
+      <w:lvlJc w:val="left"/>
+      <w:pPr>
+        <w:ind w:left="5040" w:hanging="360"/>
+      </w:pPr>
+    </w:lvl>
+    <w:lvl w:ilvl="7" w:tplc="04220019" w:tentative="1">
+      <w:start w:val="1"/>
+      <w:numFmt w:val="lowerLetter"/>
+      <w:lvlText w:val="%8."/>
+      <w:lvlJc w:val="left"/>
+      <w:pPr>
+        <w:ind w:left="5760" w:hanging="360"/>
+      </w:pPr>
+    </w:lvl>
+    <w:lvl w:ilvl="8" w:tplc="0422001B" w:tentative="1">
+      <w:start w:val="1"/>
+      <w:numFmt w:val="lowerRoman"/>
+      <w:lvlText w:val="%9."/>
+      <w:lvlJc w:val="right"/>
+      <w:pPr>
+        <w:ind w:left="6480" w:hanging="180"/>
+      </w:pPr>
+    </w:lvl>
+  </w:abstractNum>
+  <w:abstractNum w:abstractNumId="7" w15:restartNumberingAfterBreak="0">
     <w:nsid w:val="230A7ADC"/>
     <w:multiLevelType w:val="hybridMultilevel"/>
     <w:tmpl w:val="2F3A3650"/>
@@ -1644,7 +4060,7 @@
       </w:pPr>
     </w:lvl>
   </w:abstractNum>
-  <w:abstractNum w:abstractNumId="3" w15:restartNumberingAfterBreak="0">
+  <w:abstractNum w:abstractNumId="8" w15:restartNumberingAfterBreak="0">
     <w:nsid w:val="23F813A2"/>
     <w:multiLevelType w:val="hybridMultilevel"/>
     <w:tmpl w:val="2230D2E8"/>
@@ -1739,11 +4155,11 @@
       </w:pPr>
     </w:lvl>
   </w:abstractNum>
-  <w:abstractNum w:abstractNumId="4" w15:restartNumberingAfterBreak="0">
-    <w:nsid w:val="2C6E3E08"/>
+  <w:abstractNum w:abstractNumId="9" w15:restartNumberingAfterBreak="0">
+    <w:nsid w:val="241E3EC7"/>
     <w:multiLevelType w:val="hybridMultilevel"/>
-    <w:tmpl w:val="F2C034BE"/>
-    <w:lvl w:ilvl="0" w:tplc="2030245A">
+    <w:tmpl w:val="9F34091E"/>
+    <w:lvl w:ilvl="0" w:tplc="0422000F">
       <w:start w:val="1"/>
       <w:numFmt w:val="decimal"/>
       <w:lvlText w:val="%1."/>
@@ -1752,9 +4168,7 @@
         <w:ind w:left="720" w:hanging="360"/>
       </w:pPr>
       <w:rPr>
-        <w:rFonts w:eastAsiaTheme="minorHAnsi" w:hint="default"/>
-        <w:color w:val="auto"/>
-        <w:sz w:val="28"/>
+        <w:rFonts w:hint="default"/>
       </w:rPr>
     </w:lvl>
     <w:lvl w:ilvl="1" w:tplc="04220019" w:tentative="1">
@@ -1830,282 +4244,7 @@
       </w:pPr>
     </w:lvl>
   </w:abstractNum>
-  <w:abstractNum w:abstractNumId="5" w15:restartNumberingAfterBreak="0">
-    <w:nsid w:val="2E8C79F1"/>
-    <w:multiLevelType w:val="hybridMultilevel"/>
-    <w:tmpl w:val="BBF642DA"/>
-    <w:lvl w:ilvl="0" w:tplc="5D34EB90">
-      <w:start w:val="1"/>
-      <w:numFmt w:val="decimal"/>
-      <w:lvlText w:val="%1."/>
-      <w:lvlJc w:val="left"/>
-      <w:pPr>
-        <w:ind w:left="1080" w:hanging="360"/>
-      </w:pPr>
-      <w:rPr>
-        <w:rFonts w:eastAsiaTheme="minorHAnsi" w:hint="default"/>
-        <w:color w:val="auto"/>
-        <w:sz w:val="28"/>
-      </w:rPr>
-    </w:lvl>
-    <w:lvl w:ilvl="1" w:tplc="04220019" w:tentative="1">
-      <w:start w:val="1"/>
-      <w:numFmt w:val="lowerLetter"/>
-      <w:lvlText w:val="%2."/>
-      <w:lvlJc w:val="left"/>
-      <w:pPr>
-        <w:ind w:left="1800" w:hanging="360"/>
-      </w:pPr>
-    </w:lvl>
-    <w:lvl w:ilvl="2" w:tplc="0422001B" w:tentative="1">
-      <w:start w:val="1"/>
-      <w:numFmt w:val="lowerRoman"/>
-      <w:lvlText w:val="%3."/>
-      <w:lvlJc w:val="right"/>
-      <w:pPr>
-        <w:ind w:left="2520" w:hanging="180"/>
-      </w:pPr>
-    </w:lvl>
-    <w:lvl w:ilvl="3" w:tplc="0422000F" w:tentative="1">
-      <w:start w:val="1"/>
-      <w:numFmt w:val="decimal"/>
-      <w:lvlText w:val="%4."/>
-      <w:lvlJc w:val="left"/>
-      <w:pPr>
-        <w:ind w:left="3240" w:hanging="360"/>
-      </w:pPr>
-    </w:lvl>
-    <w:lvl w:ilvl="4" w:tplc="04220019" w:tentative="1">
-      <w:start w:val="1"/>
-      <w:numFmt w:val="lowerLetter"/>
-      <w:lvlText w:val="%5."/>
-      <w:lvlJc w:val="left"/>
-      <w:pPr>
-        <w:ind w:left="3960" w:hanging="360"/>
-      </w:pPr>
-    </w:lvl>
-    <w:lvl w:ilvl="5" w:tplc="0422001B" w:tentative="1">
-      <w:start w:val="1"/>
-      <w:numFmt w:val="lowerRoman"/>
-      <w:lvlText w:val="%6."/>
-      <w:lvlJc w:val="right"/>
-      <w:pPr>
-        <w:ind w:left="4680" w:hanging="180"/>
-      </w:pPr>
-    </w:lvl>
-    <w:lvl w:ilvl="6" w:tplc="0422000F" w:tentative="1">
-      <w:start w:val="1"/>
-      <w:numFmt w:val="decimal"/>
-      <w:lvlText w:val="%7."/>
-      <w:lvlJc w:val="left"/>
-      <w:pPr>
-        <w:ind w:left="5400" w:hanging="360"/>
-      </w:pPr>
-    </w:lvl>
-    <w:lvl w:ilvl="7" w:tplc="04220019" w:tentative="1">
-      <w:start w:val="1"/>
-      <w:numFmt w:val="lowerLetter"/>
-      <w:lvlText w:val="%8."/>
-      <w:lvlJc w:val="left"/>
-      <w:pPr>
-        <w:ind w:left="6120" w:hanging="360"/>
-      </w:pPr>
-    </w:lvl>
-    <w:lvl w:ilvl="8" w:tplc="0422001B" w:tentative="1">
-      <w:start w:val="1"/>
-      <w:numFmt w:val="lowerRoman"/>
-      <w:lvlText w:val="%9."/>
-      <w:lvlJc w:val="right"/>
-      <w:pPr>
-        <w:ind w:left="6840" w:hanging="180"/>
-      </w:pPr>
-    </w:lvl>
-  </w:abstractNum>
-  <w:abstractNum w:abstractNumId="6" w15:restartNumberingAfterBreak="0">
-    <w:nsid w:val="331B5F6C"/>
-    <w:multiLevelType w:val="hybridMultilevel"/>
-    <w:tmpl w:val="500AE54C"/>
-    <w:lvl w:ilvl="0" w:tplc="4E1CDBDE">
-      <w:start w:val="1"/>
-      <w:numFmt w:val="decimal"/>
-      <w:lvlText w:val="%1."/>
-      <w:lvlJc w:val="left"/>
-      <w:pPr>
-        <w:ind w:left="720" w:hanging="360"/>
-      </w:pPr>
-      <w:rPr>
-        <w:rFonts w:hint="default"/>
-        <w:b w:val="0"/>
-        <w:bCs/>
-      </w:rPr>
-    </w:lvl>
-    <w:lvl w:ilvl="1" w:tplc="04220019" w:tentative="1">
-      <w:start w:val="1"/>
-      <w:numFmt w:val="lowerLetter"/>
-      <w:lvlText w:val="%2."/>
-      <w:lvlJc w:val="left"/>
-      <w:pPr>
-        <w:ind w:left="1440" w:hanging="360"/>
-      </w:pPr>
-    </w:lvl>
-    <w:lvl w:ilvl="2" w:tplc="0422001B" w:tentative="1">
-      <w:start w:val="1"/>
-      <w:numFmt w:val="lowerRoman"/>
-      <w:lvlText w:val="%3."/>
-      <w:lvlJc w:val="right"/>
-      <w:pPr>
-        <w:ind w:left="2160" w:hanging="180"/>
-      </w:pPr>
-    </w:lvl>
-    <w:lvl w:ilvl="3" w:tplc="0422000F" w:tentative="1">
-      <w:start w:val="1"/>
-      <w:numFmt w:val="decimal"/>
-      <w:lvlText w:val="%4."/>
-      <w:lvlJc w:val="left"/>
-      <w:pPr>
-        <w:ind w:left="2880" w:hanging="360"/>
-      </w:pPr>
-    </w:lvl>
-    <w:lvl w:ilvl="4" w:tplc="04220019" w:tentative="1">
-      <w:start w:val="1"/>
-      <w:numFmt w:val="lowerLetter"/>
-      <w:lvlText w:val="%5."/>
-      <w:lvlJc w:val="left"/>
-      <w:pPr>
-        <w:ind w:left="3600" w:hanging="360"/>
-      </w:pPr>
-    </w:lvl>
-    <w:lvl w:ilvl="5" w:tplc="0422001B" w:tentative="1">
-      <w:start w:val="1"/>
-      <w:numFmt w:val="lowerRoman"/>
-      <w:lvlText w:val="%6."/>
-      <w:lvlJc w:val="right"/>
-      <w:pPr>
-        <w:ind w:left="4320" w:hanging="180"/>
-      </w:pPr>
-    </w:lvl>
-    <w:lvl w:ilvl="6" w:tplc="0422000F" w:tentative="1">
-      <w:start w:val="1"/>
-      <w:numFmt w:val="decimal"/>
-      <w:lvlText w:val="%7."/>
-      <w:lvlJc w:val="left"/>
-      <w:pPr>
-        <w:ind w:left="5040" w:hanging="360"/>
-      </w:pPr>
-    </w:lvl>
-    <w:lvl w:ilvl="7" w:tplc="04220019" w:tentative="1">
-      <w:start w:val="1"/>
-      <w:numFmt w:val="lowerLetter"/>
-      <w:lvlText w:val="%8."/>
-      <w:lvlJc w:val="left"/>
-      <w:pPr>
-        <w:ind w:left="5760" w:hanging="360"/>
-      </w:pPr>
-    </w:lvl>
-    <w:lvl w:ilvl="8" w:tplc="0422001B" w:tentative="1">
-      <w:start w:val="1"/>
-      <w:numFmt w:val="lowerRoman"/>
-      <w:lvlText w:val="%9."/>
-      <w:lvlJc w:val="right"/>
-      <w:pPr>
-        <w:ind w:left="6480" w:hanging="180"/>
-      </w:pPr>
-    </w:lvl>
-  </w:abstractNum>
-  <w:abstractNum w:abstractNumId="7" w15:restartNumberingAfterBreak="0">
-    <w:nsid w:val="36326063"/>
-    <w:multiLevelType w:val="hybridMultilevel"/>
-    <w:tmpl w:val="544AF492"/>
-    <w:lvl w:ilvl="0" w:tplc="29DAE9DC">
-      <w:start w:val="1"/>
-      <w:numFmt w:val="decimal"/>
-      <w:lvlText w:val="%1."/>
-      <w:lvlJc w:val="left"/>
-      <w:pPr>
-        <w:ind w:left="720" w:hanging="360"/>
-      </w:pPr>
-      <w:rPr>
-        <w:rFonts w:hint="default"/>
-        <w:b w:val="0"/>
-        <w:bCs/>
-        <w:i w:val="0"/>
-        <w:iCs w:val="0"/>
-      </w:rPr>
-    </w:lvl>
-    <w:lvl w:ilvl="1" w:tplc="04220019" w:tentative="1">
-      <w:start w:val="1"/>
-      <w:numFmt w:val="lowerLetter"/>
-      <w:lvlText w:val="%2."/>
-      <w:lvlJc w:val="left"/>
-      <w:pPr>
-        <w:ind w:left="1440" w:hanging="360"/>
-      </w:pPr>
-    </w:lvl>
-    <w:lvl w:ilvl="2" w:tplc="0422001B" w:tentative="1">
-      <w:start w:val="1"/>
-      <w:numFmt w:val="lowerRoman"/>
-      <w:lvlText w:val="%3."/>
-      <w:lvlJc w:val="right"/>
-      <w:pPr>
-        <w:ind w:left="2160" w:hanging="180"/>
-      </w:pPr>
-    </w:lvl>
-    <w:lvl w:ilvl="3" w:tplc="0422000F" w:tentative="1">
-      <w:start w:val="1"/>
-      <w:numFmt w:val="decimal"/>
-      <w:lvlText w:val="%4."/>
-      <w:lvlJc w:val="left"/>
-      <w:pPr>
-        <w:ind w:left="2880" w:hanging="360"/>
-      </w:pPr>
-    </w:lvl>
-    <w:lvl w:ilvl="4" w:tplc="04220019" w:tentative="1">
-      <w:start w:val="1"/>
-      <w:numFmt w:val="lowerLetter"/>
-      <w:lvlText w:val="%5."/>
-      <w:lvlJc w:val="left"/>
-      <w:pPr>
-        <w:ind w:left="3600" w:hanging="360"/>
-      </w:pPr>
-    </w:lvl>
-    <w:lvl w:ilvl="5" w:tplc="0422001B" w:tentative="1">
-      <w:start w:val="1"/>
-      <w:numFmt w:val="lowerRoman"/>
-      <w:lvlText w:val="%6."/>
-      <w:lvlJc w:val="right"/>
-      <w:pPr>
-        <w:ind w:left="4320" w:hanging="180"/>
-      </w:pPr>
-    </w:lvl>
-    <w:lvl w:ilvl="6" w:tplc="0422000F" w:tentative="1">
-      <w:start w:val="1"/>
-      <w:numFmt w:val="decimal"/>
-      <w:lvlText w:val="%7."/>
-      <w:lvlJc w:val="left"/>
-      <w:pPr>
-        <w:ind w:left="5040" w:hanging="360"/>
-      </w:pPr>
-    </w:lvl>
-    <w:lvl w:ilvl="7" w:tplc="04220019" w:tentative="1">
-      <w:start w:val="1"/>
-      <w:numFmt w:val="lowerLetter"/>
-      <w:lvlText w:val="%8."/>
-      <w:lvlJc w:val="left"/>
-      <w:pPr>
-        <w:ind w:left="5760" w:hanging="360"/>
-      </w:pPr>
-    </w:lvl>
-    <w:lvl w:ilvl="8" w:tplc="0422001B" w:tentative="1">
-      <w:start w:val="1"/>
-      <w:numFmt w:val="lowerRoman"/>
-      <w:lvlText w:val="%9."/>
-      <w:lvlJc w:val="right"/>
-      <w:pPr>
-        <w:ind w:left="6480" w:hanging="180"/>
-      </w:pPr>
-    </w:lvl>
-  </w:abstractNum>
-  <w:abstractNum w:abstractNumId="8" w15:restartNumberingAfterBreak="0">
+  <w:abstractNum w:abstractNumId="10" w15:restartNumberingAfterBreak="0">
     <w:nsid w:val="3DE54D6B"/>
     <w:multiLevelType w:val="hybridMultilevel"/>
     <w:tmpl w:val="C95C8BEA"/>
@@ -2196,17 +4335,17 @@
       </w:pPr>
     </w:lvl>
   </w:abstractNum>
-  <w:abstractNum w:abstractNumId="9" w15:restartNumberingAfterBreak="0">
-    <w:nsid w:val="4D0D2BDD"/>
+  <w:abstractNum w:abstractNumId="11" w15:restartNumberingAfterBreak="0">
+    <w:nsid w:val="55DC15CF"/>
     <w:multiLevelType w:val="hybridMultilevel"/>
-    <w:tmpl w:val="7D6877A4"/>
-    <w:lvl w:ilvl="0" w:tplc="73889DAC">
+    <w:tmpl w:val="26BA344A"/>
+    <w:lvl w:ilvl="0" w:tplc="ADE22566">
       <w:start w:val="1"/>
       <w:numFmt w:val="decimal"/>
       <w:lvlText w:val="%1."/>
       <w:lvlJc w:val="left"/>
       <w:pPr>
-        <w:ind w:left="644" w:hanging="360"/>
+        <w:ind w:left="720" w:hanging="360"/>
       </w:pPr>
       <w:rPr>
         <w:rFonts w:hint="default"/>
@@ -2218,7 +4357,7 @@
       <w:lvlText w:val="%2."/>
       <w:lvlJc w:val="left"/>
       <w:pPr>
-        <w:ind w:left="1364" w:hanging="360"/>
+        <w:ind w:left="1440" w:hanging="360"/>
       </w:pPr>
     </w:lvl>
     <w:lvl w:ilvl="2" w:tplc="0422001B" w:tentative="1">
@@ -2227,7 +4366,7 @@
       <w:lvlText w:val="%3."/>
       <w:lvlJc w:val="right"/>
       <w:pPr>
-        <w:ind w:left="2084" w:hanging="180"/>
+        <w:ind w:left="2160" w:hanging="180"/>
       </w:pPr>
     </w:lvl>
     <w:lvl w:ilvl="3" w:tplc="0422000F" w:tentative="1">
@@ -2236,7 +4375,7 @@
       <w:lvlText w:val="%4."/>
       <w:lvlJc w:val="left"/>
       <w:pPr>
-        <w:ind w:left="2804" w:hanging="360"/>
+        <w:ind w:left="2880" w:hanging="360"/>
       </w:pPr>
     </w:lvl>
     <w:lvl w:ilvl="4" w:tplc="04220019" w:tentative="1">
@@ -2245,7 +4384,7 @@
       <w:lvlText w:val="%5."/>
       <w:lvlJc w:val="left"/>
       <w:pPr>
-        <w:ind w:left="3524" w:hanging="360"/>
+        <w:ind w:left="3600" w:hanging="360"/>
       </w:pPr>
     </w:lvl>
     <w:lvl w:ilvl="5" w:tplc="0422001B" w:tentative="1">
@@ -2254,7 +4393,7 @@
       <w:lvlText w:val="%6."/>
       <w:lvlJc w:val="right"/>
       <w:pPr>
-        <w:ind w:left="4244" w:hanging="180"/>
+        <w:ind w:left="4320" w:hanging="180"/>
       </w:pPr>
     </w:lvl>
     <w:lvl w:ilvl="6" w:tplc="0422000F" w:tentative="1">
@@ -2263,7 +4402,7 @@
       <w:lvlText w:val="%7."/>
       <w:lvlJc w:val="left"/>
       <w:pPr>
-        <w:ind w:left="4964" w:hanging="360"/>
+        <w:ind w:left="5040" w:hanging="360"/>
       </w:pPr>
     </w:lvl>
     <w:lvl w:ilvl="7" w:tplc="04220019" w:tentative="1">
@@ -2272,7 +4411,7 @@
       <w:lvlText w:val="%8."/>
       <w:lvlJc w:val="left"/>
       <w:pPr>
-        <w:ind w:left="5684" w:hanging="360"/>
+        <w:ind w:left="5760" w:hanging="360"/>
       </w:pPr>
     </w:lvl>
     <w:lvl w:ilvl="8" w:tplc="0422001B" w:tentative="1">
@@ -2281,15 +4420,15 @@
       <w:lvlText w:val="%9."/>
       <w:lvlJc w:val="right"/>
       <w:pPr>
-        <w:ind w:left="6404" w:hanging="180"/>
+        <w:ind w:left="6480" w:hanging="180"/>
       </w:pPr>
     </w:lvl>
   </w:abstractNum>
-  <w:abstractNum w:abstractNumId="10" w15:restartNumberingAfterBreak="0">
-    <w:nsid w:val="72D4051F"/>
+  <w:abstractNum w:abstractNumId="12" w15:restartNumberingAfterBreak="0">
+    <w:nsid w:val="58C66EB1"/>
     <w:multiLevelType w:val="hybridMultilevel"/>
-    <w:tmpl w:val="2EEA3830"/>
-    <w:lvl w:ilvl="0" w:tplc="06008516">
+    <w:tmpl w:val="50D0B126"/>
+    <w:lvl w:ilvl="0" w:tplc="46EEAC9E">
       <w:start w:val="1"/>
       <w:numFmt w:val="decimal"/>
       <w:lvlText w:val="%1."/>
@@ -2298,9 +4437,7 @@
         <w:ind w:left="720" w:hanging="360"/>
       </w:pPr>
       <w:rPr>
-        <w:rFonts w:eastAsiaTheme="minorHAnsi" w:hint="default"/>
-        <w:color w:val="auto"/>
-        <w:sz w:val="28"/>
+        <w:rFonts w:hint="default"/>
       </w:rPr>
     </w:lvl>
     <w:lvl w:ilvl="1" w:tplc="04220019" w:tentative="1">
@@ -2376,38 +4513,136 @@
       </w:pPr>
     </w:lvl>
   </w:abstractNum>
+  <w:abstractNum w:abstractNumId="13" w15:restartNumberingAfterBreak="0">
+    <w:nsid w:val="7E303C17"/>
+    <w:multiLevelType w:val="hybridMultilevel"/>
+    <w:tmpl w:val="1DD870CA"/>
+    <w:lvl w:ilvl="0" w:tplc="0422000F">
+      <w:start w:val="1"/>
+      <w:numFmt w:val="decimal"/>
+      <w:lvlText w:val="%1."/>
+      <w:lvlJc w:val="left"/>
+      <w:pPr>
+        <w:ind w:left="720" w:hanging="360"/>
+      </w:pPr>
+      <w:rPr>
+        <w:rFonts w:hint="default"/>
+      </w:rPr>
+    </w:lvl>
+    <w:lvl w:ilvl="1" w:tplc="04220019" w:tentative="1">
+      <w:start w:val="1"/>
+      <w:numFmt w:val="lowerLetter"/>
+      <w:lvlText w:val="%2."/>
+      <w:lvlJc w:val="left"/>
+      <w:pPr>
+        <w:ind w:left="1440" w:hanging="360"/>
+      </w:pPr>
+    </w:lvl>
+    <w:lvl w:ilvl="2" w:tplc="0422001B" w:tentative="1">
+      <w:start w:val="1"/>
+      <w:numFmt w:val="lowerRoman"/>
+      <w:lvlText w:val="%3."/>
+      <w:lvlJc w:val="right"/>
+      <w:pPr>
+        <w:ind w:left="2160" w:hanging="180"/>
+      </w:pPr>
+    </w:lvl>
+    <w:lvl w:ilvl="3" w:tplc="0422000F" w:tentative="1">
+      <w:start w:val="1"/>
+      <w:numFmt w:val="decimal"/>
+      <w:lvlText w:val="%4."/>
+      <w:lvlJc w:val="left"/>
+      <w:pPr>
+        <w:ind w:left="2880" w:hanging="360"/>
+      </w:pPr>
+    </w:lvl>
+    <w:lvl w:ilvl="4" w:tplc="04220019" w:tentative="1">
+      <w:start w:val="1"/>
+      <w:numFmt w:val="lowerLetter"/>
+      <w:lvlText w:val="%5."/>
+      <w:lvlJc w:val="left"/>
+      <w:pPr>
+        <w:ind w:left="3600" w:hanging="360"/>
+      </w:pPr>
+    </w:lvl>
+    <w:lvl w:ilvl="5" w:tplc="0422001B" w:tentative="1">
+      <w:start w:val="1"/>
+      <w:numFmt w:val="lowerRoman"/>
+      <w:lvlText w:val="%6."/>
+      <w:lvlJc w:val="right"/>
+      <w:pPr>
+        <w:ind w:left="4320" w:hanging="180"/>
+      </w:pPr>
+    </w:lvl>
+    <w:lvl w:ilvl="6" w:tplc="0422000F" w:tentative="1">
+      <w:start w:val="1"/>
+      <w:numFmt w:val="decimal"/>
+      <w:lvlText w:val="%7."/>
+      <w:lvlJc w:val="left"/>
+      <w:pPr>
+        <w:ind w:left="5040" w:hanging="360"/>
+      </w:pPr>
+    </w:lvl>
+    <w:lvl w:ilvl="7" w:tplc="04220019" w:tentative="1">
+      <w:start w:val="1"/>
+      <w:numFmt w:val="lowerLetter"/>
+      <w:lvlText w:val="%8."/>
+      <w:lvlJc w:val="left"/>
+      <w:pPr>
+        <w:ind w:left="5760" w:hanging="360"/>
+      </w:pPr>
+    </w:lvl>
+    <w:lvl w:ilvl="8" w:tplc="0422001B" w:tentative="1">
+      <w:start w:val="1"/>
+      <w:numFmt w:val="lowerRoman"/>
+      <w:lvlText w:val="%9."/>
+      <w:lvlJc w:val="right"/>
+      <w:pPr>
+        <w:ind w:left="6480" w:hanging="180"/>
+      </w:pPr>
+    </w:lvl>
+  </w:abstractNum>
   <w:num w:numId="1">
+    <w:abstractNumId w:val="8"/>
+  </w:num>
+  <w:num w:numId="2">
+    <w:abstractNumId w:val="7"/>
+  </w:num>
+  <w:num w:numId="3">
+    <w:abstractNumId w:val="10"/>
+  </w:num>
+  <w:num w:numId="4">
+    <w:abstractNumId w:val="2"/>
+  </w:num>
+  <w:num w:numId="5">
+    <w:abstractNumId w:val="4"/>
+  </w:num>
+  <w:num w:numId="6">
     <w:abstractNumId w:val="3"/>
   </w:num>
-  <w:num w:numId="2">
-    <w:abstractNumId w:val="2"/>
+  <w:num w:numId="7">
+    <w:abstractNumId w:val="13"/>
   </w:num>
-  <w:num w:numId="3">
-    <w:abstractNumId w:val="8"/>
+  <w:num w:numId="8">
+    <w:abstractNumId w:val="6"/>
   </w:num>
-  <w:num w:numId="4">
+  <w:num w:numId="9">
+    <w:abstractNumId w:val="11"/>
+  </w:num>
+  <w:num w:numId="10">
+    <w:abstractNumId w:val="12"/>
+  </w:num>
+  <w:num w:numId="11">
+    <w:abstractNumId w:val="1"/>
+  </w:num>
+  <w:num w:numId="12">
+    <w:abstractNumId w:val="9"/>
+  </w:num>
+  <w:num w:numId="13">
     <w:abstractNumId w:val="0"/>
   </w:num>
-  <w:num w:numId="5">
-    <w:abstractNumId w:val="1"/>
-  </w:num>
-  <w:num w:numId="6">
-    <w:abstractNumId w:val="10"/>
-  </w:num>
-  <w:num w:numId="7">
+  <w:num w:numId="14">
     <w:abstractNumId w:val="5"/>
-  </w:num>
-  <w:num w:numId="8">
-    <w:abstractNumId w:val="9"/>
-  </w:num>
-  <w:num w:numId="9">
-    <w:abstractNumId w:val="4"/>
-  </w:num>
-  <w:num w:numId="10">
-    <w:abstractNumId w:val="6"/>
-  </w:num>
-  <w:num w:numId="11">
-    <w:abstractNumId w:val="7"/>
   </w:num>
 </w:numbering>
 </file>
@@ -2885,6 +5120,28 @@
       <w:lang w:eastAsia="uk-UA"/>
     </w:rPr>
   </w:style>
+  <w:style w:type="table" w:styleId="a6">
+    <w:name w:val="Table Grid"/>
+    <w:basedOn w:val="a1"/>
+    <w:uiPriority w:val="39"/>
+    <w:rsid w:val="006B0423"/>
+    <w:pPr>
+      <w:spacing w:after="0" w:line="240" w:lineRule="auto"/>
+    </w:pPr>
+    <w:rPr>
+      <w:lang w:val="ru-RU"/>
+    </w:rPr>
+    <w:tblPr>
+      <w:tblBorders>
+        <w:top w:val="single" w:sz="4" w:space="0" w:color="auto"/>
+        <w:left w:val="single" w:sz="4" w:space="0" w:color="auto"/>
+        <w:bottom w:val="single" w:sz="4" w:space="0" w:color="auto"/>
+        <w:right w:val="single" w:sz="4" w:space="0" w:color="auto"/>
+        <w:insideH w:val="single" w:sz="4" w:space="0" w:color="auto"/>
+        <w:insideV w:val="single" w:sz="4" w:space="0" w:color="auto"/>
+      </w:tblBorders>
+    </w:tblPr>
+  </w:style>
 </w:styles>
 </file>
 
